--- a/SP-EU_Deliverable_6.1._ALTAI-report_draft.docx
+++ b/SP-EU_Deliverable_6.1._ALTAI-report_draft.docx
@@ -1054,19 +1054,7 @@
           <w:rPr>
             <w:rStyle w:val="Hyperlink"/>
           </w:rPr>
-          <w:t>Table</w:t>
-        </w:r>
-        <w:r>
-          <w:rPr>
-            <w:rStyle w:val="Hyperlink"/>
-          </w:rPr>
-          <w:t xml:space="preserve"> </w:t>
-        </w:r>
-        <w:r>
-          <w:rPr>
-            <w:rStyle w:val="Hyperlink"/>
-          </w:rPr>
-          <w:t>of Contents</w:t>
+          <w:t>Table of Contents</w:t>
         </w:r>
         <w:r>
           <w:rPr>
@@ -2839,7 +2827,19 @@
         <w:rPr>
           <w:lang w:val="en-GB"/>
         </w:rPr>
-        <w:t>application with AI-assisted RDF formatting. The application aims to help link</w:t>
+        <w:t xml:space="preserve">application with AI-assisted RDF formatting. </w:t>
+      </w:r>
+      <w:r>
+        <w:rPr>
+          <w:lang w:val="en-GB"/>
+        </w:rPr>
+        <w:t>The report</w:t>
+      </w:r>
+      <w:r>
+        <w:rPr>
+          <w:lang w:val="en-GB"/>
+        </w:rPr>
+        <w:t xml:space="preserve"> is based on the Assessment List</w:t>
       </w:r>
       <w:r>
         <w:rPr>
@@ -2851,6 +2851,55 @@
         <w:rPr>
           <w:lang w:val="en-GB"/>
         </w:rPr>
+        <w:t>for Trustworthy Artificial Intelligence (ALTAI) for self-assessment and will be</w:t>
+      </w:r>
+      <w:r>
+        <w:rPr>
+          <w:lang w:val="en-GB"/>
+        </w:rPr>
+        <w:t xml:space="preserve"> </w:t>
+      </w:r>
+      <w:r>
+        <w:rPr>
+          <w:lang w:val="en-GB"/>
+        </w:rPr>
+        <w:t>updated regularly.</w:t>
+      </w:r>
+    </w:p>
+    <w:p>
+      <w:pPr>
+        <w:rPr>
+          <w:lang w:val="en-GB"/>
+        </w:rPr>
+      </w:pPr>
+      <w:r>
+        <w:rPr>
+          <w:lang w:val="en-GB"/>
+        </w:rPr>
+        <w:t xml:space="preserve">The application </w:t>
+      </w:r>
+      <w:r>
+        <w:rPr>
+          <w:lang w:val="en-GB"/>
+        </w:rPr>
+        <w:t xml:space="preserve">assessed herein </w:t>
+      </w:r>
+      <w:r>
+        <w:rPr>
+          <w:lang w:val="en-GB"/>
+        </w:rPr>
+        <w:t>aims to help link</w:t>
+      </w:r>
+      <w:r>
+        <w:rPr>
+          <w:lang w:val="en-GB"/>
+        </w:rPr>
+        <w:t xml:space="preserve"> </w:t>
+      </w:r>
+      <w:r>
+        <w:rPr>
+          <w:lang w:val="en-GB"/>
+        </w:rPr>
         <w:t>workers manage contacts and resources for social prescribing, particularly for</w:t>
       </w:r>
       <w:r>
@@ -2943,7 +2992,7 @@
         <w:rPr>
           <w:lang w:val="en-GB"/>
         </w:rPr>
-        <w:t>The AI system is designed to assist users in converting free-text input into RDF</w:t>
+        <w:t>Both AI tools operate under explicit user control and require manual activation</w:t>
       </w:r>
       <w:r>
         <w:rPr>
@@ -2955,6 +3004,38 @@
         <w:rPr>
           <w:lang w:val="en-GB"/>
         </w:rPr>
+        <w:t>through clearly marked interface elements.</w:t>
+      </w:r>
+    </w:p>
+    <w:p>
+      <w:pPr>
+        <w:rPr>
+          <w:lang w:val="en-GB"/>
+        </w:rPr>
+      </w:pPr>
+    </w:p>
+    <w:p>
+      <w:pPr>
+        <w:rPr>
+          <w:lang w:val="en-GB"/>
+        </w:rPr>
+      </w:pPr>
+      <w:r>
+        <w:rPr>
+          <w:lang w:val="en-GB"/>
+        </w:rPr>
+        <w:t>One AI system is designed to assist users in converting free-text input into RDF</w:t>
+      </w:r>
+      <w:r>
+        <w:rPr>
+          <w:lang w:val="en-GB"/>
+        </w:rPr>
+        <w:t xml:space="preserve"> </w:t>
+      </w:r>
+      <w:r>
+        <w:rPr>
+          <w:lang w:val="en-GB"/>
+        </w:rPr>
         <w:t>data using a controlled vocabulary. Activation of the AI tool is entirely</w:t>
       </w:r>
       <w:r>
@@ -2991,7 +3072,67 @@
         <w:rPr>
           <w:lang w:val="en-GB"/>
         </w:rPr>
-        <w:t>their RDF graph for further editing.</w:t>
+        <w:t>their RDF graph for further editing. The semantic search feature allows users to</w:t>
+      </w:r>
+      <w:r>
+        <w:rPr>
+          <w:lang w:val="en-GB"/>
+        </w:rPr>
+        <w:t xml:space="preserve"> </w:t>
+      </w:r>
+      <w:r>
+        <w:rPr>
+          <w:lang w:val="en-GB"/>
+        </w:rPr>
+        <w:t>input search queries and define geographic areas through map interaction. The</w:t>
+      </w:r>
+      <w:r>
+        <w:rPr>
+          <w:lang w:val="en-GB"/>
+        </w:rPr>
+        <w:t xml:space="preserve"> </w:t>
+      </w:r>
+      <w:r>
+        <w:rPr>
+          <w:lang w:val="en-GB"/>
+        </w:rPr>
+        <w:t>system processes these inputs using the BGE-M3 embedding model and presents the</w:t>
+      </w:r>
+      <w:r>
+        <w:rPr>
+          <w:lang w:val="en-GB"/>
+        </w:rPr>
+        <w:t xml:space="preserve"> </w:t>
+      </w:r>
+      <w:r>
+        <w:rPr>
+          <w:lang w:val="en-GB"/>
+        </w:rPr>
+        <w:t>top twenty most relevant results based on cosine similarity ranking. Users</w:t>
+      </w:r>
+      <w:r>
+        <w:rPr>
+          <w:lang w:val="en-GB"/>
+        </w:rPr>
+        <w:t xml:space="preserve"> </w:t>
+      </w:r>
+      <w:r>
+        <w:rPr>
+          <w:lang w:val="en-GB"/>
+        </w:rPr>
+        <w:t>retain complete autonomy in determining which search results, if any, warrant</w:t>
+      </w:r>
+      <w:r>
+        <w:rPr>
+          <w:lang w:val="en-GB"/>
+        </w:rPr>
+        <w:t xml:space="preserve"> </w:t>
+      </w:r>
+      <w:r>
+        <w:rPr>
+          <w:lang w:val="en-GB"/>
+        </w:rPr>
+        <w:t>further investigation or incorporation into their workflow.</w:t>
       </w:r>
     </w:p>
     <w:p>
@@ -3023,7 +3164,7 @@
         <w:rPr>
           <w:lang w:val="en-GB"/>
         </w:rPr>
-        <w:t>in formatting. Additionally, only RDF outputs that pass validation against a</w:t>
+        <w:t>in formatting and provide suggestions of local offerings. Only RDF outputs that</w:t>
       </w:r>
       <w:r>
         <w:rPr>
@@ -3035,7 +3176,7 @@
         <w:rPr>
           <w:lang w:val="en-GB"/>
         </w:rPr>
-        <w:t>SHACL file are displayed, preventing malformed or structurally incorrect data</w:t>
+        <w:t>pass validation against a SHACL file are displayed, preventing malformed or</w:t>
       </w:r>
       <w:r>
         <w:rPr>
@@ -3047,7 +3188,7 @@
         <w:rPr>
           <w:lang w:val="en-GB"/>
         </w:rPr>
-        <w:t>from being shown. This restriction further limits the influence of AI-generated</w:t>
+        <w:t>structurally incorrect data from being shown. While the semantic search</w:t>
       </w:r>
       <w:r>
         <w:rPr>
@@ -3059,27 +3200,7 @@
         <w:rPr>
           <w:lang w:val="en-GB"/>
         </w:rPr>
-        <w:t>content on users.</w:t>
-      </w:r>
-    </w:p>
-    <w:p>
-      <w:pPr>
-        <w:rPr>
-          <w:lang w:val="en-GB"/>
-        </w:rPr>
-      </w:pPr>
-    </w:p>
-    <w:p>
-      <w:pPr>
-        <w:rPr>
-          <w:lang w:val="en-GB"/>
-        </w:rPr>
-      </w:pPr>
-      <w:r>
-        <w:rPr>
-          <w:lang w:val="en-GB"/>
-        </w:rPr>
-        <w:t>There are no features that encourage overuse or dependence on the AI, and since</w:t>
+        <w:t>introduces a recommendation mechanism that could potentially influence user</w:t>
       </w:r>
       <w:r>
         <w:rPr>
@@ -3091,7 +3212,7 @@
         <w:rPr>
           <w:lang w:val="en-GB"/>
         </w:rPr>
-        <w:t>output is clearly marked and user-controlled, there is no risk of manipulation</w:t>
+        <w:t>choices through result ordering, users retain complete control over which search</w:t>
       </w:r>
       <w:r>
         <w:rPr>
@@ -3103,19 +3224,2656 @@
         <w:rPr>
           <w:lang w:val="en-GB"/>
         </w:rPr>
-        <w:t>or attachment behavio</w:t>
-      </w:r>
-      <w:r>
-        <w:rPr>
-          <w:lang w:val="en-GB"/>
-        </w:rPr>
-        <w:t>u</w:t>
-      </w:r>
-      <w:r>
-        <w:rPr>
-          <w:lang w:val="en-GB"/>
-        </w:rPr>
-        <w:t>rs developing.</w:t>
+        <w:t>results to examine and whether to act upon them. The search interface presents</w:t>
+      </w:r>
+      <w:r>
+        <w:rPr>
+          <w:lang w:val="en-GB"/>
+        </w:rPr>
+        <w:t xml:space="preserve"> </w:t>
+      </w:r>
+      <w:r>
+        <w:rPr>
+          <w:lang w:val="en-GB"/>
+        </w:rPr>
+        <w:t>results as suggestions rather than directives, and users can explore different</w:t>
+      </w:r>
+      <w:r>
+        <w:rPr>
+          <w:lang w:val="en-GB"/>
+        </w:rPr>
+        <w:t xml:space="preserve"> </w:t>
+      </w:r>
+      <w:r>
+        <w:rPr>
+          <w:lang w:val="en-GB"/>
+        </w:rPr>
+        <w:t>geographic areas, or ignore search functionality entirely without affecting</w:t>
+      </w:r>
+      <w:r>
+        <w:rPr>
+          <w:lang w:val="en-GB"/>
+        </w:rPr>
+        <w:t xml:space="preserve"> </w:t>
+      </w:r>
+      <w:r>
+        <w:rPr>
+          <w:lang w:val="en-GB"/>
+        </w:rPr>
+        <w:t>other application capabilities.</w:t>
+      </w:r>
+    </w:p>
+    <w:p>
+      <w:pPr>
+        <w:rPr>
+          <w:lang w:val="en-GB"/>
+        </w:rPr>
+      </w:pPr>
+    </w:p>
+    <w:p>
+      <w:pPr>
+        <w:rPr>
+          <w:lang w:val="en-GB"/>
+        </w:rPr>
+      </w:pPr>
+      <w:r>
+        <w:rPr>
+          <w:lang w:val="en-GB"/>
+        </w:rPr>
+        <w:t>Neither AI component includes features designed to encourage overuse or create</w:t>
+      </w:r>
+      <w:r>
+        <w:rPr>
+          <w:lang w:val="en-GB"/>
+        </w:rPr>
+        <w:t xml:space="preserve"> </w:t>
+      </w:r>
+      <w:r>
+        <w:rPr>
+          <w:lang w:val="en-GB"/>
+        </w:rPr>
+        <w:t>dependency. The RDF formatting tool requires explicit activation, and the</w:t>
+      </w:r>
+      <w:r>
+        <w:rPr>
+          <w:lang w:val="en-GB"/>
+        </w:rPr>
+        <w:t xml:space="preserve"> </w:t>
+      </w:r>
+      <w:r>
+        <w:rPr>
+          <w:lang w:val="en-GB"/>
+        </w:rPr>
+        <w:t>semantic search operates only when users choose to engage with location-based</w:t>
+      </w:r>
+      <w:r>
+        <w:rPr>
+          <w:lang w:val="en-GB"/>
+        </w:rPr>
+        <w:t xml:space="preserve"> </w:t>
+      </w:r>
+      <w:r>
+        <w:rPr>
+          <w:lang w:val="en-GB"/>
+        </w:rPr>
+        <w:t>discovery. Output from both systems is clearly distinguishable from</w:t>
+      </w:r>
+      <w:r>
+        <w:rPr>
+          <w:lang w:val="en-GB"/>
+        </w:rPr>
+        <w:t xml:space="preserve"> </w:t>
+      </w:r>
+      <w:r>
+        <w:rPr>
+          <w:lang w:val="en-GB"/>
+        </w:rPr>
+        <w:t>user-generated content during the interaction phase, maintaining transparency</w:t>
+      </w:r>
+      <w:r>
+        <w:rPr>
+          <w:lang w:val="en-GB"/>
+        </w:rPr>
+        <w:t xml:space="preserve"> </w:t>
+      </w:r>
+      <w:r>
+        <w:rPr>
+          <w:lang w:val="en-GB"/>
+        </w:rPr>
+        <w:t>about AI involvement in the workflow. There is no risk of manipulation or</w:t>
+      </w:r>
+      <w:r>
+        <w:rPr>
+          <w:lang w:val="en-GB"/>
+        </w:rPr>
+        <w:t xml:space="preserve"> </w:t>
+      </w:r>
+      <w:r>
+        <w:rPr>
+          <w:lang w:val="en-GB"/>
+        </w:rPr>
+        <w:t xml:space="preserve">attachment </w:t>
+      </w:r>
+      <w:r>
+        <w:rPr>
+          <w:lang w:val="en-GB"/>
+        </w:rPr>
+        <w:t>behaviours</w:t>
+      </w:r>
+      <w:r>
+        <w:rPr>
+          <w:lang w:val="en-GB"/>
+        </w:rPr>
+        <w:t xml:space="preserve"> developing.</w:t>
+      </w:r>
+    </w:p>
+    <w:p>
+      <w:pPr>
+        <w:rPr>
+          <w:lang w:val="en-GB"/>
+        </w:rPr>
+      </w:pPr>
+    </w:p>
+    <w:p>
+      <w:pPr>
+        <w:rPr>
+          <w:lang w:val="en-GB"/>
+        </w:rPr>
+      </w:pPr>
+      <w:r>
+        <w:rPr>
+          <w:lang w:val="en-GB"/>
+        </w:rPr>
+        <w:t>Assessment: Low Risk</w:t>
+      </w:r>
+    </w:p>
+    <w:p>
+      <w:pPr>
+        <w:pStyle w:val="ListParagraph"/>
+        <w:numPr>
+          <w:ilvl w:val="0"/>
+          <w:numId w:val="42"/>
+        </w:numPr>
+        <w:rPr>
+          <w:lang w:val="en-GB"/>
+        </w:rPr>
+      </w:pPr>
+      <w:r>
+        <w:rPr>
+          <w:lang w:val="en-GB"/>
+        </w:rPr>
+        <w:t>It is clear which content is AI-generated</w:t>
+      </w:r>
+    </w:p>
+    <w:p>
+      <w:pPr>
+        <w:pStyle w:val="ListParagraph"/>
+        <w:numPr>
+          <w:ilvl w:val="0"/>
+          <w:numId w:val="42"/>
+        </w:numPr>
+        <w:rPr>
+          <w:lang w:val="en-GB"/>
+        </w:rPr>
+      </w:pPr>
+      <w:r>
+        <w:rPr>
+          <w:lang w:val="en-GB"/>
+        </w:rPr>
+        <w:t>AI-generated content is only usable in RDF format</w:t>
+      </w:r>
+    </w:p>
+    <w:p>
+      <w:pPr>
+        <w:pStyle w:val="ListParagraph"/>
+        <w:numPr>
+          <w:ilvl w:val="0"/>
+          <w:numId w:val="42"/>
+        </w:numPr>
+        <w:rPr>
+          <w:lang w:val="en-GB"/>
+        </w:rPr>
+      </w:pPr>
+      <w:r>
+        <w:rPr>
+          <w:lang w:val="en-GB"/>
+        </w:rPr>
+        <w:lastRenderedPageBreak/>
+        <w:t>Search results are algorithmically ranked but presented as suggestions requiring user evaluation - Users may accept or discard AI output freely</w:t>
+      </w:r>
+    </w:p>
+    <w:p>
+      <w:pPr>
+        <w:pStyle w:val="ListParagraph"/>
+        <w:numPr>
+          <w:ilvl w:val="0"/>
+          <w:numId w:val="42"/>
+        </w:numPr>
+        <w:rPr>
+          <w:lang w:val="en-GB"/>
+        </w:rPr>
+      </w:pPr>
+      <w:r>
+        <w:rPr>
+          <w:lang w:val="en-GB"/>
+        </w:rPr>
+        <w:t>Both systems enhance user capabilities without replacing human judgment in resource evaluation or selection decisions</w:t>
+      </w:r>
+    </w:p>
+    <w:p>
+      <w:pPr>
+        <w:pStyle w:val="ListParagraph"/>
+        <w:numPr>
+          <w:ilvl w:val="0"/>
+          <w:numId w:val="42"/>
+        </w:numPr>
+        <w:rPr>
+          <w:lang w:val="en-GB"/>
+        </w:rPr>
+      </w:pPr>
+      <w:r>
+        <w:rPr>
+          <w:lang w:val="en-GB"/>
+        </w:rPr>
+        <w:t xml:space="preserve">No risk of addictive, manipulative, or persuasive AI </w:t>
+      </w:r>
+      <w:r>
+        <w:rPr>
+          <w:lang w:val="en-GB"/>
+        </w:rPr>
+        <w:t>behaviour</w:t>
+      </w:r>
+    </w:p>
+    <w:p>
+      <w:pPr>
+        <w:rPr>
+          <w:lang w:val="en-GB"/>
+        </w:rPr>
+      </w:pPr>
+    </w:p>
+    <w:p>
+      <w:pPr>
+        <w:rPr>
+          <w:lang w:val="en-GB"/>
+        </w:rPr>
+      </w:pPr>
+      <w:r>
+        <w:rPr>
+          <w:lang w:val="en-GB"/>
+        </w:rPr>
+        <w:t>Recommendations:</w:t>
+      </w:r>
+    </w:p>
+    <w:p>
+      <w:pPr>
+        <w:pStyle w:val="ListParagraph"/>
+        <w:numPr>
+          <w:ilvl w:val="0"/>
+          <w:numId w:val="43"/>
+        </w:numPr>
+        <w:rPr>
+          <w:lang w:val="en-GB"/>
+        </w:rPr>
+      </w:pPr>
+      <w:r>
+        <w:rPr>
+          <w:lang w:val="en-GB"/>
+        </w:rPr>
+        <w:t>Consider providing a help tooltip or FAQ entry to explain how AI suggestions are validated and embedded</w:t>
+      </w:r>
+    </w:p>
+    <w:p>
+      <w:pPr>
+        <w:pStyle w:val="ListParagraph"/>
+        <w:numPr>
+          <w:ilvl w:val="0"/>
+          <w:numId w:val="43"/>
+        </w:numPr>
+        <w:rPr>
+          <w:lang w:val="en-GB"/>
+        </w:rPr>
+      </w:pPr>
+      <w:r>
+        <w:rPr>
+          <w:lang w:val="en-GB"/>
+        </w:rPr>
+        <w:t>Provide clear indicators that search results are algorithmically ranked based on semantic similarity and may require verification for accuracy and current</w:t>
+      </w:r>
+      <w:r>
+        <w:rPr>
+          <w:lang w:val="en-GB"/>
+        </w:rPr>
+        <w:t xml:space="preserve"> </w:t>
+      </w:r>
+      <w:r>
+        <w:rPr>
+          <w:lang w:val="en-GB"/>
+        </w:rPr>
+        <w:t>availability.</w:t>
+      </w:r>
+    </w:p>
+    <w:p>
+      <w:pPr>
+        <w:pStyle w:val="Heading3"/>
+      </w:pPr>
+      <w:r>
+        <w:t>Technical Robustness and Safety</w:t>
+      </w:r>
+    </w:p>
+    <w:p>
+      <w:pPr>
+        <w:rPr>
+          <w:lang w:val="en-GB"/>
+        </w:rPr>
+      </w:pPr>
+      <w:r>
+        <w:rPr>
+          <w:lang w:val="en-GB"/>
+        </w:rPr>
+        <w:t>T</w:t>
+      </w:r>
+      <w:r>
+        <w:rPr>
+          <w:lang w:val="en-GB"/>
+        </w:rPr>
+        <w:t>he AI components have demonstrated variable performance during development</w:t>
+      </w:r>
+      <w:r>
+        <w:rPr>
+          <w:lang w:val="en-GB"/>
+        </w:rPr>
+        <w:t xml:space="preserve"> </w:t>
+      </w:r>
+      <w:r>
+        <w:rPr>
+          <w:lang w:val="en-GB"/>
+        </w:rPr>
+        <w:t>phases but have not undergone systematic testing protocols. The RDF formatting</w:t>
+      </w:r>
+      <w:r>
+        <w:rPr>
+          <w:lang w:val="en-GB"/>
+        </w:rPr>
+        <w:t xml:space="preserve"> </w:t>
+      </w:r>
+      <w:r>
+        <w:rPr>
+          <w:lang w:val="en-GB"/>
+        </w:rPr>
+        <w:t>component shows inconsistent output quality, producing accurate results in some</w:t>
+      </w:r>
+      <w:r>
+        <w:rPr>
+          <w:lang w:val="en-GB"/>
+        </w:rPr>
+        <w:t xml:space="preserve"> </w:t>
+      </w:r>
+      <w:r>
+        <w:rPr>
+          <w:lang w:val="en-GB"/>
+        </w:rPr>
+        <w:t>cases while failing validation in others.</w:t>
+      </w:r>
+      <w:r>
+        <w:rPr>
+          <w:lang w:val="en-GB"/>
+        </w:rPr>
+        <w:t xml:space="preserve"> Since</w:t>
+      </w:r>
+      <w:r>
+        <w:rPr>
+          <w:lang w:val="en-GB"/>
+        </w:rPr>
+        <w:t xml:space="preserve"> only</w:t>
+      </w:r>
+      <w:r>
+        <w:rPr>
+          <w:lang w:val="en-GB"/>
+        </w:rPr>
+        <w:t xml:space="preserve"> </w:t>
+      </w:r>
+      <w:r>
+        <w:rPr>
+          <w:lang w:val="en-GB"/>
+        </w:rPr>
+        <w:t>valid RDF data is accepted by the editor, invalid results are discarded before</w:t>
+      </w:r>
+      <w:r>
+        <w:rPr>
+          <w:lang w:val="en-GB"/>
+        </w:rPr>
+        <w:t xml:space="preserve"> </w:t>
+      </w:r>
+      <w:r>
+        <w:rPr>
+          <w:lang w:val="en-GB"/>
+        </w:rPr>
+        <w:t>they can affect user workflows.</w:t>
+      </w:r>
+      <w:r>
+        <w:rPr>
+          <w:lang w:val="en-GB"/>
+        </w:rPr>
+        <w:t xml:space="preserve"> </w:t>
+      </w:r>
+      <w:r>
+        <w:rPr>
+          <w:lang w:val="en-GB"/>
+        </w:rPr>
+        <w:t>The semantic search functionality introduces additional</w:t>
+      </w:r>
+      <w:r>
+        <w:rPr>
+          <w:lang w:val="en-GB"/>
+        </w:rPr>
+        <w:t xml:space="preserve"> </w:t>
+      </w:r>
+      <w:r>
+        <w:rPr>
+          <w:lang w:val="en-GB"/>
+        </w:rPr>
+        <w:t>technical dependencies that similarly lack comprehensive testing across</w:t>
+      </w:r>
+      <w:r>
+        <w:rPr>
+          <w:lang w:val="en-GB"/>
+        </w:rPr>
+        <w:t xml:space="preserve"> </w:t>
+      </w:r>
+      <w:r>
+        <w:rPr>
+          <w:lang w:val="en-GB"/>
+        </w:rPr>
+        <w:t>different query types and geographic regions.</w:t>
+      </w:r>
+    </w:p>
+    <w:p>
+      <w:pPr>
+        <w:rPr>
+          <w:lang w:val="en-GB"/>
+        </w:rPr>
+      </w:pPr>
+    </w:p>
+    <w:p>
+      <w:pPr>
+        <w:rPr>
+          <w:lang w:val="en-GB"/>
+        </w:rPr>
+      </w:pPr>
+      <w:r>
+        <w:rPr>
+          <w:lang w:val="en-GB"/>
+        </w:rPr>
+        <w:t>Using the AI is completely optional. When used, the generated data appears in a</w:t>
+      </w:r>
+      <w:r>
+        <w:rPr>
+          <w:lang w:val="en-GB"/>
+        </w:rPr>
+        <w:t xml:space="preserve"> </w:t>
+      </w:r>
+      <w:r>
+        <w:rPr>
+          <w:lang w:val="en-GB"/>
+        </w:rPr>
+        <w:t>preview window, and users can decide whether to embed it in the RDF graph. If</w:t>
+      </w:r>
+      <w:r>
+        <w:rPr>
+          <w:lang w:val="en-GB"/>
+        </w:rPr>
+        <w:t xml:space="preserve"> </w:t>
+      </w:r>
+      <w:r>
+        <w:rPr>
+          <w:lang w:val="en-GB"/>
+        </w:rPr>
+        <w:t>the AI response is invalid or triggers an error, users are notified and may</w:t>
+      </w:r>
+      <w:r>
+        <w:rPr>
+          <w:lang w:val="en-GB"/>
+        </w:rPr>
+        <w:t xml:space="preserve"> </w:t>
+      </w:r>
+      <w:r>
+        <w:rPr>
+          <w:lang w:val="en-GB"/>
+        </w:rPr>
+        <w:t>continue working without it or retry.</w:t>
+      </w:r>
+    </w:p>
+    <w:p>
+      <w:pPr>
+        <w:rPr>
+          <w:lang w:val="en-GB"/>
+        </w:rPr>
+      </w:pPr>
+    </w:p>
+    <w:p>
+      <w:pPr>
+        <w:rPr>
+          <w:lang w:val="en-GB"/>
+        </w:rPr>
+      </w:pPr>
+      <w:r>
+        <w:rPr>
+          <w:lang w:val="en-GB"/>
+        </w:rPr>
+        <w:t>RDF data is stored on servers controlled by the development team using the</w:t>
+      </w:r>
+      <w:r>
+        <w:rPr>
+          <w:lang w:val="en-GB"/>
+        </w:rPr>
+        <w:t xml:space="preserve"> </w:t>
+      </w:r>
+      <w:r>
+        <w:rPr>
+          <w:lang w:val="en-GB"/>
+        </w:rPr>
+        <w:t xml:space="preserve">Apache Jena framework. Access requires authentication via </w:t>
+      </w:r>
+      <w:proofErr w:type="spellStart"/>
+      <w:r>
+        <w:rPr>
+          <w:lang w:val="en-GB"/>
+        </w:rPr>
+        <w:t>Keycloak</w:t>
+      </w:r>
+      <w:proofErr w:type="spellEnd"/>
+      <w:r>
+        <w:rPr>
+          <w:lang w:val="en-GB"/>
+        </w:rPr>
+        <w:t>. While</w:t>
+      </w:r>
+      <w:r>
+        <w:rPr>
+          <w:lang w:val="en-GB"/>
+        </w:rPr>
+        <w:t xml:space="preserve"> </w:t>
+      </w:r>
+      <w:r>
+        <w:rPr>
+          <w:lang w:val="en-GB"/>
+        </w:rPr>
+        <w:t>personal data can be entered, the app is primarily designed for managing</w:t>
+      </w:r>
+      <w:r>
+        <w:rPr>
+          <w:lang w:val="en-GB"/>
+        </w:rPr>
+        <w:t xml:space="preserve"> </w:t>
+      </w:r>
+      <w:r>
+        <w:rPr>
+          <w:lang w:val="en-GB"/>
+        </w:rPr>
+        <w:t>publicly available resources.</w:t>
+      </w:r>
+      <w:r>
+        <w:rPr>
+          <w:lang w:val="en-GB"/>
+        </w:rPr>
+        <w:t xml:space="preserve"> </w:t>
+      </w:r>
+      <w:r>
+        <w:rPr>
+          <w:lang w:val="en-GB"/>
+        </w:rPr>
+        <w:t>The semantic search component accesses</w:t>
+      </w:r>
+      <w:r>
+        <w:rPr>
+          <w:lang w:val="en-GB"/>
+        </w:rPr>
+        <w:t xml:space="preserve"> </w:t>
+      </w:r>
+      <w:r>
+        <w:rPr>
+          <w:lang w:val="en-GB"/>
+        </w:rPr>
+        <w:t>OpenStreetMap data through the Overpass API using established Leaflet</w:t>
+      </w:r>
+      <w:r>
+        <w:rPr>
+          <w:lang w:val="en-GB"/>
+        </w:rPr>
+        <w:t xml:space="preserve"> </w:t>
+      </w:r>
+      <w:r>
+        <w:rPr>
+          <w:lang w:val="en-GB"/>
+        </w:rPr>
+        <w:t>integration, creating dependencies on external data quality and availability</w:t>
+      </w:r>
+      <w:r>
+        <w:rPr>
+          <w:lang w:val="en-GB"/>
+        </w:rPr>
+        <w:t xml:space="preserve"> </w:t>
+      </w:r>
+      <w:r>
+        <w:rPr>
+          <w:lang w:val="en-GB"/>
+        </w:rPr>
+        <w:t>that vary by geographic location. Search result quality depends significantly on</w:t>
+      </w:r>
+      <w:r>
+        <w:rPr>
+          <w:lang w:val="en-GB"/>
+        </w:rPr>
+        <w:t xml:space="preserve"> </w:t>
+      </w:r>
+      <w:r>
+        <w:rPr>
+          <w:lang w:val="en-GB"/>
+        </w:rPr>
+        <w:t>underlying OpenStreetMap data completeness and accuracy, which fluctuates across</w:t>
+      </w:r>
+      <w:r>
+        <w:rPr>
+          <w:lang w:val="en-GB"/>
+        </w:rPr>
+        <w:t xml:space="preserve"> </w:t>
+      </w:r>
+      <w:r>
+        <w:rPr>
+          <w:lang w:val="en-GB"/>
+        </w:rPr>
+        <w:t>different regions and resource types. The embedding processing operates locally,</w:t>
+      </w:r>
+      <w:r>
+        <w:rPr>
+          <w:lang w:val="en-GB"/>
+        </w:rPr>
+        <w:t xml:space="preserve"> </w:t>
+      </w:r>
+      <w:r>
+        <w:rPr>
+          <w:lang w:val="en-GB"/>
+        </w:rPr>
+        <w:t>reducing external service dependencies for the core semantic matching</w:t>
+      </w:r>
+      <w:r>
+        <w:rPr>
+          <w:lang w:val="en-GB"/>
+        </w:rPr>
+        <w:t xml:space="preserve"> </w:t>
+      </w:r>
+      <w:r>
+        <w:rPr>
+          <w:lang w:val="en-GB"/>
+        </w:rPr>
+        <w:t>functionality, though the system still relies on Overpass API availability for</w:t>
+      </w:r>
+      <w:r>
+        <w:rPr>
+          <w:lang w:val="en-GB"/>
+        </w:rPr>
+        <w:t xml:space="preserve"> </w:t>
+      </w:r>
+      <w:r>
+        <w:rPr>
+          <w:lang w:val="en-GB"/>
+        </w:rPr>
+        <w:t>geographic data retrieval.</w:t>
+      </w:r>
+    </w:p>
+    <w:p>
+      <w:pPr>
+        <w:rPr>
+          <w:lang w:val="en-GB"/>
+        </w:rPr>
+      </w:pPr>
+    </w:p>
+    <w:p>
+      <w:pPr>
+        <w:rPr>
+          <w:lang w:val="en-GB"/>
+        </w:rPr>
+      </w:pPr>
+      <w:r>
+        <w:rPr>
+          <w:lang w:val="en-GB"/>
+        </w:rPr>
+        <w:t>The project will be supported by the development team for two to three years,</w:t>
+      </w:r>
+      <w:r>
+        <w:rPr>
+          <w:lang w:val="en-GB"/>
+        </w:rPr>
+        <w:t xml:space="preserve"> </w:t>
+      </w:r>
+      <w:r>
+        <w:rPr>
+          <w:lang w:val="en-GB"/>
+        </w:rPr>
+        <w:t>with most updates front-loaded in the initial months. Ongoing support is minimal</w:t>
+      </w:r>
+      <w:r>
+        <w:rPr>
+          <w:lang w:val="en-GB"/>
+        </w:rPr>
+        <w:t xml:space="preserve"> </w:t>
+      </w:r>
+      <w:r>
+        <w:rPr>
+          <w:lang w:val="en-GB"/>
+        </w:rPr>
+        <w:t>but planned.</w:t>
+      </w:r>
+    </w:p>
+    <w:p>
+      <w:pPr>
+        <w:rPr>
+          <w:lang w:val="en-GB"/>
+        </w:rPr>
+      </w:pPr>
+    </w:p>
+    <w:p>
+      <w:pPr>
+        <w:rPr>
+          <w:lang w:val="en-GB"/>
+        </w:rPr>
+      </w:pPr>
+      <w:r>
+        <w:rPr>
+          <w:lang w:val="en-GB"/>
+        </w:rPr>
+        <w:t>Assessment: Low Risk</w:t>
+      </w:r>
+    </w:p>
+    <w:p>
+      <w:pPr>
+        <w:pStyle w:val="ListParagraph"/>
+        <w:numPr>
+          <w:ilvl w:val="0"/>
+          <w:numId w:val="44"/>
+        </w:numPr>
+        <w:rPr>
+          <w:lang w:val="en-GB"/>
+        </w:rPr>
+      </w:pPr>
+      <w:r>
+        <w:rPr>
+          <w:lang w:val="en-GB"/>
+        </w:rPr>
+        <w:t>AI has not been systematically tested</w:t>
+      </w:r>
+    </w:p>
+    <w:p>
+      <w:pPr>
+        <w:pStyle w:val="ListParagraph"/>
+        <w:numPr>
+          <w:ilvl w:val="0"/>
+          <w:numId w:val="44"/>
+        </w:numPr>
+        <w:rPr>
+          <w:lang w:val="en-GB"/>
+        </w:rPr>
+      </w:pPr>
+      <w:r>
+        <w:rPr>
+          <w:lang w:val="en-GB"/>
+        </w:rPr>
+        <w:t>No formal robustness or failover mechanisms in place, but all features are usable without the AI component.</w:t>
+      </w:r>
+    </w:p>
+    <w:p>
+      <w:pPr>
+        <w:pStyle w:val="ListParagraph"/>
+        <w:numPr>
+          <w:ilvl w:val="0"/>
+          <w:numId w:val="44"/>
+        </w:numPr>
+        <w:rPr>
+          <w:lang w:val="en-GB"/>
+        </w:rPr>
+      </w:pPr>
+      <w:r>
+        <w:rPr>
+          <w:lang w:val="en-GB"/>
+        </w:rPr>
+        <w:t>AI errors are handled gracefully</w:t>
+      </w:r>
+    </w:p>
+    <w:p>
+      <w:pPr>
+        <w:pStyle w:val="ListParagraph"/>
+        <w:numPr>
+          <w:ilvl w:val="0"/>
+          <w:numId w:val="44"/>
+        </w:numPr>
+        <w:rPr>
+          <w:lang w:val="en-GB"/>
+        </w:rPr>
+      </w:pPr>
+      <w:r>
+        <w:rPr>
+          <w:lang w:val="en-GB"/>
+        </w:rPr>
+        <w:t xml:space="preserve">Straightforward infrastructure and internal hosting mitigate many </w:t>
+      </w:r>
+      <w:proofErr w:type="gramStart"/>
+      <w:r>
+        <w:rPr>
+          <w:lang w:val="en-GB"/>
+        </w:rPr>
+        <w:t>safety</w:t>
+      </w:r>
+      <w:proofErr w:type="gramEnd"/>
+      <w:r>
+        <w:rPr>
+          <w:lang w:val="en-GB"/>
+        </w:rPr>
+        <w:t xml:space="preserve"> concerns</w:t>
+      </w:r>
+    </w:p>
+    <w:p>
+      <w:pPr>
+        <w:rPr>
+          <w:lang w:val="en-GB"/>
+        </w:rPr>
+      </w:pPr>
+    </w:p>
+    <w:p>
+      <w:pPr>
+        <w:rPr>
+          <w:lang w:val="en-GB"/>
+        </w:rPr>
+      </w:pPr>
+      <w:r>
+        <w:rPr>
+          <w:lang w:val="en-GB"/>
+        </w:rPr>
+        <w:lastRenderedPageBreak/>
+        <w:t>Recommendations:</w:t>
+      </w:r>
+    </w:p>
+    <w:p>
+      <w:pPr>
+        <w:pStyle w:val="ListParagraph"/>
+        <w:numPr>
+          <w:ilvl w:val="0"/>
+          <w:numId w:val="45"/>
+        </w:numPr>
+        <w:rPr>
+          <w:lang w:val="en-GB"/>
+        </w:rPr>
+      </w:pPr>
+      <w:r>
+        <w:rPr>
+          <w:lang w:val="en-GB"/>
+        </w:rPr>
+        <w:t>Conduct informal testing sessions to identify common failure cases in AI output</w:t>
+      </w:r>
+    </w:p>
+    <w:p>
+      <w:pPr>
+        <w:pStyle w:val="ListParagraph"/>
+        <w:numPr>
+          <w:ilvl w:val="0"/>
+          <w:numId w:val="45"/>
+        </w:numPr>
+        <w:rPr>
+          <w:lang w:val="en-GB"/>
+        </w:rPr>
+      </w:pPr>
+      <w:r>
+        <w:rPr>
+          <w:lang w:val="en-GB"/>
+        </w:rPr>
+        <w:t>T</w:t>
+      </w:r>
+      <w:r>
+        <w:rPr>
+          <w:lang w:val="en-GB"/>
+        </w:rPr>
+        <w:t>rack the frequency and nature of validation failures</w:t>
+      </w:r>
+      <w:r>
+        <w:rPr>
+          <w:lang w:val="en-GB"/>
+        </w:rPr>
+        <w:t xml:space="preserve"> </w:t>
+      </w:r>
+      <w:r>
+        <w:rPr>
+          <w:lang w:val="en-GB"/>
+        </w:rPr>
+        <w:t>and quality of semantic search result rankings</w:t>
+      </w:r>
+    </w:p>
+    <w:p>
+      <w:pPr>
+        <w:pStyle w:val="ListParagraph"/>
+        <w:rPr>
+          <w:lang w:val="en-GB"/>
+        </w:rPr>
+      </w:pPr>
+    </w:p>
+    <w:p>
+      <w:pPr>
+        <w:pStyle w:val="Heading3"/>
+      </w:pPr>
+      <w:r>
+        <w:t>Privacy and Data Governance</w:t>
+      </w:r>
+    </w:p>
+    <w:p>
+      <w:pPr>
+        <w:rPr>
+          <w:lang w:val="en-GB"/>
+        </w:rPr>
+      </w:pPr>
+      <w:r>
+        <w:rPr>
+          <w:lang w:val="en-GB"/>
+        </w:rPr>
+        <w:t>Users are free to input any RDF-compatible data, which is a weak constraint. The</w:t>
+      </w:r>
+      <w:r>
+        <w:rPr>
+          <w:lang w:val="en-GB"/>
+        </w:rPr>
+        <w:t xml:space="preserve"> </w:t>
+      </w:r>
+      <w:r>
+        <w:rPr>
+          <w:lang w:val="en-GB"/>
+        </w:rPr>
+        <w:t>system does not attempt to identify or prevent the entry of personal data, nor</w:t>
+      </w:r>
+      <w:r>
+        <w:rPr>
+          <w:lang w:val="en-GB"/>
+        </w:rPr>
+        <w:t xml:space="preserve"> </w:t>
+      </w:r>
+      <w:r>
+        <w:rPr>
+          <w:lang w:val="en-GB"/>
+        </w:rPr>
+        <w:t>does it enforce any privacy policies in the data itself. The application is</w:t>
+      </w:r>
+      <w:r>
+        <w:rPr>
+          <w:lang w:val="en-GB"/>
+        </w:rPr>
+        <w:t xml:space="preserve"> </w:t>
+      </w:r>
+      <w:r>
+        <w:rPr>
+          <w:lang w:val="en-GB"/>
+        </w:rPr>
+        <w:t xml:space="preserve">mainly intended for storing public resource data, but this is neither enforced nor </w:t>
+      </w:r>
+      <w:r>
+        <w:rPr>
+          <w:lang w:val="en-GB"/>
+        </w:rPr>
+        <w:t>enforceable</w:t>
+      </w:r>
+      <w:r>
+        <w:rPr>
+          <w:lang w:val="en-GB"/>
+        </w:rPr>
+        <w:t>.</w:t>
+      </w:r>
+    </w:p>
+    <w:p>
+      <w:pPr>
+        <w:rPr>
+          <w:lang w:val="en-GB"/>
+        </w:rPr>
+      </w:pPr>
+    </w:p>
+    <w:p>
+      <w:pPr>
+        <w:rPr>
+          <w:lang w:val="en-GB"/>
+        </w:rPr>
+      </w:pPr>
+      <w:r>
+        <w:rPr>
+          <w:lang w:val="en-GB"/>
+        </w:rPr>
+        <w:t>The number of people with access to the shared RDF store is unclear, though</w:t>
+      </w:r>
+      <w:r>
+        <w:rPr>
+          <w:lang w:val="en-GB"/>
+        </w:rPr>
+        <w:t xml:space="preserve"> </w:t>
+      </w:r>
+      <w:r>
+        <w:rPr>
+          <w:lang w:val="en-GB"/>
+        </w:rPr>
+        <w:t>likely in the tens or low hundreds. All authenticated users have equal access,</w:t>
+      </w:r>
+      <w:r>
+        <w:rPr>
+          <w:lang w:val="en-GB"/>
+        </w:rPr>
+        <w:t xml:space="preserve"> </w:t>
+      </w:r>
+      <w:r>
+        <w:rPr>
+          <w:lang w:val="en-GB"/>
+        </w:rPr>
+        <w:t>as there are no role-based permission systems. This may pose risks around</w:t>
+      </w:r>
+      <w:r>
+        <w:rPr>
+          <w:lang w:val="en-GB"/>
+        </w:rPr>
+        <w:t xml:space="preserve"> </w:t>
+      </w:r>
+      <w:r>
+        <w:rPr>
+          <w:lang w:val="en-GB"/>
+        </w:rPr>
+        <w:t>accidental data modification or deletion.</w:t>
+      </w:r>
+    </w:p>
+    <w:p>
+      <w:pPr>
+        <w:rPr>
+          <w:lang w:val="en-GB"/>
+        </w:rPr>
+      </w:pPr>
+    </w:p>
+    <w:p>
+      <w:pPr>
+        <w:rPr>
+          <w:lang w:val="en-GB"/>
+        </w:rPr>
+      </w:pPr>
+      <w:r>
+        <w:rPr>
+          <w:lang w:val="en-GB"/>
+        </w:rPr>
+        <w:t>No mechanisms exist for data classification, consent management, or</w:t>
+      </w:r>
+      <w:r>
+        <w:rPr>
+          <w:lang w:val="en-GB"/>
+        </w:rPr>
+        <w:t xml:space="preserve"> </w:t>
+      </w:r>
+      <w:r>
+        <w:rPr>
+          <w:lang w:val="en-GB"/>
+        </w:rPr>
+        <w:t xml:space="preserve">user-specific visibility settings. While the </w:t>
+      </w:r>
+      <w:proofErr w:type="spellStart"/>
+      <w:r>
+        <w:rPr>
+          <w:lang w:val="en-GB"/>
+        </w:rPr>
+        <w:t>Ollama</w:t>
+      </w:r>
+      <w:proofErr w:type="spellEnd"/>
+      <w:r>
+        <w:rPr>
+          <w:lang w:val="en-GB"/>
+        </w:rPr>
+        <w:t xml:space="preserve"> server and OpenStreetMap API</w:t>
+      </w:r>
+      <w:r>
+        <w:rPr>
+          <w:lang w:val="en-GB"/>
+        </w:rPr>
+        <w:t xml:space="preserve"> </w:t>
+      </w:r>
+      <w:r>
+        <w:rPr>
+          <w:lang w:val="en-GB"/>
+        </w:rPr>
+        <w:t xml:space="preserve">usage are constrained, the system does not currently </w:t>
+      </w:r>
+      <w:r>
+        <w:rPr>
+          <w:lang w:val="en-GB"/>
+        </w:rPr>
+        <w:t>analyse</w:t>
+      </w:r>
+      <w:r>
+        <w:rPr>
+          <w:lang w:val="en-GB"/>
+        </w:rPr>
+        <w:t xml:space="preserve"> input for misuse or</w:t>
+      </w:r>
+      <w:r>
+        <w:rPr>
+          <w:lang w:val="en-GB"/>
+        </w:rPr>
+        <w:t xml:space="preserve"> </w:t>
+      </w:r>
+      <w:r>
+        <w:rPr>
+          <w:lang w:val="en-GB"/>
+        </w:rPr>
+        <w:t>sensitive content.</w:t>
+      </w:r>
+    </w:p>
+    <w:p>
+      <w:pPr>
+        <w:rPr>
+          <w:lang w:val="en-GB"/>
+        </w:rPr>
+      </w:pPr>
+    </w:p>
+    <w:p>
+      <w:pPr>
+        <w:rPr>
+          <w:lang w:val="en-GB"/>
+        </w:rPr>
+      </w:pPr>
+      <w:r>
+        <w:rPr>
+          <w:lang w:val="en-GB"/>
+        </w:rPr>
+        <w:t>Assessment: Low Risk</w:t>
+      </w:r>
+    </w:p>
+    <w:p>
+      <w:pPr>
+        <w:pStyle w:val="ListParagraph"/>
+        <w:numPr>
+          <w:ilvl w:val="0"/>
+          <w:numId w:val="46"/>
+        </w:numPr>
+        <w:rPr>
+          <w:lang w:val="en-GB"/>
+        </w:rPr>
+      </w:pPr>
+      <w:r>
+        <w:rPr>
+          <w:lang w:val="en-GB"/>
+        </w:rPr>
+        <w:t>N</w:t>
+      </w:r>
+      <w:r>
+        <w:rPr>
+          <w:lang w:val="en-GB"/>
+        </w:rPr>
+        <w:t>o explicit controls over personal data input or sharing</w:t>
+      </w:r>
+    </w:p>
+    <w:p>
+      <w:pPr>
+        <w:pStyle w:val="ListParagraph"/>
+        <w:numPr>
+          <w:ilvl w:val="0"/>
+          <w:numId w:val="46"/>
+        </w:numPr>
+        <w:rPr>
+          <w:lang w:val="en-GB"/>
+        </w:rPr>
+      </w:pPr>
+      <w:r>
+        <w:rPr>
+          <w:lang w:val="en-GB"/>
+        </w:rPr>
+        <w:t>N</w:t>
+      </w:r>
+      <w:r>
+        <w:rPr>
+          <w:lang w:val="en-GB"/>
+        </w:rPr>
+        <w:t>o role-based access or audit trail for data changes</w:t>
+      </w:r>
+    </w:p>
+    <w:p>
+      <w:pPr>
+        <w:pStyle w:val="ListParagraph"/>
+        <w:numPr>
+          <w:ilvl w:val="0"/>
+          <w:numId w:val="46"/>
+        </w:numPr>
+        <w:rPr>
+          <w:lang w:val="en-GB"/>
+        </w:rPr>
+      </w:pPr>
+      <w:r>
+        <w:rPr>
+          <w:lang w:val="en-GB"/>
+        </w:rPr>
+        <w:t>Small and limited user base currently minimizes the impact</w:t>
+      </w:r>
+    </w:p>
+    <w:p>
+      <w:pPr>
+        <w:rPr>
+          <w:lang w:val="en-GB"/>
+        </w:rPr>
+      </w:pPr>
+    </w:p>
+    <w:p>
+      <w:pPr>
+        <w:rPr>
+          <w:lang w:val="en-GB"/>
+        </w:rPr>
+      </w:pPr>
+      <w:r>
+        <w:rPr>
+          <w:lang w:val="en-GB"/>
+        </w:rPr>
+        <w:t>Recommendations:</w:t>
+      </w:r>
+    </w:p>
+    <w:p>
+      <w:pPr>
+        <w:pStyle w:val="ListParagraph"/>
+        <w:numPr>
+          <w:ilvl w:val="0"/>
+          <w:numId w:val="47"/>
+        </w:numPr>
+        <w:rPr>
+          <w:lang w:val="en-GB"/>
+        </w:rPr>
+      </w:pPr>
+      <w:r>
+        <w:rPr>
+          <w:lang w:val="en-GB"/>
+        </w:rPr>
+        <w:t>Consider role-based permissions</w:t>
+      </w:r>
+    </w:p>
+    <w:p>
+      <w:pPr>
+        <w:pStyle w:val="ListParagraph"/>
+        <w:numPr>
+          <w:ilvl w:val="0"/>
+          <w:numId w:val="47"/>
+        </w:numPr>
+        <w:rPr>
+          <w:lang w:val="en-GB"/>
+        </w:rPr>
+      </w:pPr>
+      <w:r>
+        <w:rPr>
+          <w:lang w:val="en-GB"/>
+        </w:rPr>
+        <w:t>Consider an edit history feature</w:t>
+      </w:r>
+    </w:p>
+    <w:p>
+      <w:pPr>
+        <w:pStyle w:val="ListParagraph"/>
+        <w:numPr>
+          <w:ilvl w:val="0"/>
+          <w:numId w:val="47"/>
+        </w:numPr>
+        <w:rPr>
+          <w:lang w:val="en-GB"/>
+        </w:rPr>
+      </w:pPr>
+      <w:r>
+        <w:rPr>
+          <w:lang w:val="en-GB"/>
+        </w:rPr>
+        <w:t>Clarify acceptable use and data input boundaries for users</w:t>
+      </w:r>
+    </w:p>
+    <w:p>
+      <w:pPr>
+        <w:rPr>
+          <w:lang w:val="en-GB"/>
+        </w:rPr>
+      </w:pPr>
+    </w:p>
+    <w:p>
+      <w:pPr>
+        <w:pStyle w:val="Heading3"/>
+      </w:pPr>
+      <w:r>
+        <w:t>Transparency</w:t>
+      </w:r>
+    </w:p>
+    <w:p>
+      <w:pPr>
+        <w:rPr>
+          <w:lang w:val="en-GB"/>
+        </w:rPr>
+      </w:pPr>
+      <w:r>
+        <w:rPr>
+          <w:lang w:val="en-GB"/>
+        </w:rPr>
+        <w:t>The graph editor simplifies RDF structures into a format resembling a rich</w:t>
+      </w:r>
+      <w:r>
+        <w:rPr>
+          <w:lang w:val="en-GB"/>
+        </w:rPr>
+        <w:t xml:space="preserve"> </w:t>
+      </w:r>
+      <w:r>
+        <w:rPr>
+          <w:lang w:val="en-GB"/>
+        </w:rPr>
+        <w:t>table-like form. Users do not need RDF knowledge to interact with it.</w:t>
+      </w:r>
+      <w:r>
+        <w:rPr>
+          <w:lang w:val="en-GB"/>
+        </w:rPr>
+        <w:t xml:space="preserve"> </w:t>
+      </w:r>
+      <w:r>
+        <w:rPr>
+          <w:lang w:val="en-GB"/>
+        </w:rPr>
+        <w:t>AI-generated content is clearly visible during the preview phase, but once</w:t>
+      </w:r>
+      <w:r>
+        <w:rPr>
+          <w:lang w:val="en-GB"/>
+        </w:rPr>
+        <w:t xml:space="preserve"> </w:t>
+      </w:r>
+      <w:r>
+        <w:rPr>
+          <w:lang w:val="en-GB"/>
+        </w:rPr>
+        <w:t>embedded, it is not marked as AI-generated. Editing changes are reversible until</w:t>
+      </w:r>
+      <w:r>
+        <w:rPr>
+          <w:lang w:val="en-GB"/>
+        </w:rPr>
+        <w:t xml:space="preserve"> </w:t>
+      </w:r>
+      <w:r>
+        <w:rPr>
+          <w:lang w:val="en-GB"/>
+        </w:rPr>
+        <w:t>committed.</w:t>
+      </w:r>
+    </w:p>
+    <w:p>
+      <w:pPr>
+        <w:rPr>
+          <w:lang w:val="en-GB"/>
+        </w:rPr>
+      </w:pPr>
+    </w:p>
+    <w:p>
+      <w:pPr>
+        <w:rPr>
+          <w:lang w:val="en-GB"/>
+        </w:rPr>
+      </w:pPr>
+      <w:r>
+        <w:rPr>
+          <w:lang w:val="en-GB"/>
+        </w:rPr>
+        <w:t>Error messages for AI failures are minimal and may not always explain the</w:t>
+      </w:r>
+      <w:r>
+        <w:rPr>
+          <w:lang w:val="en-GB"/>
+        </w:rPr>
+        <w:t xml:space="preserve"> </w:t>
+      </w:r>
+      <w:r>
+        <w:rPr>
+          <w:lang w:val="en-GB"/>
+        </w:rPr>
+        <w:t>problem clearly.</w:t>
+      </w:r>
+    </w:p>
+    <w:p>
+      <w:pPr>
+        <w:rPr>
+          <w:lang w:val="en-GB"/>
+        </w:rPr>
+      </w:pPr>
+    </w:p>
+    <w:p>
+      <w:pPr>
+        <w:rPr>
+          <w:lang w:val="en-GB"/>
+        </w:rPr>
+      </w:pPr>
+      <w:r>
+        <w:rPr>
+          <w:lang w:val="en-GB"/>
+        </w:rPr>
+        <w:t>The semantic search component introduces algorithmic transparency considerations</w:t>
+      </w:r>
+      <w:r>
+        <w:rPr>
+          <w:lang w:val="en-GB"/>
+        </w:rPr>
+        <w:t xml:space="preserve"> </w:t>
+      </w:r>
+      <w:r>
+        <w:rPr>
+          <w:lang w:val="en-GB"/>
+        </w:rPr>
+        <w:t>that affect user understanding of system operations. Search results undergo</w:t>
+      </w:r>
+      <w:r>
+        <w:rPr>
+          <w:lang w:val="en-GB"/>
+        </w:rPr>
+        <w:t xml:space="preserve"> </w:t>
+      </w:r>
+      <w:r>
+        <w:rPr>
+          <w:lang w:val="en-GB"/>
+        </w:rPr>
+        <w:t>ranking through BGE-M3 embedding analysis and cosine similarity calculations,</w:t>
+      </w:r>
+      <w:r>
+        <w:rPr>
+          <w:lang w:val="en-GB"/>
+        </w:rPr>
+        <w:t xml:space="preserve"> </w:t>
+      </w:r>
+      <w:r>
+        <w:rPr>
+          <w:lang w:val="en-GB"/>
+        </w:rPr>
+        <w:t xml:space="preserve">presenting users with algorithmically determined </w:t>
+      </w:r>
+      <w:r>
+        <w:rPr>
+          <w:lang w:val="en-GB"/>
+        </w:rPr>
+        <w:lastRenderedPageBreak/>
+        <w:t>relevance scores. However, the</w:t>
+      </w:r>
+      <w:r>
+        <w:rPr>
+          <w:lang w:val="en-GB"/>
+        </w:rPr>
+        <w:t xml:space="preserve"> </w:t>
+      </w:r>
+      <w:r>
+        <w:rPr>
+          <w:lang w:val="en-GB"/>
+        </w:rPr>
+        <w:t>interface does not explain why specific results achieve higher rankings than</w:t>
+      </w:r>
+      <w:r>
+        <w:rPr>
+          <w:lang w:val="en-GB"/>
+        </w:rPr>
+        <w:t xml:space="preserve"> </w:t>
+      </w:r>
+      <w:r>
+        <w:rPr>
+          <w:lang w:val="en-GB"/>
+        </w:rPr>
+        <w:t>others, potentially creating confusion about the basis for result ordering.</w:t>
+      </w:r>
+    </w:p>
+    <w:p>
+      <w:pPr>
+        <w:rPr>
+          <w:lang w:val="en-GB"/>
+        </w:rPr>
+      </w:pPr>
+      <w:r>
+        <w:rPr>
+          <w:lang w:val="en-GB"/>
+        </w:rPr>
+        <w:t>Users may not recognize that search effectiveness varies significantly depending</w:t>
+      </w:r>
+      <w:r>
+        <w:rPr>
+          <w:lang w:val="en-GB"/>
+        </w:rPr>
+        <w:t xml:space="preserve"> </w:t>
+      </w:r>
+      <w:r>
+        <w:rPr>
+          <w:lang w:val="en-GB"/>
+        </w:rPr>
+        <w:t>on the quality and completeness of underlying OpenStreetMap data, which differs</w:t>
+      </w:r>
+      <w:r>
+        <w:rPr>
+          <w:lang w:val="en-GB"/>
+        </w:rPr>
+        <w:t xml:space="preserve"> </w:t>
+      </w:r>
+      <w:r>
+        <w:rPr>
+          <w:lang w:val="en-GB"/>
+        </w:rPr>
+        <w:t>substantially across geographic regions and resource categories.</w:t>
+      </w:r>
+    </w:p>
+    <w:p>
+      <w:pPr>
+        <w:rPr>
+          <w:lang w:val="en-GB"/>
+        </w:rPr>
+      </w:pPr>
+    </w:p>
+    <w:p>
+      <w:pPr>
+        <w:rPr>
+          <w:lang w:val="en-GB"/>
+        </w:rPr>
+      </w:pPr>
+      <w:r>
+        <w:rPr>
+          <w:lang w:val="en-GB"/>
+        </w:rPr>
+        <w:t>Search results lack explicit indicators that their presentation order derives</w:t>
+      </w:r>
+      <w:r>
+        <w:rPr>
+          <w:lang w:val="en-GB"/>
+        </w:rPr>
+        <w:t xml:space="preserve"> </w:t>
+      </w:r>
+      <w:r>
+        <w:rPr>
+          <w:lang w:val="en-GB"/>
+        </w:rPr>
+        <w:t>from algorithmic processing rather than chronological, alphabetical, or other</w:t>
+      </w:r>
+      <w:r>
+        <w:rPr>
+          <w:lang w:val="en-GB"/>
+        </w:rPr>
+        <w:t xml:space="preserve"> </w:t>
+      </w:r>
+      <w:r>
+        <w:rPr>
+          <w:lang w:val="en-GB"/>
+        </w:rPr>
+        <w:t>conventional sorting methods.</w:t>
+      </w:r>
+    </w:p>
+    <w:p>
+      <w:pPr>
+        <w:rPr>
+          <w:lang w:val="en-GB"/>
+        </w:rPr>
+      </w:pPr>
+    </w:p>
+    <w:p>
+      <w:pPr>
+        <w:rPr>
+          <w:lang w:val="en-GB"/>
+        </w:rPr>
+      </w:pPr>
+      <w:r>
+        <w:rPr>
+          <w:lang w:val="en-GB"/>
+        </w:rPr>
+        <w:t>Assessment: Low Risk</w:t>
+      </w:r>
+    </w:p>
+    <w:p>
+      <w:pPr>
+        <w:pStyle w:val="ListParagraph"/>
+        <w:numPr>
+          <w:ilvl w:val="0"/>
+          <w:numId w:val="48"/>
+        </w:numPr>
+        <w:rPr>
+          <w:lang w:val="en-GB"/>
+        </w:rPr>
+      </w:pPr>
+      <w:r>
+        <w:rPr>
+          <w:lang w:val="en-GB"/>
+        </w:rPr>
+        <w:t xml:space="preserve">AI-generated content not </w:t>
+      </w:r>
+      <w:r>
+        <w:rPr>
+          <w:lang w:val="en-GB"/>
+        </w:rPr>
+        <w:t>labelled</w:t>
+      </w:r>
+      <w:r>
+        <w:rPr>
+          <w:lang w:val="en-GB"/>
+        </w:rPr>
+        <w:t xml:space="preserve"> after embedding</w:t>
+      </w:r>
+    </w:p>
+    <w:p>
+      <w:pPr>
+        <w:pStyle w:val="ListParagraph"/>
+        <w:numPr>
+          <w:ilvl w:val="0"/>
+          <w:numId w:val="48"/>
+        </w:numPr>
+        <w:rPr>
+          <w:lang w:val="en-GB"/>
+        </w:rPr>
+      </w:pPr>
+      <w:r>
+        <w:rPr>
+          <w:lang w:val="en-GB"/>
+        </w:rPr>
+        <w:t>UI is mostly transparent, but complex structures may still be confusing to</w:t>
+      </w:r>
+      <w:r>
+        <w:rPr>
+          <w:lang w:val="en-GB"/>
+        </w:rPr>
+        <w:t xml:space="preserve"> </w:t>
+      </w:r>
+      <w:r>
+        <w:rPr>
+          <w:lang w:val="en-GB"/>
+        </w:rPr>
+        <w:t>some users</w:t>
+      </w:r>
+    </w:p>
+    <w:p>
+      <w:pPr>
+        <w:pStyle w:val="ListParagraph"/>
+        <w:numPr>
+          <w:ilvl w:val="0"/>
+          <w:numId w:val="48"/>
+        </w:numPr>
+        <w:rPr>
+          <w:lang w:val="en-GB"/>
+        </w:rPr>
+      </w:pPr>
+      <w:r>
+        <w:rPr>
+          <w:lang w:val="en-GB"/>
+        </w:rPr>
+        <w:t>Search result presentation lacks algorithmic transparency indicators, but the straightforward interface design minimi</w:t>
+      </w:r>
+      <w:r>
+        <w:rPr>
+          <w:lang w:val="en-GB"/>
+        </w:rPr>
+        <w:t>s</w:t>
+      </w:r>
+      <w:r>
+        <w:rPr>
+          <w:lang w:val="en-GB"/>
+        </w:rPr>
+        <w:t>es confusion</w:t>
+      </w:r>
+    </w:p>
+    <w:p>
+      <w:pPr>
+        <w:rPr>
+          <w:lang w:val="en-GB"/>
+        </w:rPr>
+      </w:pPr>
+      <w:r>
+        <w:rPr>
+          <w:lang w:val="en-GB"/>
+        </w:rPr>
+        <w:t>Recommendations:</w:t>
+      </w:r>
+    </w:p>
+    <w:p>
+      <w:pPr>
+        <w:pStyle w:val="ListParagraph"/>
+        <w:numPr>
+          <w:ilvl w:val="0"/>
+          <w:numId w:val="49"/>
+        </w:numPr>
+        <w:rPr>
+          <w:lang w:val="en-GB"/>
+        </w:rPr>
+      </w:pPr>
+      <w:r>
+        <w:rPr>
+          <w:lang w:val="en-GB"/>
+        </w:rPr>
+        <w:t>Improve validation error messages or provide examples of acceptable input</w:t>
+      </w:r>
+    </w:p>
+    <w:p>
+      <w:pPr>
+        <w:pStyle w:val="ListParagraph"/>
+        <w:numPr>
+          <w:ilvl w:val="0"/>
+          <w:numId w:val="49"/>
+        </w:numPr>
+        <w:rPr>
+          <w:lang w:val="en-GB"/>
+        </w:rPr>
+      </w:pPr>
+      <w:r>
+        <w:rPr>
+          <w:lang w:val="en-GB"/>
+        </w:rPr>
+        <w:t>Consider implementing interface indicators that communicate the algorithmic nature of search result ordering and provide basic explanations of semantic similarity ranking</w:t>
+      </w:r>
+    </w:p>
+    <w:p>
+      <w:pPr>
+        <w:pStyle w:val="ListParagraph"/>
+        <w:numPr>
+          <w:ilvl w:val="0"/>
+          <w:numId w:val="49"/>
+        </w:numPr>
+        <w:rPr>
+          <w:lang w:val="en-GB"/>
+        </w:rPr>
+      </w:pPr>
+      <w:r>
+        <w:rPr>
+          <w:lang w:val="en-GB"/>
+        </w:rPr>
+        <w:t>Consider</w:t>
+      </w:r>
+      <w:r>
+        <w:rPr>
+          <w:lang w:val="en-GB"/>
+        </w:rPr>
+        <w:t xml:space="preserve"> adding contextual help information about OpenStreetMap data limitations and geographic coverage variations</w:t>
+      </w:r>
+    </w:p>
+    <w:p>
+      <w:pPr>
+        <w:pStyle w:val="Heading3"/>
+      </w:pPr>
+      <w:r>
+        <w:t>Diversity, Non-discrimination and Fairness</w:t>
+      </w:r>
+    </w:p>
+    <w:p>
+      <w:pPr>
+        <w:rPr>
+          <w:lang w:val="en-GB"/>
+        </w:rPr>
+      </w:pPr>
+      <w:r>
+        <w:rPr>
+          <w:lang w:val="en-GB"/>
+        </w:rPr>
+        <w:t>Although the app supports work with underserved populations, those individuals</w:t>
+      </w:r>
+      <w:r>
+        <w:rPr>
+          <w:lang w:val="en-GB"/>
+        </w:rPr>
+        <w:t xml:space="preserve"> </w:t>
+      </w:r>
+      <w:r>
+        <w:rPr>
+          <w:lang w:val="en-GB"/>
+        </w:rPr>
+        <w:t>are not the users themselves. As such, the UI and feature set were not</w:t>
+      </w:r>
+      <w:r>
+        <w:rPr>
+          <w:lang w:val="en-GB"/>
+        </w:rPr>
+        <w:t xml:space="preserve"> </w:t>
+      </w:r>
+      <w:r>
+        <w:rPr>
+          <w:lang w:val="en-GB"/>
+        </w:rPr>
+        <w:t>explicitly designed with their direct accessibility in mind.</w:t>
+      </w:r>
+    </w:p>
+    <w:p>
+      <w:pPr>
+        <w:rPr>
+          <w:lang w:val="en-GB"/>
+        </w:rPr>
+      </w:pPr>
+    </w:p>
+    <w:p>
+      <w:pPr>
+        <w:rPr>
+          <w:lang w:val="en-GB"/>
+        </w:rPr>
+      </w:pPr>
+      <w:r>
+        <w:rPr>
+          <w:lang w:val="en-GB"/>
+        </w:rPr>
+        <w:t>There is no specific review or mitigation process for potential bias in</w:t>
+      </w:r>
+      <w:r>
+        <w:rPr>
+          <w:lang w:val="en-GB"/>
+        </w:rPr>
+        <w:t xml:space="preserve"> </w:t>
+      </w:r>
+      <w:r>
+        <w:rPr>
+          <w:lang w:val="en-GB"/>
+        </w:rPr>
+        <w:t>AI-generated content. Multilingual support is assumed based on the underlying</w:t>
+      </w:r>
+      <w:r>
+        <w:rPr>
+          <w:lang w:val="en-GB"/>
+        </w:rPr>
+        <w:t xml:space="preserve"> </w:t>
+      </w:r>
+      <w:r>
+        <w:rPr>
+          <w:lang w:val="en-GB"/>
+        </w:rPr>
+        <w:t>model (Phi-4), but the effectiveness of different languages is yet untested.</w:t>
+      </w:r>
+      <w:r>
+        <w:rPr>
+          <w:lang w:val="en-GB"/>
+        </w:rPr>
+        <w:t xml:space="preserve"> </w:t>
+      </w:r>
+      <w:r>
+        <w:rPr>
+          <w:lang w:val="en-GB"/>
+        </w:rPr>
+        <w:t>Users provide and maintain resource data independently, which introduces</w:t>
+      </w:r>
+      <w:r>
+        <w:rPr>
+          <w:lang w:val="en-GB"/>
+        </w:rPr>
+        <w:t xml:space="preserve"> </w:t>
+      </w:r>
+      <w:r>
+        <w:rPr>
+          <w:lang w:val="en-GB"/>
+        </w:rPr>
+        <w:t>variability and potential underrepresentation of certain communities.</w:t>
+      </w:r>
+    </w:p>
+    <w:p>
+      <w:pPr>
+        <w:rPr>
+          <w:lang w:val="en-GB"/>
+        </w:rPr>
+      </w:pPr>
+    </w:p>
+    <w:p>
+      <w:pPr>
+        <w:rPr>
+          <w:lang w:val="en-GB"/>
+        </w:rPr>
+      </w:pPr>
+      <w:r>
+        <w:rPr>
+          <w:lang w:val="en-GB"/>
+        </w:rPr>
+        <w:t>The semantic search functionality introduces potential bias mechanisms through</w:t>
+      </w:r>
+      <w:r>
+        <w:rPr>
+          <w:lang w:val="en-GB"/>
+        </w:rPr>
+        <w:t xml:space="preserve"> </w:t>
+      </w:r>
+      <w:r>
+        <w:rPr>
+          <w:lang w:val="en-GB"/>
+        </w:rPr>
+        <w:t>its reliance on machine learning models and crowdsourced data sources. The</w:t>
+      </w:r>
+      <w:r>
+        <w:rPr>
+          <w:lang w:val="en-GB"/>
+        </w:rPr>
+        <w:t xml:space="preserve"> </w:t>
+      </w:r>
+      <w:r>
+        <w:rPr>
+          <w:lang w:val="en-GB"/>
+        </w:rPr>
+        <w:t>BGE-M3 embedding model may demonstrate varying performance levels across</w:t>
+      </w:r>
+      <w:r>
+        <w:rPr>
+          <w:lang w:val="en-GB"/>
+        </w:rPr>
+        <w:t xml:space="preserve"> </w:t>
+      </w:r>
+      <w:r>
+        <w:rPr>
+          <w:lang w:val="en-GB"/>
+        </w:rPr>
+        <w:t>different languages, cultural contexts, and types of resource descriptions.</w:t>
+      </w:r>
+      <w:r>
+        <w:rPr>
+          <w:lang w:val="en-GB"/>
+        </w:rPr>
+        <w:t xml:space="preserve"> </w:t>
+      </w:r>
+      <w:r>
+        <w:rPr>
+          <w:lang w:val="en-GB"/>
+        </w:rPr>
+        <w:t xml:space="preserve">Search algorithms may systematically </w:t>
+      </w:r>
+      <w:r>
+        <w:rPr>
+          <w:lang w:val="en-GB"/>
+        </w:rPr>
+        <w:t>favour</w:t>
+      </w:r>
+      <w:r>
+        <w:rPr>
+          <w:lang w:val="en-GB"/>
+        </w:rPr>
+        <w:t xml:space="preserve"> establishments or services that align</w:t>
+      </w:r>
+      <w:r>
+        <w:rPr>
+          <w:lang w:val="en-GB"/>
+        </w:rPr>
+        <w:t xml:space="preserve"> </w:t>
+      </w:r>
+      <w:r>
+        <w:rPr>
+          <w:lang w:val="en-GB"/>
+        </w:rPr>
+        <w:t>more closely with the model's training data patterns, potentially</w:t>
+      </w:r>
+      <w:r>
+        <w:rPr>
+          <w:lang w:val="en-GB"/>
+        </w:rPr>
+        <w:t xml:space="preserve"> </w:t>
+      </w:r>
+      <w:r>
+        <w:rPr>
+          <w:lang w:val="en-GB"/>
+        </w:rPr>
+        <w:t>underrepresenting resources that serve specific communities or utili</w:t>
+      </w:r>
+      <w:r>
+        <w:rPr>
+          <w:lang w:val="en-GB"/>
+        </w:rPr>
+        <w:t>s</w:t>
+      </w:r>
+      <w:r>
+        <w:rPr>
+          <w:lang w:val="en-GB"/>
+        </w:rPr>
+        <w:t>e</w:t>
+      </w:r>
+      <w:r>
+        <w:rPr>
+          <w:lang w:val="en-GB"/>
+        </w:rPr>
+        <w:t xml:space="preserve"> </w:t>
+      </w:r>
+      <w:r>
+        <w:rPr>
+          <w:lang w:val="en-GB"/>
+        </w:rPr>
+        <w:t>non-standard terminology. This algorithmic bias could disproportionately affect</w:t>
+      </w:r>
+      <w:r>
+        <w:rPr>
+          <w:lang w:val="en-GB"/>
+        </w:rPr>
+        <w:t xml:space="preserve"> </w:t>
+      </w:r>
+      <w:r>
+        <w:rPr>
+          <w:lang w:val="en-GB"/>
+        </w:rPr>
+        <w:t>the discoverability of services tailored to the three target populations,</w:t>
+      </w:r>
+      <w:r>
+        <w:rPr>
+          <w:lang w:val="en-GB"/>
+        </w:rPr>
+        <w:t xml:space="preserve"> </w:t>
+      </w:r>
+      <w:r>
+        <w:rPr>
+          <w:lang w:val="en-GB"/>
+        </w:rPr>
+        <w:t>particularly those that employ culturally specific language or operate within</w:t>
+      </w:r>
+      <w:r>
+        <w:rPr>
+          <w:lang w:val="en-GB"/>
+        </w:rPr>
+        <w:t xml:space="preserve"> </w:t>
+      </w:r>
+      <w:r>
+        <w:rPr>
+          <w:lang w:val="en-GB"/>
+        </w:rPr>
+        <w:t>speciali</w:t>
+      </w:r>
+      <w:r>
+        <w:rPr>
+          <w:lang w:val="en-GB"/>
+        </w:rPr>
+        <w:t>s</w:t>
+      </w:r>
+      <w:r>
+        <w:rPr>
+          <w:lang w:val="en-GB"/>
+        </w:rPr>
+        <w:t>ed community networks.</w:t>
+      </w:r>
+    </w:p>
+    <w:p>
+      <w:pPr>
+        <w:rPr>
+          <w:lang w:val="en-GB"/>
+        </w:rPr>
+      </w:pPr>
+    </w:p>
+    <w:p>
+      <w:pPr>
+        <w:rPr>
+          <w:lang w:val="en-GB"/>
+        </w:rPr>
+      </w:pPr>
+      <w:r>
+        <w:rPr>
+          <w:lang w:val="en-GB"/>
+        </w:rPr>
+        <w:t>The system's dependence on OpenStreetMap data compounds potential fairness</w:t>
+      </w:r>
+      <w:r>
+        <w:rPr>
+          <w:lang w:val="en-GB"/>
+        </w:rPr>
+        <w:t xml:space="preserve"> </w:t>
+      </w:r>
+      <w:r>
+        <w:rPr>
+          <w:lang w:val="en-GB"/>
+        </w:rPr>
+        <w:t>concerns through the geographic and demographic biases inherent in crowdsourced</w:t>
+      </w:r>
+      <w:r>
+        <w:rPr>
+          <w:lang w:val="en-GB"/>
+        </w:rPr>
+        <w:t xml:space="preserve"> </w:t>
+      </w:r>
+      <w:r>
+        <w:rPr>
+          <w:lang w:val="en-GB"/>
+        </w:rPr>
+        <w:t>mapping platforms. Resource availability and data quality within OpenStreetMap</w:t>
+      </w:r>
+      <w:r>
+        <w:rPr>
+          <w:lang w:val="en-GB"/>
+        </w:rPr>
+        <w:t xml:space="preserve"> </w:t>
+      </w:r>
+      <w:r>
+        <w:rPr>
+          <w:lang w:val="en-GB"/>
+        </w:rPr>
+        <w:t xml:space="preserve">varies significantly across different </w:t>
+      </w:r>
+      <w:r>
+        <w:rPr>
+          <w:lang w:val="en-GB"/>
+        </w:rPr>
+        <w:lastRenderedPageBreak/>
+        <w:t>neighbourhoods</w:t>
+      </w:r>
+      <w:r>
+        <w:rPr>
+          <w:lang w:val="en-GB"/>
+        </w:rPr>
+        <w:t>, regions, and community</w:t>
+      </w:r>
+      <w:r>
+        <w:rPr>
+          <w:lang w:val="en-GB"/>
+        </w:rPr>
+        <w:t xml:space="preserve"> </w:t>
+      </w:r>
+      <w:r>
+        <w:rPr>
+          <w:lang w:val="en-GB"/>
+        </w:rPr>
+        <w:t>types. Areas with lower socioeconomic status or marginalized communities often</w:t>
+      </w:r>
+      <w:r>
+        <w:rPr>
+          <w:lang w:val="en-GB"/>
+        </w:rPr>
+        <w:t xml:space="preserve"> </w:t>
+      </w:r>
+      <w:r>
+        <w:rPr>
+          <w:lang w:val="en-GB"/>
+        </w:rPr>
+        <w:t>exhibit reduced mapping coverage and detail, which could result in systematic</w:t>
+      </w:r>
+      <w:r>
+        <w:rPr>
+          <w:lang w:val="en-GB"/>
+        </w:rPr>
+        <w:t xml:space="preserve"> </w:t>
+      </w:r>
+      <w:r>
+        <w:rPr>
+          <w:lang w:val="en-GB"/>
+        </w:rPr>
+        <w:t>underrepresentation of relevant resources in search results. This data</w:t>
+      </w:r>
+      <w:r>
+        <w:rPr>
+          <w:lang w:val="en-GB"/>
+        </w:rPr>
+        <w:t xml:space="preserve"> </w:t>
+      </w:r>
+      <w:r>
+        <w:rPr>
+          <w:lang w:val="en-GB"/>
+        </w:rPr>
+        <w:t>limitation particularly affects the discovery of community-specific services</w:t>
+      </w:r>
+      <w:r>
+        <w:rPr>
+          <w:lang w:val="en-GB"/>
+        </w:rPr>
+        <w:t xml:space="preserve"> </w:t>
+      </w:r>
+      <w:r>
+        <w:rPr>
+          <w:lang w:val="en-GB"/>
+        </w:rPr>
+        <w:t>that may not receive adequate documentation in mainstream mapping platforms.</w:t>
+      </w:r>
+      <w:r>
+        <w:rPr>
+          <w:lang w:val="en-GB"/>
+        </w:rPr>
+        <w:t xml:space="preserve"> </w:t>
+      </w:r>
+    </w:p>
+    <w:p>
+      <w:pPr>
+        <w:rPr>
+          <w:lang w:val="en-GB"/>
+        </w:rPr>
+      </w:pPr>
+    </w:p>
+    <w:p>
+      <w:pPr>
+        <w:rPr>
+          <w:lang w:val="en-GB"/>
+        </w:rPr>
+      </w:pPr>
+      <w:r>
+        <w:rPr>
+          <w:lang w:val="en-GB"/>
+        </w:rPr>
+        <w:t xml:space="preserve">Assessment: </w:t>
+      </w:r>
+      <w:r>
+        <w:rPr>
+          <w:lang w:val="en-GB"/>
+        </w:rPr>
+        <w:t>Medium</w:t>
+      </w:r>
+      <w:r>
+        <w:rPr>
+          <w:lang w:val="en-GB"/>
+        </w:rPr>
+        <w:t xml:space="preserve"> Risk</w:t>
+      </w:r>
+    </w:p>
+    <w:p>
+      <w:pPr>
+        <w:pStyle w:val="ListParagraph"/>
+        <w:numPr>
+          <w:ilvl w:val="0"/>
+          <w:numId w:val="50"/>
+        </w:numPr>
+        <w:rPr>
+          <w:lang w:val="en-GB"/>
+        </w:rPr>
+      </w:pPr>
+      <w:r>
+        <w:rPr>
+          <w:lang w:val="en-GB"/>
+        </w:rPr>
+        <w:t>The application's current user base and research context limit immediate</w:t>
+      </w:r>
+      <w:r>
+        <w:rPr>
+          <w:lang w:val="en-GB"/>
+        </w:rPr>
+        <w:t xml:space="preserve"> </w:t>
+      </w:r>
+      <w:r>
+        <w:rPr>
+          <w:lang w:val="en-GB"/>
+        </w:rPr>
+        <w:t>discrimination risks, though systematic bias testing remains absent</w:t>
+      </w:r>
+    </w:p>
+    <w:p>
+      <w:pPr>
+        <w:pStyle w:val="ListParagraph"/>
+        <w:numPr>
+          <w:ilvl w:val="0"/>
+          <w:numId w:val="50"/>
+        </w:numPr>
+        <w:rPr>
+          <w:lang w:val="en-GB"/>
+        </w:rPr>
+      </w:pPr>
+      <w:r>
+        <w:rPr>
+          <w:lang w:val="en-GB"/>
+        </w:rPr>
+        <w:t>U</w:t>
+      </w:r>
+      <w:r>
+        <w:rPr>
+          <w:lang w:val="en-GB"/>
+        </w:rPr>
+        <w:t xml:space="preserve">sers must explicitly </w:t>
+      </w:r>
+      <w:r>
+        <w:rPr>
+          <w:lang w:val="en-GB"/>
+        </w:rPr>
+        <w:t>approve AI-generated suggestions from both components, preserving human oversight in content decisions</w:t>
+      </w:r>
+    </w:p>
+    <w:p>
+      <w:pPr>
+        <w:pStyle w:val="ListParagraph"/>
+        <w:numPr>
+          <w:ilvl w:val="0"/>
+          <w:numId w:val="50"/>
+        </w:numPr>
+        <w:rPr>
+          <w:lang w:val="en-GB"/>
+        </w:rPr>
+      </w:pPr>
+      <w:r>
+        <w:rPr>
+          <w:lang w:val="en-GB"/>
+        </w:rPr>
+        <w:t>Multilingual capability is unverified</w:t>
+      </w:r>
+    </w:p>
+    <w:p>
+      <w:pPr>
+        <w:rPr>
+          <w:lang w:val="en-GB"/>
+        </w:rPr>
+      </w:pPr>
+    </w:p>
+    <w:p>
+      <w:pPr>
+        <w:rPr>
+          <w:lang w:val="en-GB"/>
+        </w:rPr>
+      </w:pPr>
+      <w:r>
+        <w:rPr>
+          <w:lang w:val="en-GB"/>
+        </w:rPr>
+        <w:t>Recommendations:</w:t>
+      </w:r>
+    </w:p>
+    <w:p>
+      <w:pPr>
+        <w:pStyle w:val="ListParagraph"/>
+        <w:numPr>
+          <w:ilvl w:val="0"/>
+          <w:numId w:val="52"/>
+        </w:numPr>
+        <w:rPr>
+          <w:lang w:val="en-GB"/>
+        </w:rPr>
+      </w:pPr>
+      <w:r>
+        <w:rPr>
+          <w:lang w:val="en-GB"/>
+        </w:rPr>
+        <w:t xml:space="preserve">Conduct performance evaluation of both AI components across multiple EU languages, with particular attention to effectiveness for resources serving the three target </w:t>
+      </w:r>
+      <w:proofErr w:type="spellStart"/>
+      <w:r>
+        <w:rPr>
+          <w:lang w:val="en-GB"/>
+        </w:rPr>
+        <w:t>populations</w:t>
+      </w:r>
+      <w:proofErr w:type="spellEnd"/>
+    </w:p>
+    <w:p>
+      <w:pPr>
+        <w:pStyle w:val="ListParagraph"/>
+        <w:numPr>
+          <w:ilvl w:val="0"/>
+          <w:numId w:val="52"/>
+        </w:numPr>
+        <w:rPr>
+          <w:lang w:val="en-GB"/>
+        </w:rPr>
+      </w:pPr>
+      <w:r>
+        <w:rPr>
+          <w:lang w:val="en-GB"/>
+        </w:rPr>
+        <w:t>Include prompts or suggestions to review AI output for fairness before</w:t>
+      </w:r>
+      <w:r>
+        <w:rPr>
+          <w:lang w:val="en-GB"/>
+        </w:rPr>
+        <w:t xml:space="preserve"> </w:t>
+      </w:r>
+      <w:r>
+        <w:rPr>
+          <w:lang w:val="en-GB"/>
+        </w:rPr>
+        <w:t>accepting it</w:t>
+      </w:r>
+    </w:p>
+    <w:p>
+      <w:pPr>
+        <w:rPr>
+          <w:lang w:val="en-GB"/>
+        </w:rPr>
+      </w:pPr>
+    </w:p>
+    <w:p>
+      <w:pPr>
+        <w:pStyle w:val="Heading3"/>
+      </w:pPr>
+      <w:r>
+        <w:t>Societal and Environmental Well-being</w:t>
+      </w:r>
+    </w:p>
+    <w:p>
+      <w:pPr>
+        <w:rPr>
+          <w:lang w:val="en-GB"/>
+        </w:rPr>
+      </w:pPr>
+      <w:r>
+        <w:rPr>
+          <w:lang w:val="en-GB"/>
+        </w:rPr>
+        <w:t>The app is meant to positively impact link workers' ability to connect</w:t>
+      </w:r>
+      <w:r>
+        <w:rPr>
+          <w:lang w:val="en-GB"/>
+        </w:rPr>
+        <w:t xml:space="preserve"> </w:t>
+      </w:r>
+      <w:r>
+        <w:rPr>
+          <w:lang w:val="en-GB"/>
+        </w:rPr>
+        <w:t>vulnerable individuals to appropriate resources. It provides a lightweight way</w:t>
+      </w:r>
+      <w:r>
+        <w:rPr>
+          <w:lang w:val="en-GB"/>
+        </w:rPr>
+        <w:t xml:space="preserve"> </w:t>
+      </w:r>
+      <w:r>
+        <w:rPr>
+          <w:lang w:val="en-GB"/>
+        </w:rPr>
+        <w:t>to organize and share data, making link work more efficient.</w:t>
+      </w:r>
+      <w:r>
+        <w:rPr>
+          <w:lang w:val="en-GB"/>
+        </w:rPr>
+        <w:t xml:space="preserve"> </w:t>
+      </w:r>
+      <w:r>
+        <w:rPr>
+          <w:lang w:val="en-GB"/>
+        </w:rPr>
+        <w:t>The addition of</w:t>
+      </w:r>
+      <w:r>
+        <w:rPr>
+          <w:lang w:val="en-GB"/>
+        </w:rPr>
+        <w:t xml:space="preserve"> </w:t>
+      </w:r>
+      <w:r>
+        <w:rPr>
+          <w:lang w:val="en-GB"/>
+        </w:rPr>
+        <w:t>semantic search capabilities further amplifies this potential by reducing the</w:t>
+      </w:r>
+      <w:r>
+        <w:rPr>
+          <w:lang w:val="en-GB"/>
+        </w:rPr>
+        <w:t xml:space="preserve"> </w:t>
+      </w:r>
+      <w:r>
+        <w:rPr>
+          <w:lang w:val="en-GB"/>
+        </w:rPr>
+        <w:t>time and effort required for resource discovery, allowing link workers to</w:t>
+      </w:r>
+      <w:r>
+        <w:rPr>
+          <w:lang w:val="en-GB"/>
+        </w:rPr>
+        <w:t xml:space="preserve"> </w:t>
+      </w:r>
+      <w:r>
+        <w:rPr>
+          <w:lang w:val="en-GB"/>
+        </w:rPr>
+        <w:t>identify relevant services more quickly and comprehensively within specific</w:t>
+      </w:r>
+      <w:r>
+        <w:rPr>
+          <w:lang w:val="en-GB"/>
+        </w:rPr>
+        <w:t xml:space="preserve"> </w:t>
+      </w:r>
+      <w:r>
+        <w:rPr>
+          <w:lang w:val="en-GB"/>
+        </w:rPr>
+        <w:t>geographic areas.</w:t>
+      </w:r>
+    </w:p>
+    <w:p>
+      <w:pPr>
+        <w:rPr>
+          <w:lang w:val="en-GB"/>
+        </w:rPr>
+      </w:pPr>
+    </w:p>
+    <w:p>
+      <w:pPr>
+        <w:rPr>
+          <w:lang w:val="en-GB"/>
+        </w:rPr>
+      </w:pPr>
+      <w:r>
+        <w:rPr>
+          <w:lang w:val="en-GB"/>
+        </w:rPr>
+        <w:t>Risks include the potential for incorrect or low-quality information to spread</w:t>
+      </w:r>
+      <w:r>
+        <w:rPr>
+          <w:lang w:val="en-GB"/>
+        </w:rPr>
+        <w:t xml:space="preserve"> </w:t>
+      </w:r>
+      <w:r>
+        <w:rPr>
+          <w:lang w:val="en-GB"/>
+        </w:rPr>
+        <w:t>within the user base. There is no validation for correctness beyond the RDF</w:t>
+      </w:r>
+      <w:r>
+        <w:rPr>
+          <w:lang w:val="en-GB"/>
+        </w:rPr>
+        <w:t xml:space="preserve"> </w:t>
+      </w:r>
+      <w:r>
+        <w:rPr>
+          <w:lang w:val="en-GB"/>
+        </w:rPr>
+        <w:t>format, and no version control or moderation features currently exist.</w:t>
+      </w:r>
+      <w:r>
+        <w:rPr>
+          <w:lang w:val="en-GB"/>
+        </w:rPr>
+        <w:t xml:space="preserve"> </w:t>
+      </w:r>
+      <w:r>
+        <w:rPr>
+          <w:lang w:val="en-GB"/>
+        </w:rPr>
+        <w:t>The</w:t>
+      </w:r>
+      <w:r>
+        <w:rPr>
+          <w:lang w:val="en-GB"/>
+        </w:rPr>
+        <w:t xml:space="preserve"> </w:t>
+      </w:r>
+      <w:r>
+        <w:rPr>
+          <w:lang w:val="en-GB"/>
+        </w:rPr>
+        <w:t>semantic search component may inadvertently promote certain types of resources</w:t>
+      </w:r>
+      <w:r>
+        <w:rPr>
+          <w:lang w:val="en-GB"/>
+        </w:rPr>
+        <w:t xml:space="preserve"> </w:t>
+      </w:r>
+      <w:r>
+        <w:rPr>
+          <w:lang w:val="en-GB"/>
+        </w:rPr>
+        <w:t>over others through its ranking mechanisms, potentially affecting the diversity</w:t>
+      </w:r>
+      <w:r>
+        <w:rPr>
+          <w:lang w:val="en-GB"/>
+        </w:rPr>
+        <w:t xml:space="preserve"> </w:t>
+      </w:r>
+      <w:r>
+        <w:rPr>
+          <w:lang w:val="en-GB"/>
+        </w:rPr>
+        <w:t>of connections made by link workers. Results depend on the completeness and</w:t>
+      </w:r>
+      <w:r>
+        <w:rPr>
+          <w:lang w:val="en-GB"/>
+        </w:rPr>
+        <w:t xml:space="preserve"> </w:t>
+      </w:r>
+      <w:r>
+        <w:rPr>
+          <w:lang w:val="en-GB"/>
+        </w:rPr>
+        <w:t>accuracy of underlying OpenStreetMap data, which varies significantly across</w:t>
+      </w:r>
+      <w:r>
+        <w:rPr>
+          <w:lang w:val="en-GB"/>
+        </w:rPr>
+        <w:t xml:space="preserve"> </w:t>
+      </w:r>
+      <w:r>
+        <w:rPr>
+          <w:lang w:val="en-GB"/>
+        </w:rPr>
+        <w:t>different geographic regions and service categories.</w:t>
+      </w:r>
+    </w:p>
+    <w:p>
+      <w:pPr>
+        <w:rPr>
+          <w:lang w:val="en-GB"/>
+        </w:rPr>
+      </w:pPr>
+    </w:p>
+    <w:p>
+      <w:pPr>
+        <w:rPr>
+          <w:lang w:val="en-GB"/>
+        </w:rPr>
+      </w:pPr>
+      <w:r>
+        <w:rPr>
+          <w:lang w:val="en-GB"/>
+        </w:rPr>
+        <w:t xml:space="preserve">Environmentally, the system is considered low impact. The </w:t>
+      </w:r>
+      <w:proofErr w:type="spellStart"/>
+      <w:r>
+        <w:rPr>
+          <w:lang w:val="en-GB"/>
+        </w:rPr>
+        <w:t>Ollama</w:t>
+      </w:r>
+      <w:proofErr w:type="spellEnd"/>
+      <w:r>
+        <w:rPr>
+          <w:lang w:val="en-GB"/>
+        </w:rPr>
+        <w:t xml:space="preserve"> AI server is</w:t>
+      </w:r>
+      <w:r>
+        <w:rPr>
+          <w:lang w:val="en-GB"/>
+        </w:rPr>
+        <w:t xml:space="preserve"> </w:t>
+      </w:r>
+      <w:r>
+        <w:rPr>
+          <w:lang w:val="en-GB"/>
+        </w:rPr>
+        <w:t>hosted locally and queried on demand. No large-scale infrastructure or frequent</w:t>
+      </w:r>
+      <w:r>
+        <w:rPr>
+          <w:lang w:val="en-GB"/>
+        </w:rPr>
+        <w:t xml:space="preserve"> </w:t>
+      </w:r>
+      <w:r>
+        <w:rPr>
+          <w:lang w:val="en-GB"/>
+        </w:rPr>
+        <w:t>inference operations are involved.</w:t>
       </w:r>
     </w:p>
     <w:p>
@@ -3153,7 +5911,7 @@
         <w:rPr>
           <w:lang w:val="en-GB"/>
         </w:rPr>
-        <w:t>It is clear which content is AI-generated</w:t>
+        <w:t>Designed to benefit link workers and vulnerable groups indirectly</w:t>
       </w:r>
     </w:p>
     <w:p>
@@ -3171,7 +5929,7 @@
         <w:rPr>
           <w:lang w:val="en-GB"/>
         </w:rPr>
-        <w:t>AI-generated content is only usable in RDF format</w:t>
+        <w:t>Lightweight infrastructure, minimal energy footprint</w:t>
       </w:r>
     </w:p>
     <w:p>
@@ -3189,7 +5947,27 @@
         <w:rPr>
           <w:lang w:val="en-GB"/>
         </w:rPr>
-        <w:t>Users may accept or discard AI output freely</w:t>
+        <w:t>Some risk of low-quality data propagation</w:t>
+      </w:r>
+    </w:p>
+    <w:p>
+      <w:pPr>
+        <w:rPr>
+          <w:lang w:val="en-GB"/>
+        </w:rPr>
+      </w:pPr>
+    </w:p>
+    <w:p>
+      <w:pPr>
+        <w:rPr>
+          <w:lang w:val="en-GB"/>
+        </w:rPr>
+      </w:pPr>
+      <w:r>
+        <w:rPr>
+          <w:lang w:val="en-GB"/>
+        </w:rPr>
+        <w:t>Recommendations:</w:t>
       </w:r>
     </w:p>
     <w:p>
@@ -3207,39 +5985,8 @@
         <w:rPr>
           <w:lang w:val="en-GB"/>
         </w:rPr>
-        <w:t>No risk of addictive, manipulative, or persuasive AI behavio</w:t>
-      </w:r>
-      <w:r>
-        <w:rPr>
-          <w:lang w:val="en-GB"/>
-        </w:rPr>
-        <w:t>u</w:t>
-      </w:r>
-      <w:r>
-        <w:rPr>
-          <w:lang w:val="en-GB"/>
-        </w:rPr>
-        <w:t>r</w:t>
-      </w:r>
-    </w:p>
-    <w:p>
-      <w:pPr>
-        <w:rPr>
-          <w:lang w:val="en-GB"/>
-        </w:rPr>
-      </w:pPr>
-    </w:p>
-    <w:p>
-      <w:pPr>
-        <w:rPr>
-          <w:lang w:val="en-GB"/>
-        </w:rPr>
-      </w:pPr>
-      <w:r>
-        <w:rPr>
-          <w:lang w:val="en-GB"/>
-        </w:rPr>
-        <w:t>Recommendations:</w:t>
+        <w:lastRenderedPageBreak/>
+        <w:t>Add optional moderation or versioning features</w:t>
       </w:r>
     </w:p>
     <w:p>
@@ -3257,368 +6004,7 @@
         <w:rPr>
           <w:lang w:val="en-GB"/>
         </w:rPr>
-        <w:t>Consider providing a help tooltip or FAQ entry to explain how AI suggestions</w:t>
-      </w:r>
-      <w:r>
-        <w:rPr>
-          <w:lang w:val="en-GB"/>
-        </w:rPr>
-        <w:t xml:space="preserve"> </w:t>
-      </w:r>
-      <w:r>
-        <w:rPr>
-          <w:lang w:val="en-GB"/>
-        </w:rPr>
-        <w:t>are validated and embedded</w:t>
-      </w:r>
-    </w:p>
-    <w:p>
-      <w:pPr>
-        <w:rPr>
-          <w:lang w:val="en-GB"/>
-        </w:rPr>
-      </w:pPr>
-    </w:p>
-    <w:p>
-      <w:pPr>
-        <w:pStyle w:val="Heading3"/>
-      </w:pPr>
-      <w:r>
-        <w:t>Technical Robustness and Safety</w:t>
-      </w:r>
-    </w:p>
-    <w:p>
-      <w:pPr>
-        <w:rPr>
-          <w:lang w:val="en-GB"/>
-        </w:rPr>
-      </w:pPr>
-      <w:r>
-        <w:rPr>
-          <w:lang w:val="en-GB"/>
-        </w:rPr>
-        <w:t>While the AI component was used during development and has shown robustness in</w:t>
-      </w:r>
-      <w:r>
-        <w:rPr>
-          <w:lang w:val="en-GB"/>
-        </w:rPr>
-        <w:t xml:space="preserve"> </w:t>
-      </w:r>
-      <w:r>
-        <w:rPr>
-          <w:lang w:val="en-GB"/>
-        </w:rPr>
-        <w:t>some cases, it has not undergone systematic testing. Output quality is</w:t>
-      </w:r>
-      <w:r>
-        <w:rPr>
-          <w:lang w:val="en-GB"/>
-        </w:rPr>
-        <w:t xml:space="preserve"> </w:t>
-      </w:r>
-      <w:r>
-        <w:rPr>
-          <w:lang w:val="en-GB"/>
-        </w:rPr>
-        <w:t>inconsistent: sometimes accurate, sometimes failing validation. Because only</w:t>
-      </w:r>
-      <w:r>
-        <w:rPr>
-          <w:lang w:val="en-GB"/>
-        </w:rPr>
-        <w:t xml:space="preserve"> </w:t>
-      </w:r>
-      <w:r>
-        <w:rPr>
-          <w:lang w:val="en-GB"/>
-        </w:rPr>
-        <w:t>valid RDF data is accepted by the editor, invalid results are discarded before</w:t>
-      </w:r>
-      <w:r>
-        <w:rPr>
-          <w:lang w:val="en-GB"/>
-        </w:rPr>
-        <w:t xml:space="preserve"> </w:t>
-      </w:r>
-      <w:r>
-        <w:rPr>
-          <w:lang w:val="en-GB"/>
-        </w:rPr>
-        <w:t>they can affect user workflows.</w:t>
-      </w:r>
-    </w:p>
-    <w:p>
-      <w:pPr>
-        <w:rPr>
-          <w:lang w:val="en-GB"/>
-        </w:rPr>
-      </w:pPr>
-    </w:p>
-    <w:p>
-      <w:pPr>
-        <w:rPr>
-          <w:lang w:val="en-GB"/>
-        </w:rPr>
-      </w:pPr>
-      <w:r>
-        <w:rPr>
-          <w:lang w:val="en-GB"/>
-        </w:rPr>
-        <w:lastRenderedPageBreak/>
-        <w:t>Using the AI is completely optional. When used, the generated data appears in a</w:t>
-      </w:r>
-      <w:r>
-        <w:rPr>
-          <w:lang w:val="en-GB"/>
-        </w:rPr>
-        <w:t xml:space="preserve"> </w:t>
-      </w:r>
-      <w:r>
-        <w:rPr>
-          <w:lang w:val="en-GB"/>
-        </w:rPr>
-        <w:t>preview window, and users can decide whether to embed it in the RDF graph. If</w:t>
-      </w:r>
-      <w:r>
-        <w:rPr>
-          <w:lang w:val="en-GB"/>
-        </w:rPr>
-        <w:t xml:space="preserve"> </w:t>
-      </w:r>
-      <w:r>
-        <w:rPr>
-          <w:lang w:val="en-GB"/>
-        </w:rPr>
-        <w:t>the AI response is invalid or triggers an error, users are notified and may</w:t>
-      </w:r>
-      <w:r>
-        <w:rPr>
-          <w:lang w:val="en-GB"/>
-        </w:rPr>
-        <w:t xml:space="preserve"> </w:t>
-      </w:r>
-      <w:r>
-        <w:rPr>
-          <w:lang w:val="en-GB"/>
-        </w:rPr>
-        <w:t>continue working without it or retry.</w:t>
-      </w:r>
-    </w:p>
-    <w:p>
-      <w:pPr>
-        <w:rPr>
-          <w:lang w:val="en-GB"/>
-        </w:rPr>
-      </w:pPr>
-    </w:p>
-    <w:p>
-      <w:pPr>
-        <w:rPr>
-          <w:lang w:val="en-GB"/>
-        </w:rPr>
-      </w:pPr>
-      <w:r>
-        <w:rPr>
-          <w:lang w:val="en-GB"/>
-        </w:rPr>
-        <w:t>RDF data is stored on servers controlled by the development team using the</w:t>
-      </w:r>
-      <w:r>
-        <w:rPr>
-          <w:lang w:val="en-GB"/>
-        </w:rPr>
-        <w:t xml:space="preserve"> </w:t>
-      </w:r>
-      <w:r>
-        <w:rPr>
-          <w:lang w:val="en-GB"/>
-        </w:rPr>
-        <w:t xml:space="preserve">Apache Jena framework. Access requires authentication via </w:t>
-      </w:r>
-      <w:proofErr w:type="spellStart"/>
-      <w:r>
-        <w:rPr>
-          <w:lang w:val="en-GB"/>
-        </w:rPr>
-        <w:t>Keycloak</w:t>
-      </w:r>
-      <w:proofErr w:type="spellEnd"/>
-      <w:r>
-        <w:rPr>
-          <w:lang w:val="en-GB"/>
-        </w:rPr>
-        <w:t>. While</w:t>
-      </w:r>
-      <w:r>
-        <w:rPr>
-          <w:lang w:val="en-GB"/>
-        </w:rPr>
-        <w:t xml:space="preserve"> </w:t>
-      </w:r>
-      <w:r>
-        <w:rPr>
-          <w:lang w:val="en-GB"/>
-        </w:rPr>
-        <w:t>personal data can be entered, the app is primarily designed for managing</w:t>
-      </w:r>
-      <w:r>
-        <w:rPr>
-          <w:lang w:val="en-GB"/>
-        </w:rPr>
-        <w:t xml:space="preserve"> </w:t>
-      </w:r>
-      <w:r>
-        <w:rPr>
-          <w:lang w:val="en-GB"/>
-        </w:rPr>
-        <w:t>publicly available resources.</w:t>
-      </w:r>
-    </w:p>
-    <w:p>
-      <w:pPr>
-        <w:rPr>
-          <w:lang w:val="en-GB"/>
-        </w:rPr>
-      </w:pPr>
-    </w:p>
-    <w:p>
-      <w:pPr>
-        <w:rPr>
-          <w:lang w:val="en-GB"/>
-        </w:rPr>
-      </w:pPr>
-      <w:r>
-        <w:rPr>
-          <w:lang w:val="en-GB"/>
-        </w:rPr>
-        <w:t>[An OpenStreetMap interface (via Leaflet and Overpass) is included to assist with</w:t>
-      </w:r>
-      <w:r>
-        <w:rPr>
-          <w:lang w:val="en-GB"/>
-        </w:rPr>
-        <w:t xml:space="preserve"> </w:t>
-      </w:r>
-      <w:r>
-        <w:rPr>
-          <w:lang w:val="en-GB"/>
-        </w:rPr>
-        <w:t xml:space="preserve">location-based search. While there </w:t>
-      </w:r>
-      <w:proofErr w:type="gramStart"/>
-      <w:r>
-        <w:rPr>
-          <w:lang w:val="en-GB"/>
-        </w:rPr>
-        <w:t>are</w:t>
-      </w:r>
-      <w:proofErr w:type="gramEnd"/>
-      <w:r>
-        <w:rPr>
-          <w:lang w:val="en-GB"/>
-        </w:rPr>
-        <w:t xml:space="preserve"> currently no AI components involved in</w:t>
-      </w:r>
-      <w:r>
-        <w:rPr>
-          <w:lang w:val="en-GB"/>
-        </w:rPr>
-        <w:t xml:space="preserve"> </w:t>
-      </w:r>
-      <w:r>
-        <w:rPr>
-          <w:lang w:val="en-GB"/>
-        </w:rPr>
-        <w:t>ordering or selecting search suggestions, this may be explored in the future. If</w:t>
-      </w:r>
-      <w:r>
-        <w:rPr>
-          <w:lang w:val="en-GB"/>
-        </w:rPr>
-        <w:t xml:space="preserve"> </w:t>
-      </w:r>
-      <w:r>
-        <w:rPr>
-          <w:lang w:val="en-GB"/>
-        </w:rPr>
-        <w:t>AI is introduced in that context, similar safeguards and validations would be</w:t>
-      </w:r>
-      <w:r>
-        <w:rPr>
-          <w:lang w:val="en-GB"/>
-        </w:rPr>
-        <w:t xml:space="preserve"> </w:t>
-      </w:r>
-      <w:r>
-        <w:rPr>
-          <w:lang w:val="en-GB"/>
-        </w:rPr>
-        <w:t>recommended.]</w:t>
-      </w:r>
-    </w:p>
-    <w:p>
-      <w:pPr>
-        <w:rPr>
-          <w:lang w:val="en-GB"/>
-        </w:rPr>
-      </w:pPr>
-    </w:p>
-    <w:p>
-      <w:pPr>
-        <w:rPr>
-          <w:lang w:val="en-GB"/>
-        </w:rPr>
-      </w:pPr>
-      <w:r>
-        <w:rPr>
-          <w:lang w:val="en-GB"/>
-        </w:rPr>
-        <w:t>The project will be supported by the development team for two to three years,</w:t>
-      </w:r>
-      <w:r>
-        <w:rPr>
-          <w:lang w:val="en-GB"/>
-        </w:rPr>
-        <w:t xml:space="preserve"> </w:t>
-      </w:r>
-      <w:r>
-        <w:rPr>
-          <w:lang w:val="en-GB"/>
-        </w:rPr>
-        <w:t>with most updates front-loaded in the initial months. Ongoing support is minimal</w:t>
-      </w:r>
-      <w:r>
-        <w:rPr>
-          <w:lang w:val="en-GB"/>
-        </w:rPr>
-        <w:t xml:space="preserve"> </w:t>
-      </w:r>
-      <w:r>
-        <w:rPr>
-          <w:lang w:val="en-GB"/>
-        </w:rPr>
-        <w:t>but planned.</w:t>
-      </w:r>
-    </w:p>
-    <w:p>
-      <w:pPr>
-        <w:rPr>
-          <w:lang w:val="en-GB"/>
-        </w:rPr>
-      </w:pPr>
-    </w:p>
-    <w:p>
-      <w:pPr>
-        <w:rPr>
-          <w:lang w:val="en-GB"/>
-        </w:rPr>
-      </w:pPr>
-      <w:r>
-        <w:rPr>
-          <w:lang w:val="en-GB"/>
-        </w:rPr>
-        <w:t>Assessment: Low Risk</w:t>
+        <w:t>Document best practices for verifying resource information</w:t>
       </w:r>
     </w:p>
     <w:p>
@@ -3636,7 +6022,179 @@
         <w:rPr>
           <w:lang w:val="en-GB"/>
         </w:rPr>
-        <w:t>AI has not been systematically tested</w:t>
+        <w:t>Maintain lightweight deployment even if the system scales</w:t>
+      </w:r>
+    </w:p>
+    <w:p>
+      <w:pPr>
+        <w:rPr>
+          <w:lang w:val="en-GB"/>
+        </w:rPr>
+      </w:pPr>
+    </w:p>
+    <w:p>
+      <w:pPr>
+        <w:pStyle w:val="Heading3"/>
+      </w:pPr>
+      <w:r>
+        <w:t>Accountability</w:t>
+      </w:r>
+    </w:p>
+    <w:p>
+      <w:pPr>
+        <w:rPr>
+          <w:lang w:val="en-GB"/>
+        </w:rPr>
+      </w:pPr>
+      <w:r>
+        <w:rPr>
+          <w:lang w:val="en-GB"/>
+        </w:rPr>
+        <w:t>The development team currently handles all technical responsibilities, including</w:t>
+      </w:r>
+      <w:r>
+        <w:rPr>
+          <w:lang w:val="en-GB"/>
+        </w:rPr>
+        <w:t xml:space="preserve"> </w:t>
+      </w:r>
+      <w:r>
+        <w:rPr>
+          <w:lang w:val="en-GB"/>
+        </w:rPr>
+        <w:t>hosting, bug fixes, and maintenance. However, responsibilities across the</w:t>
+      </w:r>
+      <w:r>
+        <w:rPr>
+          <w:lang w:val="en-GB"/>
+        </w:rPr>
+        <w:t xml:space="preserve"> </w:t>
+      </w:r>
+      <w:r>
+        <w:rPr>
+          <w:lang w:val="en-GB"/>
+        </w:rPr>
+        <w:t>broader project consortium are not clearly defined, which may lead to ambiguity</w:t>
+      </w:r>
+      <w:r>
+        <w:rPr>
+          <w:lang w:val="en-GB"/>
+        </w:rPr>
+        <w:t xml:space="preserve"> </w:t>
+      </w:r>
+      <w:r>
+        <w:rPr>
+          <w:lang w:val="en-GB"/>
+        </w:rPr>
+        <w:t>if governance issues arise.</w:t>
+      </w:r>
+    </w:p>
+    <w:p>
+      <w:pPr>
+        <w:rPr>
+          <w:lang w:val="en-GB"/>
+        </w:rPr>
+      </w:pPr>
+    </w:p>
+    <w:p>
+      <w:pPr>
+        <w:rPr>
+          <w:lang w:val="en-GB"/>
+        </w:rPr>
+      </w:pPr>
+      <w:r>
+        <w:rPr>
+          <w:lang w:val="en-GB"/>
+        </w:rPr>
+        <w:t>Users can report issues informally via Redmine or through personal contact with</w:t>
+      </w:r>
+      <w:r>
+        <w:rPr>
+          <w:lang w:val="en-GB"/>
+        </w:rPr>
+        <w:t xml:space="preserve"> </w:t>
+      </w:r>
+      <w:r>
+        <w:rPr>
+          <w:lang w:val="en-GB"/>
+        </w:rPr>
+        <w:t>the team, but there is no direct feedback channel within the application. This</w:t>
+      </w:r>
+      <w:r>
+        <w:rPr>
+          <w:lang w:val="en-GB"/>
+        </w:rPr>
+        <w:t xml:space="preserve"> </w:t>
+      </w:r>
+      <w:r>
+        <w:rPr>
+          <w:lang w:val="en-GB"/>
+        </w:rPr>
+        <w:t>may be sufficient for the research context but could become limiting if the app</w:t>
+      </w:r>
+      <w:r>
+        <w:rPr>
+          <w:lang w:val="en-GB"/>
+        </w:rPr>
+        <w:t xml:space="preserve"> </w:t>
+      </w:r>
+      <w:r>
+        <w:rPr>
+          <w:lang w:val="en-GB"/>
+        </w:rPr>
+        <w:t>is extended.</w:t>
+      </w:r>
+    </w:p>
+    <w:p>
+      <w:pPr>
+        <w:rPr>
+          <w:lang w:val="en-GB"/>
+        </w:rPr>
+      </w:pPr>
+    </w:p>
+    <w:p>
+      <w:pPr>
+        <w:rPr>
+          <w:lang w:val="en-GB"/>
+        </w:rPr>
+      </w:pPr>
+      <w:r>
+        <w:rPr>
+          <w:lang w:val="en-GB"/>
+        </w:rPr>
+        <w:t>There is no moderation or flagging system for problematic data, and no audit</w:t>
+      </w:r>
+      <w:r>
+        <w:rPr>
+          <w:lang w:val="en-GB"/>
+        </w:rPr>
+        <w:t xml:space="preserve"> </w:t>
+      </w:r>
+      <w:r>
+        <w:rPr>
+          <w:lang w:val="en-GB"/>
+        </w:rPr>
+        <w:t>logs to trace AI usage or user activity.</w:t>
+      </w:r>
+    </w:p>
+    <w:p>
+      <w:pPr>
+        <w:rPr>
+          <w:lang w:val="en-GB"/>
+        </w:rPr>
+      </w:pPr>
+    </w:p>
+    <w:p>
+      <w:pPr>
+        <w:rPr>
+          <w:lang w:val="en-GB"/>
+        </w:rPr>
+      </w:pPr>
+      <w:r>
+        <w:rPr>
+          <w:lang w:val="en-GB"/>
+        </w:rPr>
+        <w:t>Assessment: Medium Risk</w:t>
       </w:r>
     </w:p>
     <w:p>
@@ -3654,7 +6212,7 @@
         <w:rPr>
           <w:lang w:val="en-GB"/>
         </w:rPr>
-        <w:t>No formal robustness or failover mechanisms in place, but all features are usable without the AI component.</w:t>
+        <w:t>Clear internal responsibility, but unclear external roles</w:t>
       </w:r>
     </w:p>
     <w:p>
@@ -3672,7 +6230,7 @@
         <w:rPr>
           <w:lang w:val="en-GB"/>
         </w:rPr>
-        <w:t>AI errors are handled gracefully</w:t>
+        <w:t>No in-app issue reporting or user-facing contact</w:t>
       </w:r>
     </w:p>
     <w:p>
@@ -3690,1465 +6248,6 @@
         <w:rPr>
           <w:lang w:val="en-GB"/>
         </w:rPr>
-        <w:t xml:space="preserve">Straightforward infrastructure and internal hosting mitigate many </w:t>
-      </w:r>
-      <w:proofErr w:type="gramStart"/>
-      <w:r>
-        <w:rPr>
-          <w:lang w:val="en-GB"/>
-        </w:rPr>
-        <w:t>safety</w:t>
-      </w:r>
-      <w:proofErr w:type="gramEnd"/>
-      <w:r>
-        <w:rPr>
-          <w:lang w:val="en-GB"/>
-        </w:rPr>
-        <w:t xml:space="preserve"> concerns</w:t>
-      </w:r>
-    </w:p>
-    <w:p>
-      <w:pPr>
-        <w:rPr>
-          <w:lang w:val="en-GB"/>
-        </w:rPr>
-      </w:pPr>
-    </w:p>
-    <w:p>
-      <w:pPr>
-        <w:rPr>
-          <w:lang w:val="en-GB"/>
-        </w:rPr>
-      </w:pPr>
-      <w:r>
-        <w:rPr>
-          <w:lang w:val="en-GB"/>
-        </w:rPr>
-        <w:t>Recommendations:</w:t>
-      </w:r>
-    </w:p>
-    <w:p>
-      <w:pPr>
-        <w:pStyle w:val="ListParagraph"/>
-        <w:numPr>
-          <w:ilvl w:val="0"/>
-          <w:numId w:val="30"/>
-        </w:numPr>
-        <w:rPr>
-          <w:lang w:val="en-GB"/>
-        </w:rPr>
-      </w:pPr>
-      <w:r>
-        <w:rPr>
-          <w:lang w:val="en-GB"/>
-        </w:rPr>
-        <w:t>Conduct informal testing sessions to identify common failure cases in AI</w:t>
-      </w:r>
-      <w:r>
-        <w:rPr>
-          <w:lang w:val="en-GB"/>
-        </w:rPr>
-        <w:t xml:space="preserve"> </w:t>
-      </w:r>
-      <w:r>
-        <w:rPr>
-          <w:lang w:val="en-GB"/>
-        </w:rPr>
-        <w:t>output</w:t>
-      </w:r>
-    </w:p>
-    <w:p>
-      <w:pPr>
-        <w:pStyle w:val="ListParagraph"/>
-        <w:numPr>
-          <w:ilvl w:val="0"/>
-          <w:numId w:val="30"/>
-        </w:numPr>
-        <w:rPr>
-          <w:lang w:val="en-GB"/>
-        </w:rPr>
-      </w:pPr>
-      <w:r>
-        <w:rPr>
-          <w:lang w:val="en-GB"/>
-        </w:rPr>
-        <w:t>Track the frequency and nature of validation failures</w:t>
-      </w:r>
-    </w:p>
-    <w:p>
-      <w:pPr>
-        <w:pStyle w:val="ListParagraph"/>
-        <w:rPr>
-          <w:lang w:val="en-GB"/>
-        </w:rPr>
-      </w:pPr>
-    </w:p>
-    <w:p>
-      <w:pPr>
-        <w:pStyle w:val="Heading3"/>
-      </w:pPr>
-      <w:r>
-        <w:t>Privacy and Data Governance</w:t>
-      </w:r>
-    </w:p>
-    <w:p>
-      <w:pPr>
-        <w:rPr>
-          <w:lang w:val="en-GB"/>
-        </w:rPr>
-      </w:pPr>
-      <w:r>
-        <w:rPr>
-          <w:lang w:val="en-GB"/>
-        </w:rPr>
-        <w:t>Users are free to input any RDF-compatible data, which is a weak constraint. The</w:t>
-      </w:r>
-      <w:r>
-        <w:rPr>
-          <w:lang w:val="en-GB"/>
-        </w:rPr>
-        <w:t xml:space="preserve"> </w:t>
-      </w:r>
-      <w:r>
-        <w:rPr>
-          <w:lang w:val="en-GB"/>
-        </w:rPr>
-        <w:t>system does not attempt to identify or prevent the entry of personal data, nor</w:t>
-      </w:r>
-      <w:r>
-        <w:rPr>
-          <w:lang w:val="en-GB"/>
-        </w:rPr>
-        <w:t xml:space="preserve"> </w:t>
-      </w:r>
-      <w:r>
-        <w:rPr>
-          <w:lang w:val="en-GB"/>
-        </w:rPr>
-        <w:t>does it enforce any privacy policies in the data itself. The application is</w:t>
-      </w:r>
-      <w:r>
-        <w:rPr>
-          <w:lang w:val="en-GB"/>
-        </w:rPr>
-        <w:t xml:space="preserve"> </w:t>
-      </w:r>
-      <w:r>
-        <w:rPr>
-          <w:lang w:val="en-GB"/>
-        </w:rPr>
-        <w:t xml:space="preserve">mainly intended for storing public resource data, but this is neither enforced nor </w:t>
-      </w:r>
-      <w:r>
-        <w:rPr>
-          <w:lang w:val="en-GB"/>
-        </w:rPr>
-        <w:t>enforceable</w:t>
-      </w:r>
-      <w:r>
-        <w:rPr>
-          <w:lang w:val="en-GB"/>
-        </w:rPr>
-        <w:t>.</w:t>
-      </w:r>
-    </w:p>
-    <w:p>
-      <w:pPr>
-        <w:rPr>
-          <w:lang w:val="en-GB"/>
-        </w:rPr>
-      </w:pPr>
-    </w:p>
-    <w:p>
-      <w:pPr>
-        <w:rPr>
-          <w:lang w:val="en-GB"/>
-        </w:rPr>
-      </w:pPr>
-      <w:r>
-        <w:rPr>
-          <w:lang w:val="en-GB"/>
-        </w:rPr>
-        <w:t>The number of people with access to the shared RDF store is unclear, though</w:t>
-      </w:r>
-      <w:r>
-        <w:rPr>
-          <w:lang w:val="en-GB"/>
-        </w:rPr>
-        <w:t xml:space="preserve"> </w:t>
-      </w:r>
-      <w:r>
-        <w:rPr>
-          <w:lang w:val="en-GB"/>
-        </w:rPr>
-        <w:t>likely in the tens or low hundreds. All authenticated users have equal access,</w:t>
-      </w:r>
-      <w:r>
-        <w:rPr>
-          <w:lang w:val="en-GB"/>
-        </w:rPr>
-        <w:t xml:space="preserve"> </w:t>
-      </w:r>
-      <w:r>
-        <w:rPr>
-          <w:lang w:val="en-GB"/>
-        </w:rPr>
-        <w:t>as there are no role-based permission systems. This may pose risks around</w:t>
-      </w:r>
-      <w:r>
-        <w:rPr>
-          <w:lang w:val="en-GB"/>
-        </w:rPr>
-        <w:t xml:space="preserve"> </w:t>
-      </w:r>
-      <w:r>
-        <w:rPr>
-          <w:lang w:val="en-GB"/>
-        </w:rPr>
-        <w:t>accidental data modification or deletion.</w:t>
-      </w:r>
-    </w:p>
-    <w:p>
-      <w:pPr>
-        <w:rPr>
-          <w:lang w:val="en-GB"/>
-        </w:rPr>
-      </w:pPr>
-    </w:p>
-    <w:p>
-      <w:pPr>
-        <w:rPr>
-          <w:lang w:val="en-GB"/>
-        </w:rPr>
-      </w:pPr>
-      <w:r>
-        <w:rPr>
-          <w:lang w:val="en-GB"/>
-        </w:rPr>
-        <w:t>No mechanisms exist for data classification, consent management, or</w:t>
-      </w:r>
-      <w:r>
-        <w:rPr>
-          <w:lang w:val="en-GB"/>
-        </w:rPr>
-        <w:t xml:space="preserve"> </w:t>
-      </w:r>
-      <w:r>
-        <w:rPr>
-          <w:lang w:val="en-GB"/>
-        </w:rPr>
-        <w:t xml:space="preserve">user-specific visibility settings. While the </w:t>
-      </w:r>
-      <w:proofErr w:type="spellStart"/>
-      <w:r>
-        <w:rPr>
-          <w:lang w:val="en-GB"/>
-        </w:rPr>
-        <w:t>Ollama</w:t>
-      </w:r>
-      <w:proofErr w:type="spellEnd"/>
-      <w:r>
-        <w:rPr>
-          <w:lang w:val="en-GB"/>
-        </w:rPr>
-        <w:t xml:space="preserve"> server and OpenStreetMap API</w:t>
-      </w:r>
-      <w:r>
-        <w:rPr>
-          <w:lang w:val="en-GB"/>
-        </w:rPr>
-        <w:t xml:space="preserve"> </w:t>
-      </w:r>
-      <w:r>
-        <w:rPr>
-          <w:lang w:val="en-GB"/>
-        </w:rPr>
-        <w:t xml:space="preserve">usage are constrained, the system does not currently </w:t>
-      </w:r>
-      <w:r>
-        <w:rPr>
-          <w:lang w:val="en-GB"/>
-        </w:rPr>
-        <w:t>analyse</w:t>
-      </w:r>
-      <w:r>
-        <w:rPr>
-          <w:lang w:val="en-GB"/>
-        </w:rPr>
-        <w:t xml:space="preserve"> input for misuse or</w:t>
-      </w:r>
-      <w:r>
-        <w:rPr>
-          <w:lang w:val="en-GB"/>
-        </w:rPr>
-        <w:t xml:space="preserve"> </w:t>
-      </w:r>
-      <w:r>
-        <w:rPr>
-          <w:lang w:val="en-GB"/>
-        </w:rPr>
-        <w:t>sensitive content.</w:t>
-      </w:r>
-    </w:p>
-    <w:p>
-      <w:pPr>
-        <w:rPr>
-          <w:lang w:val="en-GB"/>
-        </w:rPr>
-      </w:pPr>
-    </w:p>
-    <w:p>
-      <w:pPr>
-        <w:rPr>
-          <w:lang w:val="en-GB"/>
-        </w:rPr>
-      </w:pPr>
-      <w:r>
-        <w:rPr>
-          <w:lang w:val="en-GB"/>
-        </w:rPr>
-        <w:t>Assessment: Low Risk</w:t>
-      </w:r>
-    </w:p>
-    <w:p>
-      <w:pPr>
-        <w:pStyle w:val="ListParagraph"/>
-        <w:numPr>
-          <w:ilvl w:val="0"/>
-          <w:numId w:val="30"/>
-        </w:numPr>
-        <w:rPr>
-          <w:lang w:val="en-GB"/>
-        </w:rPr>
-      </w:pPr>
-      <w:r>
-        <w:rPr>
-          <w:lang w:val="en-GB"/>
-        </w:rPr>
-        <w:lastRenderedPageBreak/>
-        <w:t>No explicit controls over personal data input or sharing</w:t>
-      </w:r>
-    </w:p>
-    <w:p>
-      <w:pPr>
-        <w:pStyle w:val="ListParagraph"/>
-        <w:numPr>
-          <w:ilvl w:val="0"/>
-          <w:numId w:val="30"/>
-        </w:numPr>
-        <w:rPr>
-          <w:lang w:val="en-GB"/>
-        </w:rPr>
-      </w:pPr>
-      <w:r>
-        <w:rPr>
-          <w:lang w:val="en-GB"/>
-        </w:rPr>
-        <w:t>No role-based access or audit trail for data changes</w:t>
-      </w:r>
-    </w:p>
-    <w:p>
-      <w:pPr>
-        <w:pStyle w:val="ListParagraph"/>
-        <w:numPr>
-          <w:ilvl w:val="0"/>
-          <w:numId w:val="30"/>
-        </w:numPr>
-        <w:rPr>
-          <w:lang w:val="en-GB"/>
-        </w:rPr>
-      </w:pPr>
-      <w:r>
-        <w:rPr>
-          <w:lang w:val="en-GB"/>
-        </w:rPr>
-        <w:t>Small and limited user base currently minimizes the impact</w:t>
-      </w:r>
-    </w:p>
-    <w:p>
-      <w:pPr>
-        <w:rPr>
-          <w:lang w:val="en-GB"/>
-        </w:rPr>
-      </w:pPr>
-    </w:p>
-    <w:p>
-      <w:pPr>
-        <w:rPr>
-          <w:lang w:val="en-GB"/>
-        </w:rPr>
-      </w:pPr>
-      <w:r>
-        <w:rPr>
-          <w:lang w:val="en-GB"/>
-        </w:rPr>
-        <w:t>Recommendations:</w:t>
-      </w:r>
-    </w:p>
-    <w:p>
-      <w:pPr>
-        <w:pStyle w:val="ListParagraph"/>
-        <w:numPr>
-          <w:ilvl w:val="0"/>
-          <w:numId w:val="30"/>
-        </w:numPr>
-        <w:rPr>
-          <w:lang w:val="en-GB"/>
-        </w:rPr>
-      </w:pPr>
-      <w:r>
-        <w:rPr>
-          <w:lang w:val="en-GB"/>
-        </w:rPr>
-        <w:t>Consider role-based permissions</w:t>
-      </w:r>
-    </w:p>
-    <w:p>
-      <w:pPr>
-        <w:pStyle w:val="ListParagraph"/>
-        <w:numPr>
-          <w:ilvl w:val="0"/>
-          <w:numId w:val="30"/>
-        </w:numPr>
-        <w:rPr>
-          <w:lang w:val="en-GB"/>
-        </w:rPr>
-      </w:pPr>
-      <w:r>
-        <w:rPr>
-          <w:lang w:val="en-GB"/>
-        </w:rPr>
-        <w:t>Consider an edit history feature</w:t>
-      </w:r>
-    </w:p>
-    <w:p>
-      <w:pPr>
-        <w:pStyle w:val="ListParagraph"/>
-        <w:numPr>
-          <w:ilvl w:val="0"/>
-          <w:numId w:val="30"/>
-        </w:numPr>
-        <w:rPr>
-          <w:lang w:val="en-GB"/>
-        </w:rPr>
-      </w:pPr>
-      <w:r>
-        <w:rPr>
-          <w:lang w:val="en-GB"/>
-        </w:rPr>
-        <w:t>Clarify acceptable use and data input boundaries for users</w:t>
-      </w:r>
-    </w:p>
-    <w:p>
-      <w:pPr>
-        <w:rPr>
-          <w:lang w:val="en-GB"/>
-        </w:rPr>
-      </w:pPr>
-    </w:p>
-    <w:p>
-      <w:pPr>
-        <w:pStyle w:val="Heading3"/>
-      </w:pPr>
-      <w:r>
-        <w:t>Transparency</w:t>
-      </w:r>
-    </w:p>
-    <w:p>
-      <w:pPr>
-        <w:rPr>
-          <w:lang w:val="en-GB"/>
-        </w:rPr>
-      </w:pPr>
-      <w:r>
-        <w:rPr>
-          <w:lang w:val="en-GB"/>
-        </w:rPr>
-        <w:t>The graph editor simplifies RDF structures into a format resembling a rich</w:t>
-      </w:r>
-      <w:r>
-        <w:rPr>
-          <w:lang w:val="en-GB"/>
-        </w:rPr>
-        <w:t xml:space="preserve"> </w:t>
-      </w:r>
-      <w:r>
-        <w:rPr>
-          <w:lang w:val="en-GB"/>
-        </w:rPr>
-        <w:t>table-like form. Users do not need RDF knowledge to interact with it.</w:t>
-      </w:r>
-      <w:r>
-        <w:rPr>
-          <w:lang w:val="en-GB"/>
-        </w:rPr>
-        <w:t xml:space="preserve"> </w:t>
-      </w:r>
-      <w:r>
-        <w:rPr>
-          <w:lang w:val="en-GB"/>
-        </w:rPr>
-        <w:t>AI-generated content is clearly visible during the preview phase, but once</w:t>
-      </w:r>
-      <w:r>
-        <w:rPr>
-          <w:lang w:val="en-GB"/>
-        </w:rPr>
-        <w:t xml:space="preserve"> </w:t>
-      </w:r>
-      <w:r>
-        <w:rPr>
-          <w:lang w:val="en-GB"/>
-        </w:rPr>
-        <w:t>embedded, it is not marked as AI-generated. Editing changes are reversible until</w:t>
-      </w:r>
-      <w:r>
-        <w:rPr>
-          <w:lang w:val="en-GB"/>
-        </w:rPr>
-        <w:t xml:space="preserve"> </w:t>
-      </w:r>
-      <w:r>
-        <w:rPr>
-          <w:lang w:val="en-GB"/>
-        </w:rPr>
-        <w:t>committed.</w:t>
-      </w:r>
-    </w:p>
-    <w:p>
-      <w:pPr>
-        <w:rPr>
-          <w:lang w:val="en-GB"/>
-        </w:rPr>
-      </w:pPr>
-    </w:p>
-    <w:p>
-      <w:pPr>
-        <w:rPr>
-          <w:lang w:val="en-GB"/>
-        </w:rPr>
-      </w:pPr>
-      <w:r>
-        <w:rPr>
-          <w:lang w:val="en-GB"/>
-        </w:rPr>
-        <w:t>Error messages for AI failures are minimal and may not always explain the</w:t>
-      </w:r>
-      <w:r>
-        <w:rPr>
-          <w:lang w:val="en-GB"/>
-        </w:rPr>
-        <w:t xml:space="preserve"> </w:t>
-      </w:r>
-      <w:r>
-        <w:rPr>
-          <w:lang w:val="en-GB"/>
-        </w:rPr>
-        <w:t>problem clearly.</w:t>
-      </w:r>
-    </w:p>
-    <w:p>
-      <w:pPr>
-        <w:rPr>
-          <w:lang w:val="en-GB"/>
-        </w:rPr>
-      </w:pPr>
-    </w:p>
-    <w:p>
-      <w:pPr>
-        <w:rPr>
-          <w:lang w:val="en-GB"/>
-        </w:rPr>
-      </w:pPr>
-      <w:r>
-        <w:rPr>
-          <w:lang w:val="en-GB"/>
-        </w:rPr>
-        <w:t>Assessment: Low Risk</w:t>
-      </w:r>
-    </w:p>
-    <w:p>
-      <w:pPr>
-        <w:pStyle w:val="ListParagraph"/>
-        <w:numPr>
-          <w:ilvl w:val="0"/>
-          <w:numId w:val="30"/>
-        </w:numPr>
-        <w:rPr>
-          <w:lang w:val="en-GB"/>
-        </w:rPr>
-      </w:pPr>
-      <w:r>
-        <w:rPr>
-          <w:lang w:val="en-GB"/>
-        </w:rPr>
-        <w:t xml:space="preserve">AI-generated content not </w:t>
-      </w:r>
-      <w:r>
-        <w:rPr>
-          <w:lang w:val="en-GB"/>
-        </w:rPr>
-        <w:t>labelled</w:t>
-      </w:r>
-      <w:r>
-        <w:rPr>
-          <w:lang w:val="en-GB"/>
-        </w:rPr>
-        <w:t xml:space="preserve"> after embedding</w:t>
-      </w:r>
-    </w:p>
-    <w:p>
-      <w:pPr>
-        <w:pStyle w:val="ListParagraph"/>
-        <w:numPr>
-          <w:ilvl w:val="0"/>
-          <w:numId w:val="30"/>
-        </w:numPr>
-        <w:rPr>
-          <w:lang w:val="en-GB"/>
-        </w:rPr>
-      </w:pPr>
-      <w:r>
-        <w:rPr>
-          <w:lang w:val="en-GB"/>
-        </w:rPr>
-        <w:t>UI is mostly transparent, but complex structures may still be confusing to</w:t>
-      </w:r>
-      <w:r>
-        <w:rPr>
-          <w:lang w:val="en-GB"/>
-        </w:rPr>
-        <w:t xml:space="preserve"> </w:t>
-      </w:r>
-      <w:r>
-        <w:rPr>
-          <w:lang w:val="en-GB"/>
-        </w:rPr>
-        <w:t>some users</w:t>
-      </w:r>
-    </w:p>
-    <w:p>
-      <w:pPr>
-        <w:rPr>
-          <w:lang w:val="en-GB"/>
-        </w:rPr>
-      </w:pPr>
-    </w:p>
-    <w:p>
-      <w:pPr>
-        <w:rPr>
-          <w:lang w:val="en-GB"/>
-        </w:rPr>
-      </w:pPr>
-      <w:r>
-        <w:rPr>
-          <w:lang w:val="en-GB"/>
-        </w:rPr>
-        <w:t>Recommendations:</w:t>
-      </w:r>
-    </w:p>
-    <w:p>
-      <w:pPr>
-        <w:pStyle w:val="ListParagraph"/>
-        <w:numPr>
-          <w:ilvl w:val="0"/>
-          <w:numId w:val="30"/>
-        </w:numPr>
-        <w:rPr>
-          <w:lang w:val="en-GB"/>
-        </w:rPr>
-      </w:pPr>
-      <w:r>
-        <w:rPr>
-          <w:lang w:val="en-GB"/>
-        </w:rPr>
-        <w:t>Improve validation error messages or provide examples of acceptable input</w:t>
-      </w:r>
-    </w:p>
-    <w:p>
-      <w:pPr>
-        <w:pStyle w:val="ListParagraph"/>
-        <w:rPr>
-          <w:lang w:val="en-GB"/>
-        </w:rPr>
-      </w:pPr>
-    </w:p>
-    <w:p>
-      <w:pPr>
-        <w:pStyle w:val="Heading3"/>
-      </w:pPr>
-      <w:r>
-        <w:t>Diversity, Non-discrimination and Fairness</w:t>
-      </w:r>
-    </w:p>
-    <w:p>
-      <w:pPr>
-        <w:rPr>
-          <w:lang w:val="en-GB"/>
-        </w:rPr>
-      </w:pPr>
-      <w:r>
-        <w:rPr>
-          <w:lang w:val="en-GB"/>
-        </w:rPr>
-        <w:t>Although the app supports work with underserved populations, those individuals</w:t>
-      </w:r>
-      <w:r>
-        <w:rPr>
-          <w:lang w:val="en-GB"/>
-        </w:rPr>
-        <w:t xml:space="preserve"> </w:t>
-      </w:r>
-      <w:r>
-        <w:rPr>
-          <w:lang w:val="en-GB"/>
-        </w:rPr>
-        <w:t>are not the users themselves. As such, the UI and feature set were not</w:t>
-      </w:r>
-      <w:r>
-        <w:rPr>
-          <w:lang w:val="en-GB"/>
-        </w:rPr>
-        <w:t xml:space="preserve"> </w:t>
-      </w:r>
-      <w:r>
-        <w:rPr>
-          <w:lang w:val="en-GB"/>
-        </w:rPr>
-        <w:t>explicitly designed with their direct accessibility in mind.</w:t>
-      </w:r>
-    </w:p>
-    <w:p>
-      <w:pPr>
-        <w:rPr>
-          <w:lang w:val="en-GB"/>
-        </w:rPr>
-      </w:pPr>
-    </w:p>
-    <w:p>
-      <w:pPr>
-        <w:rPr>
-          <w:lang w:val="en-GB"/>
-        </w:rPr>
-      </w:pPr>
-      <w:r>
-        <w:rPr>
-          <w:lang w:val="en-GB"/>
-        </w:rPr>
-        <w:t>There is no specific review or mitigation process for potential bias in</w:t>
-      </w:r>
-      <w:r>
-        <w:rPr>
-          <w:lang w:val="en-GB"/>
-        </w:rPr>
-        <w:t xml:space="preserve"> </w:t>
-      </w:r>
-      <w:r>
-        <w:rPr>
-          <w:lang w:val="en-GB"/>
-        </w:rPr>
-        <w:t>AI-generated content. Multilingual support is assumed based on the underlying</w:t>
-      </w:r>
-      <w:r>
-        <w:rPr>
-          <w:lang w:val="en-GB"/>
-        </w:rPr>
-        <w:t xml:space="preserve"> </w:t>
-      </w:r>
-      <w:r>
-        <w:rPr>
-          <w:lang w:val="en-GB"/>
-        </w:rPr>
-        <w:t>model (Phi-4), but the effectiveness of different languages is yet untested.</w:t>
-      </w:r>
-      <w:r>
-        <w:rPr>
-          <w:lang w:val="en-GB"/>
-        </w:rPr>
-        <w:t xml:space="preserve"> </w:t>
-      </w:r>
-      <w:r>
-        <w:rPr>
-          <w:lang w:val="en-GB"/>
-        </w:rPr>
-        <w:t>Users provide and maintain resource data independently, which introduces</w:t>
-      </w:r>
-      <w:r>
-        <w:rPr>
-          <w:lang w:val="en-GB"/>
-        </w:rPr>
-        <w:t xml:space="preserve"> </w:t>
-      </w:r>
-      <w:r>
-        <w:rPr>
-          <w:lang w:val="en-GB"/>
-        </w:rPr>
-        <w:t>variability and potential underrepresentation of certain communities.</w:t>
-      </w:r>
-    </w:p>
-    <w:p>
-      <w:pPr>
-        <w:rPr>
-          <w:lang w:val="en-GB"/>
-        </w:rPr>
-      </w:pPr>
-    </w:p>
-    <w:p>
-      <w:pPr>
-        <w:rPr>
-          <w:lang w:val="en-GB"/>
-        </w:rPr>
-      </w:pPr>
-      <w:r>
-        <w:rPr>
-          <w:lang w:val="en-GB"/>
-        </w:rPr>
-        <w:t>Assessment: Low Risk</w:t>
-      </w:r>
-    </w:p>
-    <w:p>
-      <w:pPr>
-        <w:pStyle w:val="ListParagraph"/>
-        <w:numPr>
-          <w:ilvl w:val="0"/>
-          <w:numId w:val="30"/>
-        </w:numPr>
-        <w:rPr>
-          <w:lang w:val="en-GB"/>
-        </w:rPr>
-      </w:pPr>
-      <w:r>
-        <w:rPr>
-          <w:lang w:val="en-GB"/>
-        </w:rPr>
-        <w:t>AI outputs may carry bias; no testing or correction process is in place, but users must explicitly commit AI-generated suggestions.</w:t>
-      </w:r>
-    </w:p>
-    <w:p>
-      <w:pPr>
-        <w:pStyle w:val="ListParagraph"/>
-        <w:numPr>
-          <w:ilvl w:val="0"/>
-          <w:numId w:val="30"/>
-        </w:numPr>
-        <w:rPr>
-          <w:lang w:val="en-GB"/>
-        </w:rPr>
-      </w:pPr>
-      <w:r>
-        <w:rPr>
-          <w:lang w:val="en-GB"/>
-        </w:rPr>
-        <w:t>Multilingual capability is unverified</w:t>
-      </w:r>
-    </w:p>
-    <w:p>
-      <w:pPr>
-        <w:rPr>
-          <w:lang w:val="en-GB"/>
-        </w:rPr>
-      </w:pPr>
-    </w:p>
-    <w:p>
-      <w:pPr>
-        <w:rPr>
-          <w:lang w:val="en-GB"/>
-        </w:rPr>
-      </w:pPr>
-      <w:r>
-        <w:rPr>
-          <w:lang w:val="en-GB"/>
-        </w:rPr>
-        <w:t>Recommendations:</w:t>
-      </w:r>
-    </w:p>
-    <w:p>
-      <w:pPr>
-        <w:pStyle w:val="ListParagraph"/>
-        <w:numPr>
-          <w:ilvl w:val="0"/>
-          <w:numId w:val="30"/>
-        </w:numPr>
-        <w:rPr>
-          <w:lang w:val="en-GB"/>
-        </w:rPr>
-      </w:pPr>
-      <w:r>
-        <w:rPr>
-          <w:lang w:val="en-GB"/>
-        </w:rPr>
-        <w:lastRenderedPageBreak/>
-        <w:t xml:space="preserve">Monitor AI </w:t>
-      </w:r>
-      <w:r>
-        <w:rPr>
-          <w:lang w:val="en-GB"/>
-        </w:rPr>
-        <w:t>behaviour</w:t>
-      </w:r>
-      <w:r>
-        <w:rPr>
-          <w:lang w:val="en-GB"/>
-        </w:rPr>
-        <w:t xml:space="preserve"> across a few common EU languages for performance consistency</w:t>
-      </w:r>
-    </w:p>
-    <w:p>
-      <w:pPr>
-        <w:pStyle w:val="ListParagraph"/>
-        <w:numPr>
-          <w:ilvl w:val="0"/>
-          <w:numId w:val="30"/>
-        </w:numPr>
-        <w:rPr>
-          <w:lang w:val="en-GB"/>
-        </w:rPr>
-      </w:pPr>
-      <w:r>
-        <w:rPr>
-          <w:lang w:val="en-GB"/>
-        </w:rPr>
-        <w:t>Include prompts or suggestions to review AI output for fairness before</w:t>
-      </w:r>
-      <w:r>
-        <w:rPr>
-          <w:lang w:val="en-GB"/>
-        </w:rPr>
-        <w:t xml:space="preserve"> </w:t>
-      </w:r>
-      <w:r>
-        <w:rPr>
-          <w:lang w:val="en-GB"/>
-        </w:rPr>
-        <w:t>accepting it</w:t>
-      </w:r>
-    </w:p>
-    <w:p>
-      <w:pPr>
-        <w:rPr>
-          <w:lang w:val="en-GB"/>
-        </w:rPr>
-      </w:pPr>
-    </w:p>
-    <w:p>
-      <w:pPr>
-        <w:pStyle w:val="Heading3"/>
-      </w:pPr>
-      <w:r>
-        <w:t>Societal and Environmental Well-being</w:t>
-      </w:r>
-    </w:p>
-    <w:p>
-      <w:pPr>
-        <w:rPr>
-          <w:lang w:val="en-GB"/>
-        </w:rPr>
-      </w:pPr>
-      <w:r>
-        <w:rPr>
-          <w:lang w:val="en-GB"/>
-        </w:rPr>
-        <w:t>The app is meant to positively impact link workers' ability to connect</w:t>
-      </w:r>
-      <w:r>
-        <w:rPr>
-          <w:lang w:val="en-GB"/>
-        </w:rPr>
-        <w:t xml:space="preserve"> </w:t>
-      </w:r>
-      <w:r>
-        <w:rPr>
-          <w:lang w:val="en-GB"/>
-        </w:rPr>
-        <w:t>vulnerable individuals to appropriate resources. It provides a lightweight way</w:t>
-      </w:r>
-      <w:r>
-        <w:rPr>
-          <w:lang w:val="en-GB"/>
-        </w:rPr>
-        <w:t xml:space="preserve"> </w:t>
-      </w:r>
-      <w:r>
-        <w:rPr>
-          <w:lang w:val="en-GB"/>
-        </w:rPr>
-        <w:t>to organize and share data, making link work more efficient.</w:t>
-      </w:r>
-    </w:p>
-    <w:p>
-      <w:pPr>
-        <w:rPr>
-          <w:lang w:val="en-GB"/>
-        </w:rPr>
-      </w:pPr>
-    </w:p>
-    <w:p>
-      <w:pPr>
-        <w:rPr>
-          <w:lang w:val="en-GB"/>
-        </w:rPr>
-      </w:pPr>
-      <w:r>
-        <w:rPr>
-          <w:lang w:val="en-GB"/>
-        </w:rPr>
-        <w:t>Risks include the potential for incorrect or low-quality information to spread</w:t>
-      </w:r>
-      <w:r>
-        <w:rPr>
-          <w:lang w:val="en-GB"/>
-        </w:rPr>
-        <w:t xml:space="preserve"> </w:t>
-      </w:r>
-      <w:r>
-        <w:rPr>
-          <w:lang w:val="en-GB"/>
-        </w:rPr>
-        <w:t>within the user base. There is no validation for correctness beyond the RDF</w:t>
-      </w:r>
-      <w:r>
-        <w:rPr>
-          <w:lang w:val="en-GB"/>
-        </w:rPr>
-        <w:t xml:space="preserve"> </w:t>
-      </w:r>
-      <w:r>
-        <w:rPr>
-          <w:lang w:val="en-GB"/>
-        </w:rPr>
-        <w:t>format, and no version control or moderation features currently exist.</w:t>
-      </w:r>
-    </w:p>
-    <w:p>
-      <w:pPr>
-        <w:rPr>
-          <w:lang w:val="en-GB"/>
-        </w:rPr>
-      </w:pPr>
-    </w:p>
-    <w:p>
-      <w:pPr>
-        <w:rPr>
-          <w:lang w:val="en-GB"/>
-        </w:rPr>
-      </w:pPr>
-      <w:r>
-        <w:rPr>
-          <w:lang w:val="en-GB"/>
-        </w:rPr>
-        <w:t xml:space="preserve">Environmentally, the system is considered low impact. The </w:t>
-      </w:r>
-      <w:proofErr w:type="spellStart"/>
-      <w:r>
-        <w:rPr>
-          <w:lang w:val="en-GB"/>
-        </w:rPr>
-        <w:t>Ollama</w:t>
-      </w:r>
-      <w:proofErr w:type="spellEnd"/>
-      <w:r>
-        <w:rPr>
-          <w:lang w:val="en-GB"/>
-        </w:rPr>
-        <w:t xml:space="preserve"> AI server is</w:t>
-      </w:r>
-      <w:r>
-        <w:rPr>
-          <w:lang w:val="en-GB"/>
-        </w:rPr>
-        <w:t xml:space="preserve"> </w:t>
-      </w:r>
-      <w:r>
-        <w:rPr>
-          <w:lang w:val="en-GB"/>
-        </w:rPr>
-        <w:t>hosted locally and queried on demand. No large-scale infrastructure or frequent</w:t>
-      </w:r>
-      <w:r>
-        <w:rPr>
-          <w:lang w:val="en-GB"/>
-        </w:rPr>
-        <w:t xml:space="preserve"> </w:t>
-      </w:r>
-      <w:r>
-        <w:rPr>
-          <w:lang w:val="en-GB"/>
-        </w:rPr>
-        <w:t>inference operations are involved.</w:t>
-      </w:r>
-    </w:p>
-    <w:p>
-      <w:pPr>
-        <w:rPr>
-          <w:lang w:val="en-GB"/>
-        </w:rPr>
-      </w:pPr>
-    </w:p>
-    <w:p>
-      <w:pPr>
-        <w:rPr>
-          <w:lang w:val="en-GB"/>
-        </w:rPr>
-      </w:pPr>
-      <w:r>
-        <w:rPr>
-          <w:lang w:val="en-GB"/>
-        </w:rPr>
-        <w:t>Assessment: Low Risk</w:t>
-      </w:r>
-    </w:p>
-    <w:p>
-      <w:pPr>
-        <w:pStyle w:val="ListParagraph"/>
-        <w:numPr>
-          <w:ilvl w:val="0"/>
-          <w:numId w:val="30"/>
-        </w:numPr>
-        <w:rPr>
-          <w:lang w:val="en-GB"/>
-        </w:rPr>
-      </w:pPr>
-      <w:r>
-        <w:rPr>
-          <w:lang w:val="en-GB"/>
-        </w:rPr>
-        <w:t>Designed to benefit link workers and vulnerable groups indirectly</w:t>
-      </w:r>
-    </w:p>
-    <w:p>
-      <w:pPr>
-        <w:pStyle w:val="ListParagraph"/>
-        <w:numPr>
-          <w:ilvl w:val="0"/>
-          <w:numId w:val="30"/>
-        </w:numPr>
-        <w:rPr>
-          <w:lang w:val="en-GB"/>
-        </w:rPr>
-      </w:pPr>
-      <w:r>
-        <w:rPr>
-          <w:lang w:val="en-GB"/>
-        </w:rPr>
-        <w:t>Lightweight infrastructure, minimal energy footprint</w:t>
-      </w:r>
-    </w:p>
-    <w:p>
-      <w:pPr>
-        <w:pStyle w:val="ListParagraph"/>
-        <w:numPr>
-          <w:ilvl w:val="0"/>
-          <w:numId w:val="30"/>
-        </w:numPr>
-        <w:rPr>
-          <w:lang w:val="en-GB"/>
-        </w:rPr>
-      </w:pPr>
-      <w:r>
-        <w:rPr>
-          <w:lang w:val="en-GB"/>
-        </w:rPr>
-        <w:t>Some risk of low-quality data propagation</w:t>
-      </w:r>
-    </w:p>
-    <w:p>
-      <w:pPr>
-        <w:rPr>
-          <w:lang w:val="en-GB"/>
-        </w:rPr>
-      </w:pPr>
-    </w:p>
-    <w:p>
-      <w:pPr>
-        <w:rPr>
-          <w:lang w:val="en-GB"/>
-        </w:rPr>
-      </w:pPr>
-      <w:r>
-        <w:rPr>
-          <w:lang w:val="en-GB"/>
-        </w:rPr>
-        <w:t>Recommendations:</w:t>
-      </w:r>
-    </w:p>
-    <w:p>
-      <w:pPr>
-        <w:pStyle w:val="ListParagraph"/>
-        <w:numPr>
-          <w:ilvl w:val="0"/>
-          <w:numId w:val="30"/>
-        </w:numPr>
-        <w:rPr>
-          <w:lang w:val="en-GB"/>
-        </w:rPr>
-      </w:pPr>
-      <w:r>
-        <w:rPr>
-          <w:lang w:val="en-GB"/>
-        </w:rPr>
-        <w:t>Add optional moderation or versioning features</w:t>
-      </w:r>
-    </w:p>
-    <w:p>
-      <w:pPr>
-        <w:pStyle w:val="ListParagraph"/>
-        <w:numPr>
-          <w:ilvl w:val="0"/>
-          <w:numId w:val="30"/>
-        </w:numPr>
-        <w:rPr>
-          <w:lang w:val="en-GB"/>
-        </w:rPr>
-      </w:pPr>
-      <w:r>
-        <w:rPr>
-          <w:lang w:val="en-GB"/>
-        </w:rPr>
-        <w:t>Document best practices for verifying resource information</w:t>
-      </w:r>
-    </w:p>
-    <w:p>
-      <w:pPr>
-        <w:pStyle w:val="ListParagraph"/>
-        <w:numPr>
-          <w:ilvl w:val="0"/>
-          <w:numId w:val="30"/>
-        </w:numPr>
-        <w:rPr>
-          <w:lang w:val="en-GB"/>
-        </w:rPr>
-      </w:pPr>
-      <w:r>
-        <w:rPr>
-          <w:lang w:val="en-GB"/>
-        </w:rPr>
-        <w:t>Maintain lightweight deployment even if the system scales</w:t>
-      </w:r>
-    </w:p>
-    <w:p>
-      <w:pPr>
-        <w:rPr>
-          <w:lang w:val="en-GB"/>
-        </w:rPr>
-      </w:pPr>
-    </w:p>
-    <w:p>
-      <w:pPr>
-        <w:pStyle w:val="Heading3"/>
-      </w:pPr>
-      <w:r>
-        <w:t>Accountability</w:t>
-      </w:r>
-    </w:p>
-    <w:p>
-      <w:pPr>
-        <w:rPr>
-          <w:lang w:val="en-GB"/>
-        </w:rPr>
-      </w:pPr>
-      <w:r>
-        <w:rPr>
-          <w:lang w:val="en-GB"/>
-        </w:rPr>
-        <w:t>The development team currently handles all technical responsibilities, including</w:t>
-      </w:r>
-      <w:r>
-        <w:rPr>
-          <w:lang w:val="en-GB"/>
-        </w:rPr>
-        <w:t xml:space="preserve"> </w:t>
-      </w:r>
-      <w:r>
-        <w:rPr>
-          <w:lang w:val="en-GB"/>
-        </w:rPr>
-        <w:t>hosting, bug fixes, and maintenance. However, responsibilities across the</w:t>
-      </w:r>
-      <w:r>
-        <w:rPr>
-          <w:lang w:val="en-GB"/>
-        </w:rPr>
-        <w:t xml:space="preserve"> </w:t>
-      </w:r>
-      <w:r>
-        <w:rPr>
-          <w:lang w:val="en-GB"/>
-        </w:rPr>
-        <w:t>broader project consortium are not clearly defined, which may lead to ambiguity</w:t>
-      </w:r>
-      <w:r>
-        <w:rPr>
-          <w:lang w:val="en-GB"/>
-        </w:rPr>
-        <w:t xml:space="preserve"> </w:t>
-      </w:r>
-      <w:r>
-        <w:rPr>
-          <w:lang w:val="en-GB"/>
-        </w:rPr>
-        <w:t>if governance issues arise.</w:t>
-      </w:r>
-    </w:p>
-    <w:p>
-      <w:pPr>
-        <w:rPr>
-          <w:lang w:val="en-GB"/>
-        </w:rPr>
-      </w:pPr>
-    </w:p>
-    <w:p>
-      <w:pPr>
-        <w:rPr>
-          <w:lang w:val="en-GB"/>
-        </w:rPr>
-      </w:pPr>
-      <w:r>
-        <w:rPr>
-          <w:lang w:val="en-GB"/>
-        </w:rPr>
-        <w:t>Users can report issues informally via Redmine or through personal contact with</w:t>
-      </w:r>
-      <w:r>
-        <w:rPr>
-          <w:lang w:val="en-GB"/>
-        </w:rPr>
-        <w:t xml:space="preserve"> </w:t>
-      </w:r>
-      <w:r>
-        <w:rPr>
-          <w:lang w:val="en-GB"/>
-        </w:rPr>
-        <w:t>the team, but there is no direct feedback channel within the application. This</w:t>
-      </w:r>
-      <w:r>
-        <w:rPr>
-          <w:lang w:val="en-GB"/>
-        </w:rPr>
-        <w:t xml:space="preserve"> </w:t>
-      </w:r>
-      <w:r>
-        <w:rPr>
-          <w:lang w:val="en-GB"/>
-        </w:rPr>
-        <w:t>may be sufficient for the research context but could become limiting if the app</w:t>
-      </w:r>
-      <w:r>
-        <w:rPr>
-          <w:lang w:val="en-GB"/>
-        </w:rPr>
-        <w:t xml:space="preserve"> </w:t>
-      </w:r>
-      <w:r>
-        <w:rPr>
-          <w:lang w:val="en-GB"/>
-        </w:rPr>
-        <w:t>is extended.</w:t>
-      </w:r>
-    </w:p>
-    <w:p>
-      <w:pPr>
-        <w:rPr>
-          <w:lang w:val="en-GB"/>
-        </w:rPr>
-      </w:pPr>
-    </w:p>
-    <w:p>
-      <w:pPr>
-        <w:rPr>
-          <w:lang w:val="en-GB"/>
-        </w:rPr>
-      </w:pPr>
-      <w:r>
-        <w:rPr>
-          <w:lang w:val="en-GB"/>
-        </w:rPr>
-        <w:t>There is no moderation or flagging system for problematic data, and no audit</w:t>
-      </w:r>
-      <w:r>
-        <w:rPr>
-          <w:lang w:val="en-GB"/>
-        </w:rPr>
-        <w:t xml:space="preserve"> </w:t>
-      </w:r>
-      <w:r>
-        <w:rPr>
-          <w:lang w:val="en-GB"/>
-        </w:rPr>
-        <w:t>logs to trace AI usage or user activity.</w:t>
-      </w:r>
-    </w:p>
-    <w:p>
-      <w:pPr>
-        <w:rPr>
-          <w:lang w:val="en-GB"/>
-        </w:rPr>
-      </w:pPr>
-    </w:p>
-    <w:p>
-      <w:pPr>
-        <w:rPr>
-          <w:lang w:val="en-GB"/>
-        </w:rPr>
-      </w:pPr>
-      <w:r>
-        <w:rPr>
-          <w:lang w:val="en-GB"/>
-        </w:rPr>
-        <w:t>Assessment: Medium Risk</w:t>
-      </w:r>
-    </w:p>
-    <w:p>
-      <w:pPr>
-        <w:pStyle w:val="ListParagraph"/>
-        <w:numPr>
-          <w:ilvl w:val="0"/>
-          <w:numId w:val="30"/>
-        </w:numPr>
-        <w:rPr>
-          <w:lang w:val="en-GB"/>
-        </w:rPr>
-      </w:pPr>
-      <w:r>
-        <w:rPr>
-          <w:lang w:val="en-GB"/>
-        </w:rPr>
-        <w:t>Clear internal responsibility, but unclear external roles</w:t>
-      </w:r>
-    </w:p>
-    <w:p>
-      <w:pPr>
-        <w:pStyle w:val="ListParagraph"/>
-        <w:numPr>
-          <w:ilvl w:val="0"/>
-          <w:numId w:val="30"/>
-        </w:numPr>
-        <w:rPr>
-          <w:lang w:val="en-GB"/>
-        </w:rPr>
-      </w:pPr>
-      <w:r>
-        <w:rPr>
-          <w:lang w:val="en-GB"/>
-        </w:rPr>
-        <w:t>No in-app issue reporting or user-facing contact</w:t>
-      </w:r>
-    </w:p>
-    <w:p>
-      <w:pPr>
-        <w:pStyle w:val="ListParagraph"/>
-        <w:numPr>
-          <w:ilvl w:val="0"/>
-          <w:numId w:val="30"/>
-        </w:numPr>
-        <w:rPr>
-          <w:lang w:val="en-GB"/>
-        </w:rPr>
-      </w:pPr>
-      <w:r>
-        <w:rPr>
-          <w:lang w:val="en-GB"/>
-        </w:rPr>
-        <w:lastRenderedPageBreak/>
         <w:t>No audit trails or moderation mechanisms</w:t>
       </w:r>
     </w:p>
@@ -6007,73 +7106,7 @@
         <w:rPr>
           <w:lang w:val="en-US"/>
         </w:rPr>
-        <w:t>This report presents an assessment of a link worker resource management</w:t>
-      </w:r>
-      <w:r>
-        <w:rPr>
-          <w:lang w:val="en-US"/>
-        </w:rPr>
-        <w:t xml:space="preserve"> </w:t>
-      </w:r>
-      <w:r>
-        <w:rPr>
-          <w:lang w:val="en-US"/>
-        </w:rPr>
-        <w:t>application with AI-assisted RDF formatting. The application aims to help link</w:t>
-      </w:r>
-      <w:r>
-        <w:rPr>
-          <w:lang w:val="en-US"/>
-        </w:rPr>
-        <w:t xml:space="preserve"> </w:t>
-      </w:r>
-      <w:r>
-        <w:rPr>
-          <w:lang w:val="en-US"/>
-        </w:rPr>
-        <w:t>workers manage contacts and resources for social prescribing, particularly for</w:t>
-      </w:r>
-      <w:r>
-        <w:rPr>
-          <w:lang w:val="en-US"/>
-        </w:rPr>
-        <w:t xml:space="preserve"> </w:t>
-      </w:r>
-      <w:r>
-        <w:rPr>
-          <w:lang w:val="en-US"/>
-        </w:rPr>
-        <w:t>three target groups: elderly individuals, first-generation immigrants, and</w:t>
-      </w:r>
-      <w:r>
-        <w:rPr>
-          <w:lang w:val="en-US"/>
-        </w:rPr>
-        <w:t xml:space="preserve"> </w:t>
-      </w:r>
-      <w:r>
-        <w:rPr>
-          <w:lang w:val="en-US"/>
-        </w:rPr>
-        <w:t>members of the LGBTQ community across EU countries. The AI component assists</w:t>
-      </w:r>
-      <w:r>
-        <w:rPr>
-          <w:lang w:val="en-US"/>
-        </w:rPr>
-        <w:t xml:space="preserve"> </w:t>
-      </w:r>
-      <w:r>
-        <w:rPr>
-          <w:lang w:val="en-US"/>
-        </w:rPr>
-        <w:t>users in formatting free-text entries into structured RDF data, powered by an</w:t>
-      </w:r>
-      <w:r>
-        <w:rPr>
-          <w:lang w:val="en-US"/>
-        </w:rPr>
-        <w:t xml:space="preserve"> </w:t>
+        <w:t xml:space="preserve">This report presents an assessment of a link worker resource management application with AI-assisted RDF formatting. The application aims to help link workers manage contacts and resources for social prescribing, particularly for three target groups: elderly individuals, first-generation immigrants, and members of the LGBTQ community across EU countries. The AI component assists users in formatting free-text entries into structured RDF data, powered by an </w:t>
       </w:r>
       <w:proofErr w:type="spellStart"/>
       <w:r>
@@ -8215,27 +9248,30 @@
           <w:iCs/>
           <w:lang w:val="en-US"/>
         </w:rPr>
-        <w:t>Update Field</w:t>
-      </w:r>
-      <w:r>
-        <w:rPr>
-          <w:lang w:val="en-US"/>
-        </w:rPr>
-        <w:t>“+“</w:t>
-      </w:r>
+        <w:t xml:space="preserve">Update </w:t>
+      </w:r>
+      <w:proofErr w:type="spellStart"/>
+      <w:proofErr w:type="gramStart"/>
       <w:r>
         <w:rPr>
           <w:i/>
           <w:iCs/>
           <w:lang w:val="en-US"/>
         </w:rPr>
-        <w:t>Entire table</w:t>
+        <w:t>Field</w:t>
       </w:r>
       <w:r>
         <w:rPr>
           <w:lang w:val="en-US"/>
         </w:rPr>
-        <w:t>“+“</w:t>
+        <w:t>“</w:t>
+      </w:r>
+      <w:proofErr w:type="gramEnd"/>
+      <w:r>
+        <w:rPr>
+          <w:lang w:val="en-US"/>
+        </w:rPr>
+        <w:t>+“</w:t>
       </w:r>
       <w:r>
         <w:rPr>
@@ -8243,131 +9279,25 @@
           <w:iCs/>
           <w:lang w:val="en-US"/>
         </w:rPr>
-        <w:t>OK</w:t>
-      </w:r>
-      <w:r>
-        <w:rPr>
-          <w:lang w:val="en-US"/>
-        </w:rPr>
-        <w:t>“</w:t>
-      </w:r>
-    </w:p>
-    <w:p>
-      <w:pPr>
-        <w:pStyle w:val="CommentText"/>
-        <w:rPr>
-          <w:lang w:val="en-US"/>
-        </w:rPr>
-      </w:pPr>
-    </w:p>
-  </w:comment>
-  <w:comment w:id="8" w:author="Sonja Leissner" w:date="2025-01-23T14:06:00Z" w:initials="SL">
-    <w:p>
-      <w:pPr>
-        <w:pStyle w:val="CommentText"/>
-        <w:rPr>
-          <w:lang w:val="en-US"/>
-        </w:rPr>
-      </w:pPr>
-      <w:r>
-        <w:rPr>
-          <w:rStyle w:val="CommentReference"/>
-        </w:rPr>
-        <w:annotationRef/>
-      </w:r>
-      <w:r>
-        <w:rPr>
-          <w:lang w:val="en-US"/>
-        </w:rPr>
-        <w:t>If you name your figures</w:t>
-      </w:r>
-      <w:r>
-        <w:rPr>
-          <w:lang w:val="en-US"/>
-        </w:rPr>
-        <w:t xml:space="preserve"> in the chapters below</w:t>
-      </w:r>
-      <w:r>
-        <w:rPr>
-          <w:lang w:val="en-US"/>
-        </w:rPr>
-        <w:t xml:space="preserve"> via right-click </w:t>
-      </w:r>
-      <w:r>
-        <w:rPr>
-          <w:lang w:val="en-US"/>
-        </w:rPr>
-        <w:t xml:space="preserve">on the figure </w:t>
-      </w:r>
-      <w:r>
-        <w:rPr>
-          <w:lang w:val="en-US"/>
-        </w:rPr>
-        <w:t xml:space="preserve">and </w:t>
-      </w:r>
-      <w:r>
-        <w:rPr>
-          <w:lang w:val="en-US"/>
-        </w:rPr>
-        <w:t>„</w:t>
-      </w:r>
+        <w:t>Entire</w:t>
+      </w:r>
+      <w:proofErr w:type="spellEnd"/>
       <w:r>
         <w:rPr>
           <w:i/>
           <w:iCs/>
           <w:lang w:val="en-US"/>
         </w:rPr>
-        <w:t>Insert Caption</w:t>
-      </w:r>
-      <w:r>
-        <w:rPr>
-          <w:lang w:val="en-US"/>
-        </w:rPr>
-        <w:t>“</w:t>
-      </w:r>
-      <w:r>
-        <w:rPr>
-          <w:lang w:val="en-US"/>
-        </w:rPr>
-        <w:t xml:space="preserve">, then at the end you can automatically </w:t>
-      </w:r>
-      <w:r>
-        <w:rPr>
-          <w:lang w:val="en-US"/>
-        </w:rPr>
-        <w:t>update</w:t>
-      </w:r>
-      <w:r>
-        <w:rPr>
-          <w:lang w:val="en-US"/>
-        </w:rPr>
-        <w:t xml:space="preserve"> this list of figures via </w:t>
-      </w:r>
-      <w:r>
-        <w:rPr>
-          <w:lang w:val="en-US"/>
-        </w:rPr>
-        <w:t xml:space="preserve">right-clicking on the line of figure 1 or 2 </w:t>
-      </w:r>
-      <w:r>
-        <w:rPr>
-          <w:lang w:val="en-US"/>
-        </w:rPr>
-        <w:t xml:space="preserve">etc. </w:t>
-      </w:r>
-      <w:r>
-        <w:rPr>
-          <w:lang w:val="en-US"/>
-        </w:rPr>
-        <w:t>here and „</w:t>
-      </w:r>
+        <w:t xml:space="preserve"> </w:t>
+      </w:r>
+      <w:proofErr w:type="spellStart"/>
       <w:r>
         <w:rPr>
           <w:i/>
           <w:iCs/>
           <w:lang w:val="en-US"/>
         </w:rPr>
-        <w:t>Update Field</w:t>
+        <w:t>table</w:t>
       </w:r>
       <w:r>
         <w:rPr>
@@ -8381,13 +9311,74 @@
           <w:iCs/>
           <w:lang w:val="en-US"/>
         </w:rPr>
-        <w:t>Entire table</w:t>
-      </w:r>
+        <w:t>OK</w:t>
+      </w:r>
+      <w:proofErr w:type="spellEnd"/>
       <w:r>
         <w:rPr>
           <w:lang w:val="en-US"/>
         </w:rPr>
-        <w:t>“+“</w:t>
+        <w:t>“</w:t>
+      </w:r>
+    </w:p>
+    <w:p>
+      <w:pPr>
+        <w:pStyle w:val="CommentText"/>
+        <w:rPr>
+          <w:lang w:val="en-US"/>
+        </w:rPr>
+      </w:pPr>
+    </w:p>
+  </w:comment>
+  <w:comment w:id="8" w:author="Sonja Leissner" w:date="2025-01-23T14:06:00Z" w:initials="SL">
+    <w:p>
+      <w:pPr>
+        <w:pStyle w:val="CommentText"/>
+        <w:rPr>
+          <w:lang w:val="en-US"/>
+        </w:rPr>
+      </w:pPr>
+      <w:r>
+        <w:rPr>
+          <w:rStyle w:val="CommentReference"/>
+        </w:rPr>
+        <w:annotationRef/>
+      </w:r>
+      <w:r>
+        <w:rPr>
+          <w:lang w:val="en-US"/>
+        </w:rPr>
+        <w:t>If you name your figures</w:t>
+      </w:r>
+      <w:r>
+        <w:rPr>
+          <w:lang w:val="en-US"/>
+        </w:rPr>
+        <w:t xml:space="preserve"> in the chapters below</w:t>
+      </w:r>
+      <w:r>
+        <w:rPr>
+          <w:lang w:val="en-US"/>
+        </w:rPr>
+        <w:t xml:space="preserve"> via right-click </w:t>
+      </w:r>
+      <w:r>
+        <w:rPr>
+          <w:lang w:val="en-US"/>
+        </w:rPr>
+        <w:t xml:space="preserve">on the figure </w:t>
+      </w:r>
+      <w:r>
+        <w:rPr>
+          <w:lang w:val="en-US"/>
+        </w:rPr>
+        <w:t xml:space="preserve">and </w:t>
+      </w:r>
+      <w:r>
+        <w:rPr>
+          <w:lang w:val="en-US"/>
+        </w:rPr>
+        <w:t>„</w:t>
       </w:r>
       <w:r>
         <w:rPr>
@@ -8395,49 +9386,59 @@
           <w:iCs/>
           <w:lang w:val="en-US"/>
         </w:rPr>
-        <w:t>OK</w:t>
-      </w:r>
-      <w:r>
-        <w:rPr>
-          <w:lang w:val="en-US"/>
-        </w:rPr>
-        <w:t>“</w:t>
-      </w:r>
-    </w:p>
-  </w:comment>
-  <w:comment w:id="10" w:author="Sonja Leissner" w:date="2025-01-29T14:24:00Z" w:initials="SL">
-    <w:p>
-      <w:pPr>
-        <w:pStyle w:val="CommentText"/>
-        <w:rPr>
-          <w:lang w:val="en-US"/>
-        </w:rPr>
-      </w:pPr>
-      <w:r>
-        <w:rPr>
-          <w:rStyle w:val="CommentReference"/>
-        </w:rPr>
-        <w:annotationRef/>
-      </w:r>
-      <w:r>
-        <w:rPr>
-          <w:lang w:val="en-US"/>
-        </w:rPr>
-        <w:t>If you name your tables in the chapters below via right-click on the table and „</w:t>
-      </w:r>
+        <w:t xml:space="preserve">Insert </w:t>
+      </w:r>
+      <w:proofErr w:type="gramStart"/>
       <w:r>
         <w:rPr>
           <w:i/>
           <w:iCs/>
           <w:lang w:val="en-US"/>
         </w:rPr>
-        <w:t>Insert Caption</w:t>
+        <w:t>Caption</w:t>
       </w:r>
       <w:r>
         <w:rPr>
           <w:lang w:val="en-US"/>
         </w:rPr>
-        <w:t>“, then at the end you can automatically update this list of tables via right-clicking on the line of table 1 or 2 etc. here and „</w:t>
+        <w:t>“</w:t>
+      </w:r>
+      <w:proofErr w:type="gramEnd"/>
+      <w:r>
+        <w:rPr>
+          <w:lang w:val="en-US"/>
+        </w:rPr>
+        <w:t xml:space="preserve">, then at the end you can automatically </w:t>
+      </w:r>
+      <w:r>
+        <w:rPr>
+          <w:lang w:val="en-US"/>
+        </w:rPr>
+        <w:t>update</w:t>
+      </w:r>
+      <w:r>
+        <w:rPr>
+          <w:lang w:val="en-US"/>
+        </w:rPr>
+        <w:t xml:space="preserve"> this list of figures via </w:t>
+      </w:r>
+      <w:r>
+        <w:rPr>
+          <w:lang w:val="en-US"/>
+        </w:rPr>
+        <w:t xml:space="preserve">right-clicking on the line of figure 1 or 2 </w:t>
+      </w:r>
+      <w:r>
+        <w:rPr>
+          <w:lang w:val="en-US"/>
+        </w:rPr>
+        <w:t xml:space="preserve">etc. </w:t>
+      </w:r>
+      <w:r>
+        <w:rPr>
+          <w:lang w:val="en-US"/>
+        </w:rPr>
+        <w:t>here and „</w:t>
       </w:r>
       <w:r>
         <w:rPr>
@@ -8445,21 +9446,16 @@
           <w:iCs/>
           <w:lang w:val="en-US"/>
         </w:rPr>
-        <w:t>Update Field</w:t>
-      </w:r>
-      <w:r>
-        <w:rPr>
-          <w:lang w:val="en-US"/>
-        </w:rPr>
-        <w:t>“+“</w:t>
-      </w:r>
+        <w:t xml:space="preserve">Update </w:t>
+      </w:r>
+      <w:proofErr w:type="spellStart"/>
       <w:r>
         <w:rPr>
           <w:i/>
           <w:iCs/>
           <w:lang w:val="en-US"/>
         </w:rPr>
-        <w:t>Entire table</w:t>
+        <w:t>Field</w:t>
       </w:r>
       <w:r>
         <w:rPr>
@@ -8473,8 +9469,163 @@
           <w:iCs/>
           <w:lang w:val="en-US"/>
         </w:rPr>
+        <w:t>Entire</w:t>
+      </w:r>
+      <w:proofErr w:type="spellEnd"/>
+      <w:r>
+        <w:rPr>
+          <w:i/>
+          <w:iCs/>
+          <w:lang w:val="en-US"/>
+        </w:rPr>
+        <w:t xml:space="preserve"> </w:t>
+      </w:r>
+      <w:proofErr w:type="spellStart"/>
+      <w:r>
+        <w:rPr>
+          <w:i/>
+          <w:iCs/>
+          <w:lang w:val="en-US"/>
+        </w:rPr>
+        <w:t>table</w:t>
+      </w:r>
+      <w:r>
+        <w:rPr>
+          <w:lang w:val="en-US"/>
+        </w:rPr>
+        <w:t>“+“</w:t>
+      </w:r>
+      <w:r>
+        <w:rPr>
+          <w:i/>
+          <w:iCs/>
+          <w:lang w:val="en-US"/>
+        </w:rPr>
         <w:t>OK</w:t>
       </w:r>
+      <w:proofErr w:type="spellEnd"/>
+      <w:r>
+        <w:rPr>
+          <w:lang w:val="en-US"/>
+        </w:rPr>
+        <w:t>“</w:t>
+      </w:r>
+    </w:p>
+  </w:comment>
+  <w:comment w:id="10" w:author="Sonja Leissner" w:date="2025-01-29T14:24:00Z" w:initials="SL">
+    <w:p>
+      <w:pPr>
+        <w:pStyle w:val="CommentText"/>
+        <w:rPr>
+          <w:lang w:val="en-US"/>
+        </w:rPr>
+      </w:pPr>
+      <w:r>
+        <w:rPr>
+          <w:rStyle w:val="CommentReference"/>
+        </w:rPr>
+        <w:annotationRef/>
+      </w:r>
+      <w:r>
+        <w:rPr>
+          <w:lang w:val="en-US"/>
+        </w:rPr>
+        <w:t>If you name your tables in the chapters below via right-click on the table and „</w:t>
+      </w:r>
+      <w:r>
+        <w:rPr>
+          <w:i/>
+          <w:iCs/>
+          <w:lang w:val="en-US"/>
+        </w:rPr>
+        <w:t xml:space="preserve">Insert </w:t>
+      </w:r>
+      <w:proofErr w:type="gramStart"/>
+      <w:r>
+        <w:rPr>
+          <w:i/>
+          <w:iCs/>
+          <w:lang w:val="en-US"/>
+        </w:rPr>
+        <w:t>Caption</w:t>
+      </w:r>
+      <w:r>
+        <w:rPr>
+          <w:lang w:val="en-US"/>
+        </w:rPr>
+        <w:t>“</w:t>
+      </w:r>
+      <w:proofErr w:type="gramEnd"/>
+      <w:r>
+        <w:rPr>
+          <w:lang w:val="en-US"/>
+        </w:rPr>
+        <w:t>, then at the end you can automatically update this list of tables via right-clicking on the line of table 1 or 2 etc. here and „</w:t>
+      </w:r>
+      <w:r>
+        <w:rPr>
+          <w:i/>
+          <w:iCs/>
+          <w:lang w:val="en-US"/>
+        </w:rPr>
+        <w:t xml:space="preserve">Update </w:t>
+      </w:r>
+      <w:proofErr w:type="spellStart"/>
+      <w:r>
+        <w:rPr>
+          <w:i/>
+          <w:iCs/>
+          <w:lang w:val="en-US"/>
+        </w:rPr>
+        <w:t>Field</w:t>
+      </w:r>
+      <w:r>
+        <w:rPr>
+          <w:lang w:val="en-US"/>
+        </w:rPr>
+        <w:t>“+“</w:t>
+      </w:r>
+      <w:r>
+        <w:rPr>
+          <w:i/>
+          <w:iCs/>
+          <w:lang w:val="en-US"/>
+        </w:rPr>
+        <w:t>Entire</w:t>
+      </w:r>
+      <w:proofErr w:type="spellEnd"/>
+      <w:r>
+        <w:rPr>
+          <w:i/>
+          <w:iCs/>
+          <w:lang w:val="en-US"/>
+        </w:rPr>
+        <w:t xml:space="preserve"> </w:t>
+      </w:r>
+      <w:proofErr w:type="spellStart"/>
+      <w:r>
+        <w:rPr>
+          <w:i/>
+          <w:iCs/>
+          <w:lang w:val="en-US"/>
+        </w:rPr>
+        <w:t>table</w:t>
+      </w:r>
+      <w:r>
+        <w:rPr>
+          <w:lang w:val="en-US"/>
+        </w:rPr>
+        <w:t>“+“</w:t>
+      </w:r>
+      <w:r>
+        <w:rPr>
+          <w:i/>
+          <w:iCs/>
+          <w:lang w:val="en-US"/>
+        </w:rPr>
+        <w:t>OK</w:t>
+      </w:r>
+      <w:proofErr w:type="spellEnd"/>
       <w:r>
         <w:rPr>
           <w:lang w:val="en-US"/>
@@ -9336,6 +10487,119 @@
     </w:lvl>
   </w:abstractNum>
   <w:abstractNum w:abstractNumId="12" w15:restartNumberingAfterBreak="0">
+    <w:nsid w:val="0DEB1591"/>
+    <w:multiLevelType w:val="hybridMultilevel"/>
+    <w:tmpl w:val="28F25786"/>
+    <w:lvl w:ilvl="0" w:tplc="08090001">
+      <w:start w:val="1"/>
+      <w:numFmt w:val="bullet"/>
+      <w:lvlText w:val=""/>
+      <w:lvlJc w:val="left"/>
+      <w:pPr>
+        <w:ind w:left="720" w:hanging="360"/>
+      </w:pPr>
+      <w:rPr>
+        <w:rFonts w:ascii="Symbol" w:hAnsi="Symbol" w:hint="default"/>
+      </w:rPr>
+    </w:lvl>
+    <w:lvl w:ilvl="1" w:tplc="08090003" w:tentative="1">
+      <w:start w:val="1"/>
+      <w:numFmt w:val="bullet"/>
+      <w:lvlText w:val="o"/>
+      <w:lvlJc w:val="left"/>
+      <w:pPr>
+        <w:ind w:left="1440" w:hanging="360"/>
+      </w:pPr>
+      <w:rPr>
+        <w:rFonts w:ascii="Courier New" w:hAnsi="Courier New" w:cs="Courier New" w:hint="default"/>
+      </w:rPr>
+    </w:lvl>
+    <w:lvl w:ilvl="2" w:tplc="08090005" w:tentative="1">
+      <w:start w:val="1"/>
+      <w:numFmt w:val="bullet"/>
+      <w:lvlText w:val=""/>
+      <w:lvlJc w:val="left"/>
+      <w:pPr>
+        <w:ind w:left="2160" w:hanging="360"/>
+      </w:pPr>
+      <w:rPr>
+        <w:rFonts w:ascii="Wingdings" w:hAnsi="Wingdings" w:hint="default"/>
+      </w:rPr>
+    </w:lvl>
+    <w:lvl w:ilvl="3" w:tplc="08090001" w:tentative="1">
+      <w:start w:val="1"/>
+      <w:numFmt w:val="bullet"/>
+      <w:lvlText w:val=""/>
+      <w:lvlJc w:val="left"/>
+      <w:pPr>
+        <w:ind w:left="2880" w:hanging="360"/>
+      </w:pPr>
+      <w:rPr>
+        <w:rFonts w:ascii="Symbol" w:hAnsi="Symbol" w:hint="default"/>
+      </w:rPr>
+    </w:lvl>
+    <w:lvl w:ilvl="4" w:tplc="08090003" w:tentative="1">
+      <w:start w:val="1"/>
+      <w:numFmt w:val="bullet"/>
+      <w:lvlText w:val="o"/>
+      <w:lvlJc w:val="left"/>
+      <w:pPr>
+        <w:ind w:left="3600" w:hanging="360"/>
+      </w:pPr>
+      <w:rPr>
+        <w:rFonts w:ascii="Courier New" w:hAnsi="Courier New" w:cs="Courier New" w:hint="default"/>
+      </w:rPr>
+    </w:lvl>
+    <w:lvl w:ilvl="5" w:tplc="08090005" w:tentative="1">
+      <w:start w:val="1"/>
+      <w:numFmt w:val="bullet"/>
+      <w:lvlText w:val=""/>
+      <w:lvlJc w:val="left"/>
+      <w:pPr>
+        <w:ind w:left="4320" w:hanging="360"/>
+      </w:pPr>
+      <w:rPr>
+        <w:rFonts w:ascii="Wingdings" w:hAnsi="Wingdings" w:hint="default"/>
+      </w:rPr>
+    </w:lvl>
+    <w:lvl w:ilvl="6" w:tplc="08090001" w:tentative="1">
+      <w:start w:val="1"/>
+      <w:numFmt w:val="bullet"/>
+      <w:lvlText w:val=""/>
+      <w:lvlJc w:val="left"/>
+      <w:pPr>
+        <w:ind w:left="5040" w:hanging="360"/>
+      </w:pPr>
+      <w:rPr>
+        <w:rFonts w:ascii="Symbol" w:hAnsi="Symbol" w:hint="default"/>
+      </w:rPr>
+    </w:lvl>
+    <w:lvl w:ilvl="7" w:tplc="08090003" w:tentative="1">
+      <w:start w:val="1"/>
+      <w:numFmt w:val="bullet"/>
+      <w:lvlText w:val="o"/>
+      <w:lvlJc w:val="left"/>
+      <w:pPr>
+        <w:ind w:left="5760" w:hanging="360"/>
+      </w:pPr>
+      <w:rPr>
+        <w:rFonts w:ascii="Courier New" w:hAnsi="Courier New" w:cs="Courier New" w:hint="default"/>
+      </w:rPr>
+    </w:lvl>
+    <w:lvl w:ilvl="8" w:tplc="08090005" w:tentative="1">
+      <w:start w:val="1"/>
+      <w:numFmt w:val="bullet"/>
+      <w:lvlText w:val=""/>
+      <w:lvlJc w:val="left"/>
+      <w:pPr>
+        <w:ind w:left="6480" w:hanging="360"/>
+      </w:pPr>
+      <w:rPr>
+        <w:rFonts w:ascii="Wingdings" w:hAnsi="Wingdings" w:hint="default"/>
+      </w:rPr>
+    </w:lvl>
+  </w:abstractNum>
+  <w:abstractNum w:abstractNumId="13" w15:restartNumberingAfterBreak="0">
     <w:nsid w:val="1B525A95"/>
     <w:multiLevelType w:val="hybridMultilevel"/>
     <w:tmpl w:val="A514972C"/>
@@ -9447,7 +10711,7 @@
       </w:rPr>
     </w:lvl>
   </w:abstractNum>
-  <w:abstractNum w:abstractNumId="13" w15:restartNumberingAfterBreak="0">
+  <w:abstractNum w:abstractNumId="14" w15:restartNumberingAfterBreak="0">
     <w:nsid w:val="1D8C40DE"/>
     <w:multiLevelType w:val="hybridMultilevel"/>
     <w:tmpl w:val="A448DFE8"/>
@@ -9560,7 +10824,7 @@
       </w:rPr>
     </w:lvl>
   </w:abstractNum>
-  <w:abstractNum w:abstractNumId="14" w15:restartNumberingAfterBreak="0">
+  <w:abstractNum w:abstractNumId="15" w15:restartNumberingAfterBreak="0">
     <w:nsid w:val="1DEE7A7D"/>
     <w:multiLevelType w:val="hybridMultilevel"/>
     <w:tmpl w:val="CBA4D33C"/>
@@ -9672,7 +10936,120 @@
       </w:rPr>
     </w:lvl>
   </w:abstractNum>
-  <w:abstractNum w:abstractNumId="15" w15:restartNumberingAfterBreak="0">
+  <w:abstractNum w:abstractNumId="16" w15:restartNumberingAfterBreak="0">
+    <w:nsid w:val="1E485BA8"/>
+    <w:multiLevelType w:val="hybridMultilevel"/>
+    <w:tmpl w:val="F9EA291A"/>
+    <w:lvl w:ilvl="0" w:tplc="08090001">
+      <w:start w:val="1"/>
+      <w:numFmt w:val="bullet"/>
+      <w:lvlText w:val=""/>
+      <w:lvlJc w:val="left"/>
+      <w:pPr>
+        <w:ind w:left="720" w:hanging="360"/>
+      </w:pPr>
+      <w:rPr>
+        <w:rFonts w:ascii="Symbol" w:hAnsi="Symbol" w:hint="default"/>
+      </w:rPr>
+    </w:lvl>
+    <w:lvl w:ilvl="1" w:tplc="08090003" w:tentative="1">
+      <w:start w:val="1"/>
+      <w:numFmt w:val="bullet"/>
+      <w:lvlText w:val="o"/>
+      <w:lvlJc w:val="left"/>
+      <w:pPr>
+        <w:ind w:left="1440" w:hanging="360"/>
+      </w:pPr>
+      <w:rPr>
+        <w:rFonts w:ascii="Courier New" w:hAnsi="Courier New" w:cs="Courier New" w:hint="default"/>
+      </w:rPr>
+    </w:lvl>
+    <w:lvl w:ilvl="2" w:tplc="08090005" w:tentative="1">
+      <w:start w:val="1"/>
+      <w:numFmt w:val="bullet"/>
+      <w:lvlText w:val=""/>
+      <w:lvlJc w:val="left"/>
+      <w:pPr>
+        <w:ind w:left="2160" w:hanging="360"/>
+      </w:pPr>
+      <w:rPr>
+        <w:rFonts w:ascii="Wingdings" w:hAnsi="Wingdings" w:hint="default"/>
+      </w:rPr>
+    </w:lvl>
+    <w:lvl w:ilvl="3" w:tplc="08090001" w:tentative="1">
+      <w:start w:val="1"/>
+      <w:numFmt w:val="bullet"/>
+      <w:lvlText w:val=""/>
+      <w:lvlJc w:val="left"/>
+      <w:pPr>
+        <w:ind w:left="2880" w:hanging="360"/>
+      </w:pPr>
+      <w:rPr>
+        <w:rFonts w:ascii="Symbol" w:hAnsi="Symbol" w:hint="default"/>
+      </w:rPr>
+    </w:lvl>
+    <w:lvl w:ilvl="4" w:tplc="08090003" w:tentative="1">
+      <w:start w:val="1"/>
+      <w:numFmt w:val="bullet"/>
+      <w:lvlText w:val="o"/>
+      <w:lvlJc w:val="left"/>
+      <w:pPr>
+        <w:ind w:left="3600" w:hanging="360"/>
+      </w:pPr>
+      <w:rPr>
+        <w:rFonts w:ascii="Courier New" w:hAnsi="Courier New" w:cs="Courier New" w:hint="default"/>
+      </w:rPr>
+    </w:lvl>
+    <w:lvl w:ilvl="5" w:tplc="08090005" w:tentative="1">
+      <w:start w:val="1"/>
+      <w:numFmt w:val="bullet"/>
+      <w:lvlText w:val=""/>
+      <w:lvlJc w:val="left"/>
+      <w:pPr>
+        <w:ind w:left="4320" w:hanging="360"/>
+      </w:pPr>
+      <w:rPr>
+        <w:rFonts w:ascii="Wingdings" w:hAnsi="Wingdings" w:hint="default"/>
+      </w:rPr>
+    </w:lvl>
+    <w:lvl w:ilvl="6" w:tplc="08090001" w:tentative="1">
+      <w:start w:val="1"/>
+      <w:numFmt w:val="bullet"/>
+      <w:lvlText w:val=""/>
+      <w:lvlJc w:val="left"/>
+      <w:pPr>
+        <w:ind w:left="5040" w:hanging="360"/>
+      </w:pPr>
+      <w:rPr>
+        <w:rFonts w:ascii="Symbol" w:hAnsi="Symbol" w:hint="default"/>
+      </w:rPr>
+    </w:lvl>
+    <w:lvl w:ilvl="7" w:tplc="08090003" w:tentative="1">
+      <w:start w:val="1"/>
+      <w:numFmt w:val="bullet"/>
+      <w:lvlText w:val="o"/>
+      <w:lvlJc w:val="left"/>
+      <w:pPr>
+        <w:ind w:left="5760" w:hanging="360"/>
+      </w:pPr>
+      <w:rPr>
+        <w:rFonts w:ascii="Courier New" w:hAnsi="Courier New" w:cs="Courier New" w:hint="default"/>
+      </w:rPr>
+    </w:lvl>
+    <w:lvl w:ilvl="8" w:tplc="08090005" w:tentative="1">
+      <w:start w:val="1"/>
+      <w:numFmt w:val="bullet"/>
+      <w:lvlText w:val=""/>
+      <w:lvlJc w:val="left"/>
+      <w:pPr>
+        <w:ind w:left="6480" w:hanging="360"/>
+      </w:pPr>
+      <w:rPr>
+        <w:rFonts w:ascii="Wingdings" w:hAnsi="Wingdings" w:hint="default"/>
+      </w:rPr>
+    </w:lvl>
+  </w:abstractNum>
+  <w:abstractNum w:abstractNumId="17" w15:restartNumberingAfterBreak="0">
     <w:nsid w:val="22FE2FCD"/>
     <w:multiLevelType w:val="hybridMultilevel"/>
     <w:tmpl w:val="0EECBF88"/>
@@ -9784,7 +11161,120 @@
       </w:rPr>
     </w:lvl>
   </w:abstractNum>
-  <w:abstractNum w:abstractNumId="16" w15:restartNumberingAfterBreak="0">
+  <w:abstractNum w:abstractNumId="18" w15:restartNumberingAfterBreak="0">
+    <w:nsid w:val="249C3D30"/>
+    <w:multiLevelType w:val="hybridMultilevel"/>
+    <w:tmpl w:val="582A99BE"/>
+    <w:lvl w:ilvl="0" w:tplc="08090001">
+      <w:start w:val="1"/>
+      <w:numFmt w:val="bullet"/>
+      <w:lvlText w:val=""/>
+      <w:lvlJc w:val="left"/>
+      <w:pPr>
+        <w:ind w:left="720" w:hanging="360"/>
+      </w:pPr>
+      <w:rPr>
+        <w:rFonts w:ascii="Symbol" w:hAnsi="Symbol" w:hint="default"/>
+      </w:rPr>
+    </w:lvl>
+    <w:lvl w:ilvl="1" w:tplc="08090003" w:tentative="1">
+      <w:start w:val="1"/>
+      <w:numFmt w:val="bullet"/>
+      <w:lvlText w:val="o"/>
+      <w:lvlJc w:val="left"/>
+      <w:pPr>
+        <w:ind w:left="1440" w:hanging="360"/>
+      </w:pPr>
+      <w:rPr>
+        <w:rFonts w:ascii="Courier New" w:hAnsi="Courier New" w:cs="Courier New" w:hint="default"/>
+      </w:rPr>
+    </w:lvl>
+    <w:lvl w:ilvl="2" w:tplc="08090005" w:tentative="1">
+      <w:start w:val="1"/>
+      <w:numFmt w:val="bullet"/>
+      <w:lvlText w:val=""/>
+      <w:lvlJc w:val="left"/>
+      <w:pPr>
+        <w:ind w:left="2160" w:hanging="360"/>
+      </w:pPr>
+      <w:rPr>
+        <w:rFonts w:ascii="Wingdings" w:hAnsi="Wingdings" w:hint="default"/>
+      </w:rPr>
+    </w:lvl>
+    <w:lvl w:ilvl="3" w:tplc="08090001" w:tentative="1">
+      <w:start w:val="1"/>
+      <w:numFmt w:val="bullet"/>
+      <w:lvlText w:val=""/>
+      <w:lvlJc w:val="left"/>
+      <w:pPr>
+        <w:ind w:left="2880" w:hanging="360"/>
+      </w:pPr>
+      <w:rPr>
+        <w:rFonts w:ascii="Symbol" w:hAnsi="Symbol" w:hint="default"/>
+      </w:rPr>
+    </w:lvl>
+    <w:lvl w:ilvl="4" w:tplc="08090003" w:tentative="1">
+      <w:start w:val="1"/>
+      <w:numFmt w:val="bullet"/>
+      <w:lvlText w:val="o"/>
+      <w:lvlJc w:val="left"/>
+      <w:pPr>
+        <w:ind w:left="3600" w:hanging="360"/>
+      </w:pPr>
+      <w:rPr>
+        <w:rFonts w:ascii="Courier New" w:hAnsi="Courier New" w:cs="Courier New" w:hint="default"/>
+      </w:rPr>
+    </w:lvl>
+    <w:lvl w:ilvl="5" w:tplc="08090005" w:tentative="1">
+      <w:start w:val="1"/>
+      <w:numFmt w:val="bullet"/>
+      <w:lvlText w:val=""/>
+      <w:lvlJc w:val="left"/>
+      <w:pPr>
+        <w:ind w:left="4320" w:hanging="360"/>
+      </w:pPr>
+      <w:rPr>
+        <w:rFonts w:ascii="Wingdings" w:hAnsi="Wingdings" w:hint="default"/>
+      </w:rPr>
+    </w:lvl>
+    <w:lvl w:ilvl="6" w:tplc="08090001" w:tentative="1">
+      <w:start w:val="1"/>
+      <w:numFmt w:val="bullet"/>
+      <w:lvlText w:val=""/>
+      <w:lvlJc w:val="left"/>
+      <w:pPr>
+        <w:ind w:left="5040" w:hanging="360"/>
+      </w:pPr>
+      <w:rPr>
+        <w:rFonts w:ascii="Symbol" w:hAnsi="Symbol" w:hint="default"/>
+      </w:rPr>
+    </w:lvl>
+    <w:lvl w:ilvl="7" w:tplc="08090003" w:tentative="1">
+      <w:start w:val="1"/>
+      <w:numFmt w:val="bullet"/>
+      <w:lvlText w:val="o"/>
+      <w:lvlJc w:val="left"/>
+      <w:pPr>
+        <w:ind w:left="5760" w:hanging="360"/>
+      </w:pPr>
+      <w:rPr>
+        <w:rFonts w:ascii="Courier New" w:hAnsi="Courier New" w:cs="Courier New" w:hint="default"/>
+      </w:rPr>
+    </w:lvl>
+    <w:lvl w:ilvl="8" w:tplc="08090005" w:tentative="1">
+      <w:start w:val="1"/>
+      <w:numFmt w:val="bullet"/>
+      <w:lvlText w:val=""/>
+      <w:lvlJc w:val="left"/>
+      <w:pPr>
+        <w:ind w:left="6480" w:hanging="360"/>
+      </w:pPr>
+      <w:rPr>
+        <w:rFonts w:ascii="Wingdings" w:hAnsi="Wingdings" w:hint="default"/>
+      </w:rPr>
+    </w:lvl>
+  </w:abstractNum>
+  <w:abstractNum w:abstractNumId="19" w15:restartNumberingAfterBreak="0">
     <w:nsid w:val="291C553F"/>
     <w:multiLevelType w:val="hybridMultilevel"/>
     <w:tmpl w:val="53401970"/>
@@ -9897,7 +11387,7 @@
       </w:rPr>
     </w:lvl>
   </w:abstractNum>
-  <w:abstractNum w:abstractNumId="17" w15:restartNumberingAfterBreak="0">
+  <w:abstractNum w:abstractNumId="20" w15:restartNumberingAfterBreak="0">
     <w:nsid w:val="335D3351"/>
     <w:multiLevelType w:val="hybridMultilevel"/>
     <w:tmpl w:val="F4561C30"/>
@@ -10009,7 +11499,7 @@
       </w:rPr>
     </w:lvl>
   </w:abstractNum>
-  <w:abstractNum w:abstractNumId="18" w15:restartNumberingAfterBreak="0">
+  <w:abstractNum w:abstractNumId="21" w15:restartNumberingAfterBreak="0">
     <w:nsid w:val="3DBF0A43"/>
     <w:multiLevelType w:val="hybridMultilevel"/>
     <w:tmpl w:val="3900FF6E"/>
@@ -10123,7 +11613,7 @@
       </w:rPr>
     </w:lvl>
   </w:abstractNum>
-  <w:abstractNum w:abstractNumId="19" w15:restartNumberingAfterBreak="0">
+  <w:abstractNum w:abstractNumId="22" w15:restartNumberingAfterBreak="0">
     <w:nsid w:val="40136D71"/>
     <w:multiLevelType w:val="hybridMultilevel"/>
     <w:tmpl w:val="F4E22950"/>
@@ -10236,7 +11726,7 @@
       </w:rPr>
     </w:lvl>
   </w:abstractNum>
-  <w:abstractNum w:abstractNumId="20" w15:restartNumberingAfterBreak="0">
+  <w:abstractNum w:abstractNumId="23" w15:restartNumberingAfterBreak="0">
     <w:nsid w:val="41AE6E19"/>
     <w:multiLevelType w:val="hybridMultilevel"/>
     <w:tmpl w:val="0D720C9E"/>
@@ -10349,7 +11839,7 @@
       </w:rPr>
     </w:lvl>
   </w:abstractNum>
-  <w:abstractNum w:abstractNumId="21" w15:restartNumberingAfterBreak="0">
+  <w:abstractNum w:abstractNumId="24" w15:restartNumberingAfterBreak="0">
     <w:nsid w:val="42574BE5"/>
     <w:multiLevelType w:val="hybridMultilevel"/>
     <w:tmpl w:val="8FBEF470"/>
@@ -10462,7 +11952,120 @@
       </w:rPr>
     </w:lvl>
   </w:abstractNum>
-  <w:abstractNum w:abstractNumId="22" w15:restartNumberingAfterBreak="0">
+  <w:abstractNum w:abstractNumId="25" w15:restartNumberingAfterBreak="0">
+    <w:nsid w:val="447B67C8"/>
+    <w:multiLevelType w:val="hybridMultilevel"/>
+    <w:tmpl w:val="73E2FE6E"/>
+    <w:lvl w:ilvl="0" w:tplc="08090001">
+      <w:start w:val="1"/>
+      <w:numFmt w:val="bullet"/>
+      <w:lvlText w:val=""/>
+      <w:lvlJc w:val="left"/>
+      <w:pPr>
+        <w:ind w:left="720" w:hanging="360"/>
+      </w:pPr>
+      <w:rPr>
+        <w:rFonts w:ascii="Symbol" w:hAnsi="Symbol" w:hint="default"/>
+      </w:rPr>
+    </w:lvl>
+    <w:lvl w:ilvl="1" w:tplc="08090003" w:tentative="1">
+      <w:start w:val="1"/>
+      <w:numFmt w:val="bullet"/>
+      <w:lvlText w:val="o"/>
+      <w:lvlJc w:val="left"/>
+      <w:pPr>
+        <w:ind w:left="1440" w:hanging="360"/>
+      </w:pPr>
+      <w:rPr>
+        <w:rFonts w:ascii="Courier New" w:hAnsi="Courier New" w:cs="Courier New" w:hint="default"/>
+      </w:rPr>
+    </w:lvl>
+    <w:lvl w:ilvl="2" w:tplc="08090005" w:tentative="1">
+      <w:start w:val="1"/>
+      <w:numFmt w:val="bullet"/>
+      <w:lvlText w:val=""/>
+      <w:lvlJc w:val="left"/>
+      <w:pPr>
+        <w:ind w:left="2160" w:hanging="360"/>
+      </w:pPr>
+      <w:rPr>
+        <w:rFonts w:ascii="Wingdings" w:hAnsi="Wingdings" w:hint="default"/>
+      </w:rPr>
+    </w:lvl>
+    <w:lvl w:ilvl="3" w:tplc="08090001" w:tentative="1">
+      <w:start w:val="1"/>
+      <w:numFmt w:val="bullet"/>
+      <w:lvlText w:val=""/>
+      <w:lvlJc w:val="left"/>
+      <w:pPr>
+        <w:ind w:left="2880" w:hanging="360"/>
+      </w:pPr>
+      <w:rPr>
+        <w:rFonts w:ascii="Symbol" w:hAnsi="Symbol" w:hint="default"/>
+      </w:rPr>
+    </w:lvl>
+    <w:lvl w:ilvl="4" w:tplc="08090003" w:tentative="1">
+      <w:start w:val="1"/>
+      <w:numFmt w:val="bullet"/>
+      <w:lvlText w:val="o"/>
+      <w:lvlJc w:val="left"/>
+      <w:pPr>
+        <w:ind w:left="3600" w:hanging="360"/>
+      </w:pPr>
+      <w:rPr>
+        <w:rFonts w:ascii="Courier New" w:hAnsi="Courier New" w:cs="Courier New" w:hint="default"/>
+      </w:rPr>
+    </w:lvl>
+    <w:lvl w:ilvl="5" w:tplc="08090005" w:tentative="1">
+      <w:start w:val="1"/>
+      <w:numFmt w:val="bullet"/>
+      <w:lvlText w:val=""/>
+      <w:lvlJc w:val="left"/>
+      <w:pPr>
+        <w:ind w:left="4320" w:hanging="360"/>
+      </w:pPr>
+      <w:rPr>
+        <w:rFonts w:ascii="Wingdings" w:hAnsi="Wingdings" w:hint="default"/>
+      </w:rPr>
+    </w:lvl>
+    <w:lvl w:ilvl="6" w:tplc="08090001" w:tentative="1">
+      <w:start w:val="1"/>
+      <w:numFmt w:val="bullet"/>
+      <w:lvlText w:val=""/>
+      <w:lvlJc w:val="left"/>
+      <w:pPr>
+        <w:ind w:left="5040" w:hanging="360"/>
+      </w:pPr>
+      <w:rPr>
+        <w:rFonts w:ascii="Symbol" w:hAnsi="Symbol" w:hint="default"/>
+      </w:rPr>
+    </w:lvl>
+    <w:lvl w:ilvl="7" w:tplc="08090003" w:tentative="1">
+      <w:start w:val="1"/>
+      <w:numFmt w:val="bullet"/>
+      <w:lvlText w:val="o"/>
+      <w:lvlJc w:val="left"/>
+      <w:pPr>
+        <w:ind w:left="5760" w:hanging="360"/>
+      </w:pPr>
+      <w:rPr>
+        <w:rFonts w:ascii="Courier New" w:hAnsi="Courier New" w:cs="Courier New" w:hint="default"/>
+      </w:rPr>
+    </w:lvl>
+    <w:lvl w:ilvl="8" w:tplc="08090005" w:tentative="1">
+      <w:start w:val="1"/>
+      <w:numFmt w:val="bullet"/>
+      <w:lvlText w:val=""/>
+      <w:lvlJc w:val="left"/>
+      <w:pPr>
+        <w:ind w:left="6480" w:hanging="360"/>
+      </w:pPr>
+      <w:rPr>
+        <w:rFonts w:ascii="Wingdings" w:hAnsi="Wingdings" w:hint="default"/>
+      </w:rPr>
+    </w:lvl>
+  </w:abstractNum>
+  <w:abstractNum w:abstractNumId="26" w15:restartNumberingAfterBreak="0">
     <w:nsid w:val="450640F2"/>
     <w:multiLevelType w:val="hybridMultilevel"/>
     <w:tmpl w:val="6B16A798"/>
@@ -10574,7 +12177,7 @@
       </w:rPr>
     </w:lvl>
   </w:abstractNum>
-  <w:abstractNum w:abstractNumId="23" w15:restartNumberingAfterBreak="0">
+  <w:abstractNum w:abstractNumId="27" w15:restartNumberingAfterBreak="0">
     <w:nsid w:val="49D83916"/>
     <w:multiLevelType w:val="multilevel"/>
     <w:tmpl w:val="691A9C12"/>
@@ -10699,7 +12302,120 @@
       </w:rPr>
     </w:lvl>
   </w:abstractNum>
-  <w:abstractNum w:abstractNumId="24" w15:restartNumberingAfterBreak="0">
+  <w:abstractNum w:abstractNumId="28" w15:restartNumberingAfterBreak="0">
+    <w:nsid w:val="4C2575B1"/>
+    <w:multiLevelType w:val="hybridMultilevel"/>
+    <w:tmpl w:val="BA12FF1E"/>
+    <w:lvl w:ilvl="0" w:tplc="08090001">
+      <w:start w:val="1"/>
+      <w:numFmt w:val="bullet"/>
+      <w:lvlText w:val=""/>
+      <w:lvlJc w:val="left"/>
+      <w:pPr>
+        <w:ind w:left="720" w:hanging="360"/>
+      </w:pPr>
+      <w:rPr>
+        <w:rFonts w:ascii="Symbol" w:hAnsi="Symbol" w:hint="default"/>
+      </w:rPr>
+    </w:lvl>
+    <w:lvl w:ilvl="1" w:tplc="08090003" w:tentative="1">
+      <w:start w:val="1"/>
+      <w:numFmt w:val="bullet"/>
+      <w:lvlText w:val="o"/>
+      <w:lvlJc w:val="left"/>
+      <w:pPr>
+        <w:ind w:left="1440" w:hanging="360"/>
+      </w:pPr>
+      <w:rPr>
+        <w:rFonts w:ascii="Courier New" w:hAnsi="Courier New" w:cs="Courier New" w:hint="default"/>
+      </w:rPr>
+    </w:lvl>
+    <w:lvl w:ilvl="2" w:tplc="08090005" w:tentative="1">
+      <w:start w:val="1"/>
+      <w:numFmt w:val="bullet"/>
+      <w:lvlText w:val=""/>
+      <w:lvlJc w:val="left"/>
+      <w:pPr>
+        <w:ind w:left="2160" w:hanging="360"/>
+      </w:pPr>
+      <w:rPr>
+        <w:rFonts w:ascii="Wingdings" w:hAnsi="Wingdings" w:hint="default"/>
+      </w:rPr>
+    </w:lvl>
+    <w:lvl w:ilvl="3" w:tplc="08090001" w:tentative="1">
+      <w:start w:val="1"/>
+      <w:numFmt w:val="bullet"/>
+      <w:lvlText w:val=""/>
+      <w:lvlJc w:val="left"/>
+      <w:pPr>
+        <w:ind w:left="2880" w:hanging="360"/>
+      </w:pPr>
+      <w:rPr>
+        <w:rFonts w:ascii="Symbol" w:hAnsi="Symbol" w:hint="default"/>
+      </w:rPr>
+    </w:lvl>
+    <w:lvl w:ilvl="4" w:tplc="08090003" w:tentative="1">
+      <w:start w:val="1"/>
+      <w:numFmt w:val="bullet"/>
+      <w:lvlText w:val="o"/>
+      <w:lvlJc w:val="left"/>
+      <w:pPr>
+        <w:ind w:left="3600" w:hanging="360"/>
+      </w:pPr>
+      <w:rPr>
+        <w:rFonts w:ascii="Courier New" w:hAnsi="Courier New" w:cs="Courier New" w:hint="default"/>
+      </w:rPr>
+    </w:lvl>
+    <w:lvl w:ilvl="5" w:tplc="08090005" w:tentative="1">
+      <w:start w:val="1"/>
+      <w:numFmt w:val="bullet"/>
+      <w:lvlText w:val=""/>
+      <w:lvlJc w:val="left"/>
+      <w:pPr>
+        <w:ind w:left="4320" w:hanging="360"/>
+      </w:pPr>
+      <w:rPr>
+        <w:rFonts w:ascii="Wingdings" w:hAnsi="Wingdings" w:hint="default"/>
+      </w:rPr>
+    </w:lvl>
+    <w:lvl w:ilvl="6" w:tplc="08090001" w:tentative="1">
+      <w:start w:val="1"/>
+      <w:numFmt w:val="bullet"/>
+      <w:lvlText w:val=""/>
+      <w:lvlJc w:val="left"/>
+      <w:pPr>
+        <w:ind w:left="5040" w:hanging="360"/>
+      </w:pPr>
+      <w:rPr>
+        <w:rFonts w:ascii="Symbol" w:hAnsi="Symbol" w:hint="default"/>
+      </w:rPr>
+    </w:lvl>
+    <w:lvl w:ilvl="7" w:tplc="08090003" w:tentative="1">
+      <w:start w:val="1"/>
+      <w:numFmt w:val="bullet"/>
+      <w:lvlText w:val="o"/>
+      <w:lvlJc w:val="left"/>
+      <w:pPr>
+        <w:ind w:left="5760" w:hanging="360"/>
+      </w:pPr>
+      <w:rPr>
+        <w:rFonts w:ascii="Courier New" w:hAnsi="Courier New" w:cs="Courier New" w:hint="default"/>
+      </w:rPr>
+    </w:lvl>
+    <w:lvl w:ilvl="8" w:tplc="08090005" w:tentative="1">
+      <w:start w:val="1"/>
+      <w:numFmt w:val="bullet"/>
+      <w:lvlText w:val=""/>
+      <w:lvlJc w:val="left"/>
+      <w:pPr>
+        <w:ind w:left="6480" w:hanging="360"/>
+      </w:pPr>
+      <w:rPr>
+        <w:rFonts w:ascii="Wingdings" w:hAnsi="Wingdings" w:hint="default"/>
+      </w:rPr>
+    </w:lvl>
+  </w:abstractNum>
+  <w:abstractNum w:abstractNumId="29" w15:restartNumberingAfterBreak="0">
     <w:nsid w:val="4D4F1EDA"/>
     <w:multiLevelType w:val="hybridMultilevel"/>
     <w:tmpl w:val="145A29C0"/>
@@ -10811,7 +12527,7 @@
       </w:rPr>
     </w:lvl>
   </w:abstractNum>
-  <w:abstractNum w:abstractNumId="25" w15:restartNumberingAfterBreak="0">
+  <w:abstractNum w:abstractNumId="30" w15:restartNumberingAfterBreak="0">
     <w:nsid w:val="50047159"/>
     <w:multiLevelType w:val="hybridMultilevel"/>
     <w:tmpl w:val="6196174C"/>
@@ -10924,7 +12640,7 @@
       </w:rPr>
     </w:lvl>
   </w:abstractNum>
-  <w:abstractNum w:abstractNumId="26" w15:restartNumberingAfterBreak="0">
+  <w:abstractNum w:abstractNumId="31" w15:restartNumberingAfterBreak="0">
     <w:nsid w:val="538A116D"/>
     <w:multiLevelType w:val="hybridMultilevel"/>
     <w:tmpl w:val="87146B8E"/>
@@ -11036,7 +12752,459 @@
       </w:rPr>
     </w:lvl>
   </w:abstractNum>
-  <w:abstractNum w:abstractNumId="27" w15:restartNumberingAfterBreak="0">
+  <w:abstractNum w:abstractNumId="32" w15:restartNumberingAfterBreak="0">
+    <w:nsid w:val="54FE62B2"/>
+    <w:multiLevelType w:val="hybridMultilevel"/>
+    <w:tmpl w:val="1EA29C3C"/>
+    <w:lvl w:ilvl="0" w:tplc="08090001">
+      <w:start w:val="1"/>
+      <w:numFmt w:val="bullet"/>
+      <w:lvlText w:val=""/>
+      <w:lvlJc w:val="left"/>
+      <w:pPr>
+        <w:ind w:left="720" w:hanging="360"/>
+      </w:pPr>
+      <w:rPr>
+        <w:rFonts w:ascii="Symbol" w:hAnsi="Symbol" w:hint="default"/>
+      </w:rPr>
+    </w:lvl>
+    <w:lvl w:ilvl="1" w:tplc="08090003" w:tentative="1">
+      <w:start w:val="1"/>
+      <w:numFmt w:val="bullet"/>
+      <w:lvlText w:val="o"/>
+      <w:lvlJc w:val="left"/>
+      <w:pPr>
+        <w:ind w:left="1440" w:hanging="360"/>
+      </w:pPr>
+      <w:rPr>
+        <w:rFonts w:ascii="Courier New" w:hAnsi="Courier New" w:cs="Courier New" w:hint="default"/>
+      </w:rPr>
+    </w:lvl>
+    <w:lvl w:ilvl="2" w:tplc="08090005" w:tentative="1">
+      <w:start w:val="1"/>
+      <w:numFmt w:val="bullet"/>
+      <w:lvlText w:val=""/>
+      <w:lvlJc w:val="left"/>
+      <w:pPr>
+        <w:ind w:left="2160" w:hanging="360"/>
+      </w:pPr>
+      <w:rPr>
+        <w:rFonts w:ascii="Wingdings" w:hAnsi="Wingdings" w:hint="default"/>
+      </w:rPr>
+    </w:lvl>
+    <w:lvl w:ilvl="3" w:tplc="08090001" w:tentative="1">
+      <w:start w:val="1"/>
+      <w:numFmt w:val="bullet"/>
+      <w:lvlText w:val=""/>
+      <w:lvlJc w:val="left"/>
+      <w:pPr>
+        <w:ind w:left="2880" w:hanging="360"/>
+      </w:pPr>
+      <w:rPr>
+        <w:rFonts w:ascii="Symbol" w:hAnsi="Symbol" w:hint="default"/>
+      </w:rPr>
+    </w:lvl>
+    <w:lvl w:ilvl="4" w:tplc="08090003" w:tentative="1">
+      <w:start w:val="1"/>
+      <w:numFmt w:val="bullet"/>
+      <w:lvlText w:val="o"/>
+      <w:lvlJc w:val="left"/>
+      <w:pPr>
+        <w:ind w:left="3600" w:hanging="360"/>
+      </w:pPr>
+      <w:rPr>
+        <w:rFonts w:ascii="Courier New" w:hAnsi="Courier New" w:cs="Courier New" w:hint="default"/>
+      </w:rPr>
+    </w:lvl>
+    <w:lvl w:ilvl="5" w:tplc="08090005" w:tentative="1">
+      <w:start w:val="1"/>
+      <w:numFmt w:val="bullet"/>
+      <w:lvlText w:val=""/>
+      <w:lvlJc w:val="left"/>
+      <w:pPr>
+        <w:ind w:left="4320" w:hanging="360"/>
+      </w:pPr>
+      <w:rPr>
+        <w:rFonts w:ascii="Wingdings" w:hAnsi="Wingdings" w:hint="default"/>
+      </w:rPr>
+    </w:lvl>
+    <w:lvl w:ilvl="6" w:tplc="08090001" w:tentative="1">
+      <w:start w:val="1"/>
+      <w:numFmt w:val="bullet"/>
+      <w:lvlText w:val=""/>
+      <w:lvlJc w:val="left"/>
+      <w:pPr>
+        <w:ind w:left="5040" w:hanging="360"/>
+      </w:pPr>
+      <w:rPr>
+        <w:rFonts w:ascii="Symbol" w:hAnsi="Symbol" w:hint="default"/>
+      </w:rPr>
+    </w:lvl>
+    <w:lvl w:ilvl="7" w:tplc="08090003" w:tentative="1">
+      <w:start w:val="1"/>
+      <w:numFmt w:val="bullet"/>
+      <w:lvlText w:val="o"/>
+      <w:lvlJc w:val="left"/>
+      <w:pPr>
+        <w:ind w:left="5760" w:hanging="360"/>
+      </w:pPr>
+      <w:rPr>
+        <w:rFonts w:ascii="Courier New" w:hAnsi="Courier New" w:cs="Courier New" w:hint="default"/>
+      </w:rPr>
+    </w:lvl>
+    <w:lvl w:ilvl="8" w:tplc="08090005" w:tentative="1">
+      <w:start w:val="1"/>
+      <w:numFmt w:val="bullet"/>
+      <w:lvlText w:val=""/>
+      <w:lvlJc w:val="left"/>
+      <w:pPr>
+        <w:ind w:left="6480" w:hanging="360"/>
+      </w:pPr>
+      <w:rPr>
+        <w:rFonts w:ascii="Wingdings" w:hAnsi="Wingdings" w:hint="default"/>
+      </w:rPr>
+    </w:lvl>
+  </w:abstractNum>
+  <w:abstractNum w:abstractNumId="33" w15:restartNumberingAfterBreak="0">
+    <w:nsid w:val="5793717B"/>
+    <w:multiLevelType w:val="hybridMultilevel"/>
+    <w:tmpl w:val="9118CF70"/>
+    <w:lvl w:ilvl="0" w:tplc="08090001">
+      <w:start w:val="1"/>
+      <w:numFmt w:val="bullet"/>
+      <w:lvlText w:val=""/>
+      <w:lvlJc w:val="left"/>
+      <w:pPr>
+        <w:ind w:left="720" w:hanging="360"/>
+      </w:pPr>
+      <w:rPr>
+        <w:rFonts w:ascii="Symbol" w:hAnsi="Symbol" w:hint="default"/>
+      </w:rPr>
+    </w:lvl>
+    <w:lvl w:ilvl="1" w:tplc="08090003" w:tentative="1">
+      <w:start w:val="1"/>
+      <w:numFmt w:val="bullet"/>
+      <w:lvlText w:val="o"/>
+      <w:lvlJc w:val="left"/>
+      <w:pPr>
+        <w:ind w:left="1440" w:hanging="360"/>
+      </w:pPr>
+      <w:rPr>
+        <w:rFonts w:ascii="Courier New" w:hAnsi="Courier New" w:cs="Courier New" w:hint="default"/>
+      </w:rPr>
+    </w:lvl>
+    <w:lvl w:ilvl="2" w:tplc="08090005" w:tentative="1">
+      <w:start w:val="1"/>
+      <w:numFmt w:val="bullet"/>
+      <w:lvlText w:val=""/>
+      <w:lvlJc w:val="left"/>
+      <w:pPr>
+        <w:ind w:left="2160" w:hanging="360"/>
+      </w:pPr>
+      <w:rPr>
+        <w:rFonts w:ascii="Wingdings" w:hAnsi="Wingdings" w:hint="default"/>
+      </w:rPr>
+    </w:lvl>
+    <w:lvl w:ilvl="3" w:tplc="08090001" w:tentative="1">
+      <w:start w:val="1"/>
+      <w:numFmt w:val="bullet"/>
+      <w:lvlText w:val=""/>
+      <w:lvlJc w:val="left"/>
+      <w:pPr>
+        <w:ind w:left="2880" w:hanging="360"/>
+      </w:pPr>
+      <w:rPr>
+        <w:rFonts w:ascii="Symbol" w:hAnsi="Symbol" w:hint="default"/>
+      </w:rPr>
+    </w:lvl>
+    <w:lvl w:ilvl="4" w:tplc="08090003" w:tentative="1">
+      <w:start w:val="1"/>
+      <w:numFmt w:val="bullet"/>
+      <w:lvlText w:val="o"/>
+      <w:lvlJc w:val="left"/>
+      <w:pPr>
+        <w:ind w:left="3600" w:hanging="360"/>
+      </w:pPr>
+      <w:rPr>
+        <w:rFonts w:ascii="Courier New" w:hAnsi="Courier New" w:cs="Courier New" w:hint="default"/>
+      </w:rPr>
+    </w:lvl>
+    <w:lvl w:ilvl="5" w:tplc="08090005" w:tentative="1">
+      <w:start w:val="1"/>
+      <w:numFmt w:val="bullet"/>
+      <w:lvlText w:val=""/>
+      <w:lvlJc w:val="left"/>
+      <w:pPr>
+        <w:ind w:left="4320" w:hanging="360"/>
+      </w:pPr>
+      <w:rPr>
+        <w:rFonts w:ascii="Wingdings" w:hAnsi="Wingdings" w:hint="default"/>
+      </w:rPr>
+    </w:lvl>
+    <w:lvl w:ilvl="6" w:tplc="08090001" w:tentative="1">
+      <w:start w:val="1"/>
+      <w:numFmt w:val="bullet"/>
+      <w:lvlText w:val=""/>
+      <w:lvlJc w:val="left"/>
+      <w:pPr>
+        <w:ind w:left="5040" w:hanging="360"/>
+      </w:pPr>
+      <w:rPr>
+        <w:rFonts w:ascii="Symbol" w:hAnsi="Symbol" w:hint="default"/>
+      </w:rPr>
+    </w:lvl>
+    <w:lvl w:ilvl="7" w:tplc="08090003" w:tentative="1">
+      <w:start w:val="1"/>
+      <w:numFmt w:val="bullet"/>
+      <w:lvlText w:val="o"/>
+      <w:lvlJc w:val="left"/>
+      <w:pPr>
+        <w:ind w:left="5760" w:hanging="360"/>
+      </w:pPr>
+      <w:rPr>
+        <w:rFonts w:ascii="Courier New" w:hAnsi="Courier New" w:cs="Courier New" w:hint="default"/>
+      </w:rPr>
+    </w:lvl>
+    <w:lvl w:ilvl="8" w:tplc="08090005" w:tentative="1">
+      <w:start w:val="1"/>
+      <w:numFmt w:val="bullet"/>
+      <w:lvlText w:val=""/>
+      <w:lvlJc w:val="left"/>
+      <w:pPr>
+        <w:ind w:left="6480" w:hanging="360"/>
+      </w:pPr>
+      <w:rPr>
+        <w:rFonts w:ascii="Wingdings" w:hAnsi="Wingdings" w:hint="default"/>
+      </w:rPr>
+    </w:lvl>
+  </w:abstractNum>
+  <w:abstractNum w:abstractNumId="34" w15:restartNumberingAfterBreak="0">
+    <w:nsid w:val="5B09334E"/>
+    <w:multiLevelType w:val="hybridMultilevel"/>
+    <w:tmpl w:val="EEACBB62"/>
+    <w:lvl w:ilvl="0" w:tplc="08090001">
+      <w:start w:val="1"/>
+      <w:numFmt w:val="bullet"/>
+      <w:lvlText w:val=""/>
+      <w:lvlJc w:val="left"/>
+      <w:pPr>
+        <w:ind w:left="720" w:hanging="360"/>
+      </w:pPr>
+      <w:rPr>
+        <w:rFonts w:ascii="Symbol" w:hAnsi="Symbol" w:hint="default"/>
+      </w:rPr>
+    </w:lvl>
+    <w:lvl w:ilvl="1" w:tplc="08090003" w:tentative="1">
+      <w:start w:val="1"/>
+      <w:numFmt w:val="bullet"/>
+      <w:lvlText w:val="o"/>
+      <w:lvlJc w:val="left"/>
+      <w:pPr>
+        <w:ind w:left="1440" w:hanging="360"/>
+      </w:pPr>
+      <w:rPr>
+        <w:rFonts w:ascii="Courier New" w:hAnsi="Courier New" w:cs="Courier New" w:hint="default"/>
+      </w:rPr>
+    </w:lvl>
+    <w:lvl w:ilvl="2" w:tplc="08090005" w:tentative="1">
+      <w:start w:val="1"/>
+      <w:numFmt w:val="bullet"/>
+      <w:lvlText w:val=""/>
+      <w:lvlJc w:val="left"/>
+      <w:pPr>
+        <w:ind w:left="2160" w:hanging="360"/>
+      </w:pPr>
+      <w:rPr>
+        <w:rFonts w:ascii="Wingdings" w:hAnsi="Wingdings" w:hint="default"/>
+      </w:rPr>
+    </w:lvl>
+    <w:lvl w:ilvl="3" w:tplc="08090001" w:tentative="1">
+      <w:start w:val="1"/>
+      <w:numFmt w:val="bullet"/>
+      <w:lvlText w:val=""/>
+      <w:lvlJc w:val="left"/>
+      <w:pPr>
+        <w:ind w:left="2880" w:hanging="360"/>
+      </w:pPr>
+      <w:rPr>
+        <w:rFonts w:ascii="Symbol" w:hAnsi="Symbol" w:hint="default"/>
+      </w:rPr>
+    </w:lvl>
+    <w:lvl w:ilvl="4" w:tplc="08090003" w:tentative="1">
+      <w:start w:val="1"/>
+      <w:numFmt w:val="bullet"/>
+      <w:lvlText w:val="o"/>
+      <w:lvlJc w:val="left"/>
+      <w:pPr>
+        <w:ind w:left="3600" w:hanging="360"/>
+      </w:pPr>
+      <w:rPr>
+        <w:rFonts w:ascii="Courier New" w:hAnsi="Courier New" w:cs="Courier New" w:hint="default"/>
+      </w:rPr>
+    </w:lvl>
+    <w:lvl w:ilvl="5" w:tplc="08090005" w:tentative="1">
+      <w:start w:val="1"/>
+      <w:numFmt w:val="bullet"/>
+      <w:lvlText w:val=""/>
+      <w:lvlJc w:val="left"/>
+      <w:pPr>
+        <w:ind w:left="4320" w:hanging="360"/>
+      </w:pPr>
+      <w:rPr>
+        <w:rFonts w:ascii="Wingdings" w:hAnsi="Wingdings" w:hint="default"/>
+      </w:rPr>
+    </w:lvl>
+    <w:lvl w:ilvl="6" w:tplc="08090001" w:tentative="1">
+      <w:start w:val="1"/>
+      <w:numFmt w:val="bullet"/>
+      <w:lvlText w:val=""/>
+      <w:lvlJc w:val="left"/>
+      <w:pPr>
+        <w:ind w:left="5040" w:hanging="360"/>
+      </w:pPr>
+      <w:rPr>
+        <w:rFonts w:ascii="Symbol" w:hAnsi="Symbol" w:hint="default"/>
+      </w:rPr>
+    </w:lvl>
+    <w:lvl w:ilvl="7" w:tplc="08090003" w:tentative="1">
+      <w:start w:val="1"/>
+      <w:numFmt w:val="bullet"/>
+      <w:lvlText w:val="o"/>
+      <w:lvlJc w:val="left"/>
+      <w:pPr>
+        <w:ind w:left="5760" w:hanging="360"/>
+      </w:pPr>
+      <w:rPr>
+        <w:rFonts w:ascii="Courier New" w:hAnsi="Courier New" w:cs="Courier New" w:hint="default"/>
+      </w:rPr>
+    </w:lvl>
+    <w:lvl w:ilvl="8" w:tplc="08090005" w:tentative="1">
+      <w:start w:val="1"/>
+      <w:numFmt w:val="bullet"/>
+      <w:lvlText w:val=""/>
+      <w:lvlJc w:val="left"/>
+      <w:pPr>
+        <w:ind w:left="6480" w:hanging="360"/>
+      </w:pPr>
+      <w:rPr>
+        <w:rFonts w:ascii="Wingdings" w:hAnsi="Wingdings" w:hint="default"/>
+      </w:rPr>
+    </w:lvl>
+  </w:abstractNum>
+  <w:abstractNum w:abstractNumId="35" w15:restartNumberingAfterBreak="0">
+    <w:nsid w:val="5B743194"/>
+    <w:multiLevelType w:val="hybridMultilevel"/>
+    <w:tmpl w:val="64F459D0"/>
+    <w:lvl w:ilvl="0" w:tplc="08090001">
+      <w:start w:val="1"/>
+      <w:numFmt w:val="bullet"/>
+      <w:lvlText w:val=""/>
+      <w:lvlJc w:val="left"/>
+      <w:pPr>
+        <w:ind w:left="1440" w:hanging="360"/>
+      </w:pPr>
+      <w:rPr>
+        <w:rFonts w:ascii="Symbol" w:hAnsi="Symbol" w:hint="default"/>
+      </w:rPr>
+    </w:lvl>
+    <w:lvl w:ilvl="1" w:tplc="08090003" w:tentative="1">
+      <w:start w:val="1"/>
+      <w:numFmt w:val="bullet"/>
+      <w:lvlText w:val="o"/>
+      <w:lvlJc w:val="left"/>
+      <w:pPr>
+        <w:ind w:left="2160" w:hanging="360"/>
+      </w:pPr>
+      <w:rPr>
+        <w:rFonts w:ascii="Courier New" w:hAnsi="Courier New" w:cs="Courier New" w:hint="default"/>
+      </w:rPr>
+    </w:lvl>
+    <w:lvl w:ilvl="2" w:tplc="08090005" w:tentative="1">
+      <w:start w:val="1"/>
+      <w:numFmt w:val="bullet"/>
+      <w:lvlText w:val=""/>
+      <w:lvlJc w:val="left"/>
+      <w:pPr>
+        <w:ind w:left="2880" w:hanging="360"/>
+      </w:pPr>
+      <w:rPr>
+        <w:rFonts w:ascii="Wingdings" w:hAnsi="Wingdings" w:hint="default"/>
+      </w:rPr>
+    </w:lvl>
+    <w:lvl w:ilvl="3" w:tplc="08090001" w:tentative="1">
+      <w:start w:val="1"/>
+      <w:numFmt w:val="bullet"/>
+      <w:lvlText w:val=""/>
+      <w:lvlJc w:val="left"/>
+      <w:pPr>
+        <w:ind w:left="3600" w:hanging="360"/>
+      </w:pPr>
+      <w:rPr>
+        <w:rFonts w:ascii="Symbol" w:hAnsi="Symbol" w:hint="default"/>
+      </w:rPr>
+    </w:lvl>
+    <w:lvl w:ilvl="4" w:tplc="08090003" w:tentative="1">
+      <w:start w:val="1"/>
+      <w:numFmt w:val="bullet"/>
+      <w:lvlText w:val="o"/>
+      <w:lvlJc w:val="left"/>
+      <w:pPr>
+        <w:ind w:left="4320" w:hanging="360"/>
+      </w:pPr>
+      <w:rPr>
+        <w:rFonts w:ascii="Courier New" w:hAnsi="Courier New" w:cs="Courier New" w:hint="default"/>
+      </w:rPr>
+    </w:lvl>
+    <w:lvl w:ilvl="5" w:tplc="08090005" w:tentative="1">
+      <w:start w:val="1"/>
+      <w:numFmt w:val="bullet"/>
+      <w:lvlText w:val=""/>
+      <w:lvlJc w:val="left"/>
+      <w:pPr>
+        <w:ind w:left="5040" w:hanging="360"/>
+      </w:pPr>
+      <w:rPr>
+        <w:rFonts w:ascii="Wingdings" w:hAnsi="Wingdings" w:hint="default"/>
+      </w:rPr>
+    </w:lvl>
+    <w:lvl w:ilvl="6" w:tplc="08090001" w:tentative="1">
+      <w:start w:val="1"/>
+      <w:numFmt w:val="bullet"/>
+      <w:lvlText w:val=""/>
+      <w:lvlJc w:val="left"/>
+      <w:pPr>
+        <w:ind w:left="5760" w:hanging="360"/>
+      </w:pPr>
+      <w:rPr>
+        <w:rFonts w:ascii="Symbol" w:hAnsi="Symbol" w:hint="default"/>
+      </w:rPr>
+    </w:lvl>
+    <w:lvl w:ilvl="7" w:tplc="08090003" w:tentative="1">
+      <w:start w:val="1"/>
+      <w:numFmt w:val="bullet"/>
+      <w:lvlText w:val="o"/>
+      <w:lvlJc w:val="left"/>
+      <w:pPr>
+        <w:ind w:left="6480" w:hanging="360"/>
+      </w:pPr>
+      <w:rPr>
+        <w:rFonts w:ascii="Courier New" w:hAnsi="Courier New" w:cs="Courier New" w:hint="default"/>
+      </w:rPr>
+    </w:lvl>
+    <w:lvl w:ilvl="8" w:tplc="08090005" w:tentative="1">
+      <w:start w:val="1"/>
+      <w:numFmt w:val="bullet"/>
+      <w:lvlText w:val=""/>
+      <w:lvlJc w:val="left"/>
+      <w:pPr>
+        <w:ind w:left="7200" w:hanging="360"/>
+      </w:pPr>
+      <w:rPr>
+        <w:rFonts w:ascii="Wingdings" w:hAnsi="Wingdings" w:hint="default"/>
+      </w:rPr>
+    </w:lvl>
+  </w:abstractNum>
+  <w:abstractNum w:abstractNumId="36" w15:restartNumberingAfterBreak="0">
     <w:nsid w:val="5D473E8D"/>
     <w:multiLevelType w:val="multilevel"/>
     <w:tmpl w:val="8C122196"/>
@@ -11157,7 +13325,7 @@
       </w:rPr>
     </w:lvl>
   </w:abstractNum>
-  <w:abstractNum w:abstractNumId="28" w15:restartNumberingAfterBreak="0">
+  <w:abstractNum w:abstractNumId="37" w15:restartNumberingAfterBreak="0">
     <w:nsid w:val="5E5C26FD"/>
     <w:multiLevelType w:val="hybridMultilevel"/>
     <w:tmpl w:val="D7E85FFE"/>
@@ -11269,7 +13437,7 @@
       </w:rPr>
     </w:lvl>
   </w:abstractNum>
-  <w:abstractNum w:abstractNumId="29" w15:restartNumberingAfterBreak="0">
+  <w:abstractNum w:abstractNumId="38" w15:restartNumberingAfterBreak="0">
     <w:nsid w:val="63EB00FC"/>
     <w:multiLevelType w:val="hybridMultilevel"/>
     <w:tmpl w:val="E5EE7288"/>
@@ -11381,7 +13549,7 @@
       </w:rPr>
     </w:lvl>
   </w:abstractNum>
-  <w:abstractNum w:abstractNumId="30" w15:restartNumberingAfterBreak="0">
+  <w:abstractNum w:abstractNumId="39" w15:restartNumberingAfterBreak="0">
     <w:nsid w:val="65CB6C45"/>
     <w:multiLevelType w:val="hybridMultilevel"/>
     <w:tmpl w:val="AA8AEDAA"/>
@@ -11493,7 +13661,7 @@
       </w:rPr>
     </w:lvl>
   </w:abstractNum>
-  <w:abstractNum w:abstractNumId="31" w15:restartNumberingAfterBreak="0">
+  <w:abstractNum w:abstractNumId="40" w15:restartNumberingAfterBreak="0">
     <w:nsid w:val="6AB32697"/>
     <w:multiLevelType w:val="hybridMultilevel"/>
     <w:tmpl w:val="4F9C937A"/>
@@ -11606,7 +13774,7 @@
       </w:rPr>
     </w:lvl>
   </w:abstractNum>
-  <w:abstractNum w:abstractNumId="32" w15:restartNumberingAfterBreak="0">
+  <w:abstractNum w:abstractNumId="41" w15:restartNumberingAfterBreak="0">
     <w:nsid w:val="6E6D1859"/>
     <w:multiLevelType w:val="hybridMultilevel"/>
     <w:tmpl w:val="9FD6810E"/>
@@ -11718,7 +13886,120 @@
       </w:rPr>
     </w:lvl>
   </w:abstractNum>
-  <w:abstractNum w:abstractNumId="33" w15:restartNumberingAfterBreak="0">
+  <w:abstractNum w:abstractNumId="42" w15:restartNumberingAfterBreak="0">
+    <w:nsid w:val="76515BDC"/>
+    <w:multiLevelType w:val="hybridMultilevel"/>
+    <w:tmpl w:val="8DA0D8E4"/>
+    <w:lvl w:ilvl="0" w:tplc="08090001">
+      <w:start w:val="1"/>
+      <w:numFmt w:val="bullet"/>
+      <w:lvlText w:val=""/>
+      <w:lvlJc w:val="left"/>
+      <w:pPr>
+        <w:ind w:left="720" w:hanging="360"/>
+      </w:pPr>
+      <w:rPr>
+        <w:rFonts w:ascii="Symbol" w:hAnsi="Symbol" w:hint="default"/>
+      </w:rPr>
+    </w:lvl>
+    <w:lvl w:ilvl="1" w:tplc="08090003" w:tentative="1">
+      <w:start w:val="1"/>
+      <w:numFmt w:val="bullet"/>
+      <w:lvlText w:val="o"/>
+      <w:lvlJc w:val="left"/>
+      <w:pPr>
+        <w:ind w:left="1440" w:hanging="360"/>
+      </w:pPr>
+      <w:rPr>
+        <w:rFonts w:ascii="Courier New" w:hAnsi="Courier New" w:cs="Courier New" w:hint="default"/>
+      </w:rPr>
+    </w:lvl>
+    <w:lvl w:ilvl="2" w:tplc="08090005" w:tentative="1">
+      <w:start w:val="1"/>
+      <w:numFmt w:val="bullet"/>
+      <w:lvlText w:val=""/>
+      <w:lvlJc w:val="left"/>
+      <w:pPr>
+        <w:ind w:left="2160" w:hanging="360"/>
+      </w:pPr>
+      <w:rPr>
+        <w:rFonts w:ascii="Wingdings" w:hAnsi="Wingdings" w:hint="default"/>
+      </w:rPr>
+    </w:lvl>
+    <w:lvl w:ilvl="3" w:tplc="08090001" w:tentative="1">
+      <w:start w:val="1"/>
+      <w:numFmt w:val="bullet"/>
+      <w:lvlText w:val=""/>
+      <w:lvlJc w:val="left"/>
+      <w:pPr>
+        <w:ind w:left="2880" w:hanging="360"/>
+      </w:pPr>
+      <w:rPr>
+        <w:rFonts w:ascii="Symbol" w:hAnsi="Symbol" w:hint="default"/>
+      </w:rPr>
+    </w:lvl>
+    <w:lvl w:ilvl="4" w:tplc="08090003" w:tentative="1">
+      <w:start w:val="1"/>
+      <w:numFmt w:val="bullet"/>
+      <w:lvlText w:val="o"/>
+      <w:lvlJc w:val="left"/>
+      <w:pPr>
+        <w:ind w:left="3600" w:hanging="360"/>
+      </w:pPr>
+      <w:rPr>
+        <w:rFonts w:ascii="Courier New" w:hAnsi="Courier New" w:cs="Courier New" w:hint="default"/>
+      </w:rPr>
+    </w:lvl>
+    <w:lvl w:ilvl="5" w:tplc="08090005" w:tentative="1">
+      <w:start w:val="1"/>
+      <w:numFmt w:val="bullet"/>
+      <w:lvlText w:val=""/>
+      <w:lvlJc w:val="left"/>
+      <w:pPr>
+        <w:ind w:left="4320" w:hanging="360"/>
+      </w:pPr>
+      <w:rPr>
+        <w:rFonts w:ascii="Wingdings" w:hAnsi="Wingdings" w:hint="default"/>
+      </w:rPr>
+    </w:lvl>
+    <w:lvl w:ilvl="6" w:tplc="08090001" w:tentative="1">
+      <w:start w:val="1"/>
+      <w:numFmt w:val="bullet"/>
+      <w:lvlText w:val=""/>
+      <w:lvlJc w:val="left"/>
+      <w:pPr>
+        <w:ind w:left="5040" w:hanging="360"/>
+      </w:pPr>
+      <w:rPr>
+        <w:rFonts w:ascii="Symbol" w:hAnsi="Symbol" w:hint="default"/>
+      </w:rPr>
+    </w:lvl>
+    <w:lvl w:ilvl="7" w:tplc="08090003" w:tentative="1">
+      <w:start w:val="1"/>
+      <w:numFmt w:val="bullet"/>
+      <w:lvlText w:val="o"/>
+      <w:lvlJc w:val="left"/>
+      <w:pPr>
+        <w:ind w:left="5760" w:hanging="360"/>
+      </w:pPr>
+      <w:rPr>
+        <w:rFonts w:ascii="Courier New" w:hAnsi="Courier New" w:cs="Courier New" w:hint="default"/>
+      </w:rPr>
+    </w:lvl>
+    <w:lvl w:ilvl="8" w:tplc="08090005" w:tentative="1">
+      <w:start w:val="1"/>
+      <w:numFmt w:val="bullet"/>
+      <w:lvlText w:val=""/>
+      <w:lvlJc w:val="left"/>
+      <w:pPr>
+        <w:ind w:left="6480" w:hanging="360"/>
+      </w:pPr>
+      <w:rPr>
+        <w:rFonts w:ascii="Wingdings" w:hAnsi="Wingdings" w:hint="default"/>
+      </w:rPr>
+    </w:lvl>
+  </w:abstractNum>
+  <w:abstractNum w:abstractNumId="43" w15:restartNumberingAfterBreak="0">
     <w:nsid w:val="76851DE9"/>
     <w:multiLevelType w:val="hybridMultilevel"/>
     <w:tmpl w:val="56960BAE"/>
@@ -11804,7 +14085,120 @@
       </w:pPr>
     </w:lvl>
   </w:abstractNum>
-  <w:abstractNum w:abstractNumId="34" w15:restartNumberingAfterBreak="0">
+  <w:abstractNum w:abstractNumId="44" w15:restartNumberingAfterBreak="0">
+    <w:nsid w:val="786C17F6"/>
+    <w:multiLevelType w:val="hybridMultilevel"/>
+    <w:tmpl w:val="D660AE96"/>
+    <w:lvl w:ilvl="0" w:tplc="08090001">
+      <w:start w:val="1"/>
+      <w:numFmt w:val="bullet"/>
+      <w:lvlText w:val=""/>
+      <w:lvlJc w:val="left"/>
+      <w:pPr>
+        <w:ind w:left="720" w:hanging="360"/>
+      </w:pPr>
+      <w:rPr>
+        <w:rFonts w:ascii="Symbol" w:hAnsi="Symbol" w:hint="default"/>
+      </w:rPr>
+    </w:lvl>
+    <w:lvl w:ilvl="1" w:tplc="08090003" w:tentative="1">
+      <w:start w:val="1"/>
+      <w:numFmt w:val="bullet"/>
+      <w:lvlText w:val="o"/>
+      <w:lvlJc w:val="left"/>
+      <w:pPr>
+        <w:ind w:left="1440" w:hanging="360"/>
+      </w:pPr>
+      <w:rPr>
+        <w:rFonts w:ascii="Courier New" w:hAnsi="Courier New" w:cs="Courier New" w:hint="default"/>
+      </w:rPr>
+    </w:lvl>
+    <w:lvl w:ilvl="2" w:tplc="08090005" w:tentative="1">
+      <w:start w:val="1"/>
+      <w:numFmt w:val="bullet"/>
+      <w:lvlText w:val=""/>
+      <w:lvlJc w:val="left"/>
+      <w:pPr>
+        <w:ind w:left="2160" w:hanging="360"/>
+      </w:pPr>
+      <w:rPr>
+        <w:rFonts w:ascii="Wingdings" w:hAnsi="Wingdings" w:hint="default"/>
+      </w:rPr>
+    </w:lvl>
+    <w:lvl w:ilvl="3" w:tplc="08090001" w:tentative="1">
+      <w:start w:val="1"/>
+      <w:numFmt w:val="bullet"/>
+      <w:lvlText w:val=""/>
+      <w:lvlJc w:val="left"/>
+      <w:pPr>
+        <w:ind w:left="2880" w:hanging="360"/>
+      </w:pPr>
+      <w:rPr>
+        <w:rFonts w:ascii="Symbol" w:hAnsi="Symbol" w:hint="default"/>
+      </w:rPr>
+    </w:lvl>
+    <w:lvl w:ilvl="4" w:tplc="08090003" w:tentative="1">
+      <w:start w:val="1"/>
+      <w:numFmt w:val="bullet"/>
+      <w:lvlText w:val="o"/>
+      <w:lvlJc w:val="left"/>
+      <w:pPr>
+        <w:ind w:left="3600" w:hanging="360"/>
+      </w:pPr>
+      <w:rPr>
+        <w:rFonts w:ascii="Courier New" w:hAnsi="Courier New" w:cs="Courier New" w:hint="default"/>
+      </w:rPr>
+    </w:lvl>
+    <w:lvl w:ilvl="5" w:tplc="08090005" w:tentative="1">
+      <w:start w:val="1"/>
+      <w:numFmt w:val="bullet"/>
+      <w:lvlText w:val=""/>
+      <w:lvlJc w:val="left"/>
+      <w:pPr>
+        <w:ind w:left="4320" w:hanging="360"/>
+      </w:pPr>
+      <w:rPr>
+        <w:rFonts w:ascii="Wingdings" w:hAnsi="Wingdings" w:hint="default"/>
+      </w:rPr>
+    </w:lvl>
+    <w:lvl w:ilvl="6" w:tplc="08090001" w:tentative="1">
+      <w:start w:val="1"/>
+      <w:numFmt w:val="bullet"/>
+      <w:lvlText w:val=""/>
+      <w:lvlJc w:val="left"/>
+      <w:pPr>
+        <w:ind w:left="5040" w:hanging="360"/>
+      </w:pPr>
+      <w:rPr>
+        <w:rFonts w:ascii="Symbol" w:hAnsi="Symbol" w:hint="default"/>
+      </w:rPr>
+    </w:lvl>
+    <w:lvl w:ilvl="7" w:tplc="08090003" w:tentative="1">
+      <w:start w:val="1"/>
+      <w:numFmt w:val="bullet"/>
+      <w:lvlText w:val="o"/>
+      <w:lvlJc w:val="left"/>
+      <w:pPr>
+        <w:ind w:left="5760" w:hanging="360"/>
+      </w:pPr>
+      <w:rPr>
+        <w:rFonts w:ascii="Courier New" w:hAnsi="Courier New" w:cs="Courier New" w:hint="default"/>
+      </w:rPr>
+    </w:lvl>
+    <w:lvl w:ilvl="8" w:tplc="08090005" w:tentative="1">
+      <w:start w:val="1"/>
+      <w:numFmt w:val="bullet"/>
+      <w:lvlText w:val=""/>
+      <w:lvlJc w:val="left"/>
+      <w:pPr>
+        <w:ind w:left="6480" w:hanging="360"/>
+      </w:pPr>
+      <w:rPr>
+        <w:rFonts w:ascii="Wingdings" w:hAnsi="Wingdings" w:hint="default"/>
+      </w:rPr>
+    </w:lvl>
+  </w:abstractNum>
+  <w:abstractNum w:abstractNumId="45" w15:restartNumberingAfterBreak="0">
     <w:nsid w:val="7AD640C4"/>
     <w:multiLevelType w:val="hybridMultilevel"/>
     <w:tmpl w:val="E2D6D876"/>
@@ -11893,7 +14287,7 @@
       </w:pPr>
     </w:lvl>
   </w:abstractNum>
-  <w:abstractNum w:abstractNumId="35" w15:restartNumberingAfterBreak="0">
+  <w:abstractNum w:abstractNumId="46" w15:restartNumberingAfterBreak="0">
     <w:nsid w:val="7D377E15"/>
     <w:multiLevelType w:val="hybridMultilevel"/>
     <w:tmpl w:val="7C86B786"/>
@@ -11980,7 +14374,7 @@
       </w:pPr>
     </w:lvl>
   </w:abstractNum>
-  <w:abstractNum w:abstractNumId="36" w15:restartNumberingAfterBreak="0">
+  <w:abstractNum w:abstractNumId="47" w15:restartNumberingAfterBreak="0">
     <w:nsid w:val="7F635DC1"/>
     <w:multiLevelType w:val="hybridMultilevel"/>
     <w:tmpl w:val="1EEA4260"/>
@@ -12092,7 +14486,7 @@
       </w:rPr>
     </w:lvl>
   </w:abstractNum>
-  <w:abstractNum w:abstractNumId="37" w15:restartNumberingAfterBreak="0">
+  <w:abstractNum w:abstractNumId="48" w15:restartNumberingAfterBreak="0">
     <w:nsid w:val="7FF417D0"/>
     <w:multiLevelType w:val="hybridMultilevel"/>
     <w:tmpl w:val="95488D42"/>
@@ -12206,10 +14600,10 @@
     </w:lvl>
   </w:abstractNum>
   <w:num w:numId="1" w16cid:durableId="174266328">
-    <w:abstractNumId w:val="31"/>
+    <w:abstractNumId w:val="40"/>
   </w:num>
   <w:num w:numId="2" w16cid:durableId="832573496">
-    <w:abstractNumId w:val="27"/>
+    <w:abstractNumId w:val="36"/>
   </w:num>
   <w:num w:numId="3" w16cid:durableId="892622979">
     <w:abstractNumId w:val="9"/>
@@ -12242,43 +14636,43 @@
     <w:abstractNumId w:val="0"/>
   </w:num>
   <w:num w:numId="13" w16cid:durableId="1956325945">
-    <w:abstractNumId w:val="13"/>
+    <w:abstractNumId w:val="14"/>
   </w:num>
   <w:num w:numId="14" w16cid:durableId="268777641">
-    <w:abstractNumId w:val="37"/>
+    <w:abstractNumId w:val="48"/>
   </w:num>
   <w:num w:numId="15" w16cid:durableId="809250736">
-    <w:abstractNumId w:val="16"/>
+    <w:abstractNumId w:val="19"/>
   </w:num>
   <w:num w:numId="16" w16cid:durableId="402535018">
     <w:abstractNumId w:val="10"/>
   </w:num>
   <w:num w:numId="17" w16cid:durableId="901797734">
-    <w:abstractNumId w:val="19"/>
+    <w:abstractNumId w:val="22"/>
   </w:num>
   <w:num w:numId="18" w16cid:durableId="705446917">
-    <w:abstractNumId w:val="20"/>
+    <w:abstractNumId w:val="23"/>
   </w:num>
   <w:num w:numId="19" w16cid:durableId="1192458372">
-    <w:abstractNumId w:val="18"/>
+    <w:abstractNumId w:val="21"/>
   </w:num>
   <w:num w:numId="20" w16cid:durableId="530460917">
-    <w:abstractNumId w:val="33"/>
+    <w:abstractNumId w:val="43"/>
   </w:num>
   <w:num w:numId="21" w16cid:durableId="729882044">
     <w:abstractNumId w:val="11"/>
   </w:num>
   <w:num w:numId="22" w16cid:durableId="584341950">
-    <w:abstractNumId w:val="21"/>
+    <w:abstractNumId w:val="24"/>
   </w:num>
   <w:num w:numId="23" w16cid:durableId="1717461414">
-    <w:abstractNumId w:val="34"/>
+    <w:abstractNumId w:val="45"/>
   </w:num>
   <w:num w:numId="24" w16cid:durableId="267156492">
-    <w:abstractNumId w:val="23"/>
+    <w:abstractNumId w:val="27"/>
   </w:num>
   <w:num w:numId="25" w16cid:durableId="222300938">
-    <w:abstractNumId w:val="23"/>
+    <w:abstractNumId w:val="27"/>
     <w:lvlOverride w:ilvl="0">
       <w:startOverride w:val="1"/>
     </w:lvlOverride>
@@ -12308,10 +14702,10 @@
     </w:lvlOverride>
   </w:num>
   <w:num w:numId="26" w16cid:durableId="2142720290">
-    <w:abstractNumId w:val="23"/>
+    <w:abstractNumId w:val="27"/>
   </w:num>
   <w:num w:numId="27" w16cid:durableId="787507277">
-    <w:abstractNumId w:val="23"/>
+    <w:abstractNumId w:val="27"/>
     <w:lvlOverride w:ilvl="0">
       <w:startOverride w:val="1"/>
     </w:lvlOverride>
@@ -12341,46 +14735,79 @@
     </w:lvlOverride>
   </w:num>
   <w:num w:numId="28" w16cid:durableId="2080205394">
+    <w:abstractNumId w:val="46"/>
+  </w:num>
+  <w:num w:numId="29" w16cid:durableId="1400133235">
+    <w:abstractNumId w:val="30"/>
+  </w:num>
+  <w:num w:numId="30" w16cid:durableId="289677256">
+    <w:abstractNumId w:val="29"/>
+  </w:num>
+  <w:num w:numId="31" w16cid:durableId="61413871">
+    <w:abstractNumId w:val="17"/>
+  </w:num>
+  <w:num w:numId="32" w16cid:durableId="699362388">
+    <w:abstractNumId w:val="13"/>
+  </w:num>
+  <w:num w:numId="33" w16cid:durableId="651377052">
+    <w:abstractNumId w:val="37"/>
+  </w:num>
+  <w:num w:numId="34" w16cid:durableId="217084537">
+    <w:abstractNumId w:val="41"/>
+  </w:num>
+  <w:num w:numId="35" w16cid:durableId="2037730960">
+    <w:abstractNumId w:val="15"/>
+  </w:num>
+  <w:num w:numId="36" w16cid:durableId="1552493555">
+    <w:abstractNumId w:val="31"/>
+  </w:num>
+  <w:num w:numId="37" w16cid:durableId="1261986674">
+    <w:abstractNumId w:val="39"/>
+  </w:num>
+  <w:num w:numId="38" w16cid:durableId="181094911">
+    <w:abstractNumId w:val="47"/>
+  </w:num>
+  <w:num w:numId="39" w16cid:durableId="182675881">
+    <w:abstractNumId w:val="20"/>
+  </w:num>
+  <w:num w:numId="40" w16cid:durableId="256325837">
+    <w:abstractNumId w:val="26"/>
+  </w:num>
+  <w:num w:numId="41" w16cid:durableId="1937907372">
+    <w:abstractNumId w:val="38"/>
+  </w:num>
+  <w:num w:numId="42" w16cid:durableId="1437097290">
+    <w:abstractNumId w:val="18"/>
+  </w:num>
+  <w:num w:numId="43" w16cid:durableId="148404491">
+    <w:abstractNumId w:val="42"/>
+  </w:num>
+  <w:num w:numId="44" w16cid:durableId="1563255874">
+    <w:abstractNumId w:val="44"/>
+  </w:num>
+  <w:num w:numId="45" w16cid:durableId="937787373">
+    <w:abstractNumId w:val="12"/>
+  </w:num>
+  <w:num w:numId="46" w16cid:durableId="1963802606">
+    <w:abstractNumId w:val="28"/>
+  </w:num>
+  <w:num w:numId="47" w16cid:durableId="1943609928">
+    <w:abstractNumId w:val="34"/>
+  </w:num>
+  <w:num w:numId="48" w16cid:durableId="474760885">
+    <w:abstractNumId w:val="25"/>
+  </w:num>
+  <w:num w:numId="49" w16cid:durableId="1073283092">
+    <w:abstractNumId w:val="16"/>
+  </w:num>
+  <w:num w:numId="50" w16cid:durableId="564799922">
+    <w:abstractNumId w:val="32"/>
+  </w:num>
+  <w:num w:numId="51" w16cid:durableId="263421578">
     <w:abstractNumId w:val="35"/>
   </w:num>
-  <w:num w:numId="29" w16cid:durableId="1400133235">
-    <w:abstractNumId w:val="25"/>
-  </w:num>
-  <w:num w:numId="30" w16cid:durableId="289677256">
-    <w:abstractNumId w:val="24"/>
-  </w:num>
-  <w:num w:numId="31" w16cid:durableId="61413871">
-    <w:abstractNumId w:val="15"/>
-  </w:num>
-  <w:num w:numId="32" w16cid:durableId="699362388">
-    <w:abstractNumId w:val="12"/>
-  </w:num>
-  <w:num w:numId="33" w16cid:durableId="651377052">
-    <w:abstractNumId w:val="28"/>
-  </w:num>
-  <w:num w:numId="34" w16cid:durableId="217084537">
-    <w:abstractNumId w:val="32"/>
-  </w:num>
-  <w:num w:numId="35" w16cid:durableId="2037730960">
-    <w:abstractNumId w:val="14"/>
-  </w:num>
-  <w:num w:numId="36" w16cid:durableId="1552493555">
-    <w:abstractNumId w:val="26"/>
-  </w:num>
-  <w:num w:numId="37" w16cid:durableId="1261986674">
-    <w:abstractNumId w:val="30"/>
-  </w:num>
-  <w:num w:numId="38" w16cid:durableId="181094911">
-    <w:abstractNumId w:val="36"/>
-  </w:num>
-  <w:num w:numId="39" w16cid:durableId="182675881">
-    <w:abstractNumId w:val="17"/>
-  </w:num>
-  <w:num w:numId="40" w16cid:durableId="256325837">
-    <w:abstractNumId w:val="22"/>
-  </w:num>
-  <w:num w:numId="41" w16cid:durableId="1937907372">
-    <w:abstractNumId w:val="29"/>
+  <w:num w:numId="52" w16cid:durableId="1395927768">
+    <w:abstractNumId w:val="33"/>
   </w:num>
 </w:numbering>
 </file>
